--- a/网安-加速卡测试用例20260317.docx
+++ b/网安-加速卡测试用例20260317.docx
@@ -1,6 +1,6 @@
 
 <file path=word/document.xml><?xml version="1.0" encoding="utf-8"?>
-<w:document xmlns:wpc="http://schemas.microsoft.com/office/word/2010/wordprocessingCanvas" xmlns:cx="http://schemas.microsoft.com/office/drawing/2014/chartex" xmlns:cx1="http://schemas.microsoft.com/office/drawing/2015/9/8/chartex" xmlns:cx2="http://schemas.microsoft.com/office/drawing/2015/10/21/chartex" xmlns:cx3="http://schemas.microsoft.com/office/drawing/2016/5/9/chartex" xmlns:cx4="http://schemas.microsoft.com/office/drawing/2016/5/10/chartex" xmlns:cx5="http://schemas.microsoft.com/office/drawing/2016/5/11/chartex" xmlns:cx6="http://schemas.microsoft.com/office/drawing/2016/5/12/chartex" xmlns:cx7="http://schemas.microsoft.com/office/drawing/2016/5/13/chartex" xmlns:cx8="http://schemas.microsoft.com/office/drawing/2016/5/14/chartex" xmlns:mc="http://schemas.openxmlformats.org/markup-compatibility/2006" xmlns:aink="http://schemas.microsoft.com/office/drawing/2016/ink" xmlns:am3d="http://schemas.microsoft.com/office/drawing/2017/model3d" xmlns:o="urn:schemas-microsoft-com:office:office" xmlns:oel="http://schemas.microsoft.com/office/2019/extlst" xmlns:r="http://schemas.openxmlformats.org/officeDocument/2006/relationships" xmlns:m="http://schemas.openxmlformats.org/officeDocument/2006/math" xmlns:v="urn:schemas-microsoft-com:vml" xmlns:wp14="http://schemas.microsoft.com/office/word/2010/wordprocessingDrawing" xmlns:wp="http://schemas.openxmlformats.org/drawingml/2006/wordprocessingDrawing" xmlns:w10="urn:schemas-microsoft-com:office:word" xmlns:w="http://schemas.openxmlformats.org/wordprocessingml/2006/main" xmlns:w14="http://schemas.microsoft.com/office/word/2010/wordml" xmlns:w15="http://schemas.microsoft.com/office/word/2012/wordml" xmlns:w16cex="http://schemas.microsoft.com/office/word/2018/wordml/cex" xmlns:w16cid="http://schemas.microsoft.com/office/word/2016/wordml/cid" xmlns:w16="http://schemas.microsoft.com/office/word/2018/wordml" xmlns:w16sdtdh="http://schemas.microsoft.com/office/word/2020/wordml/sdtdatahash" xmlns:w16se="http://schemas.microsoft.com/office/word/2015/wordml/symex" xmlns:wpg="http://schemas.microsoft.com/office/word/2010/wordprocessingGroup" xmlns:wpi="http://schemas.microsoft.com/office/word/2010/wordprocessingInk" xmlns:wne="http://schemas.microsoft.com/office/word/2006/wordml" xmlns:wps="http://schemas.microsoft.com/office/word/2010/wordprocessingShape" mc:Ignorable="w14 w15 w16se w16cid w16 w16cex w16sdtdh wp14">
+<w:document xmlns:wpc="http://schemas.microsoft.com/office/word/2010/wordprocessingCanvas" xmlns:cx="http://schemas.microsoft.com/office/drawing/2014/chartex" xmlns:cx1="http://schemas.microsoft.com/office/drawing/2015/9/8/chartex" xmlns:cx2="http://schemas.microsoft.com/office/drawing/2015/10/21/chartex" xmlns:cx3="http://schemas.microsoft.com/office/drawing/2016/5/9/chartex" xmlns:cx4="http://schemas.microsoft.com/office/drawing/2016/5/10/chartex" xmlns:cx5="http://schemas.microsoft.com/office/drawing/2016/5/11/chartex" xmlns:cx6="http://schemas.microsoft.com/office/drawing/2016/5/12/chartex" xmlns:cx7="http://schemas.microsoft.com/office/drawing/2016/5/13/chartex" xmlns:cx8="http://schemas.microsoft.com/office/drawing/2016/5/14/chartex" xmlns:mc="http://schemas.openxmlformats.org/markup-compatibility/2006" xmlns:aink="http://schemas.microsoft.com/office/drawing/2016/ink" xmlns:am3d="http://schemas.microsoft.com/office/drawing/2017/model3d" xmlns:o="urn:schemas-microsoft-com:office:office" xmlns:oel="http://schemas.microsoft.com/office/2019/extlst" xmlns:r="http://schemas.openxmlformats.org/officeDocument/2006/relationships" xmlns:m="http://schemas.openxmlformats.org/officeDocument/2006/math" xmlns:v="urn:schemas-microsoft-com:vml" xmlns:wp14="http://schemas.microsoft.com/office/word/2010/wordprocessingDrawing" xmlns:wp="http://schemas.openxmlformats.org/drawingml/2006/wordprocessingDrawing" xmlns:w10="urn:schemas-microsoft-com:office:word" xmlns:w="http://schemas.openxmlformats.org/wordprocessingml/2006/main" xmlns:w14="http://schemas.microsoft.com/office/word/2010/wordml" xmlns:w15="http://schemas.microsoft.com/office/word/2012/wordml" xmlns:w16cex="http://schemas.microsoft.com/office/word/2018/wordml/cex" xmlns:w16cid="http://schemas.microsoft.com/office/word/2016/wordml/cid" xmlns:w16="http://schemas.microsoft.com/office/word/2018/wordml" xmlns:w16du="http://schemas.microsoft.com/office/word/2023/wordml/word16du" xmlns:w16sdtdh="http://schemas.microsoft.com/office/word/2020/wordml/sdtdatahash" xmlns:w16sdtfl="http://schemas.microsoft.com/office/word/2024/wordml/sdtformatlock" xmlns:w16se="http://schemas.microsoft.com/office/word/2015/wordml/symex" xmlns:wpg="http://schemas.microsoft.com/office/word/2010/wordprocessingGroup" xmlns:wpi="http://schemas.microsoft.com/office/word/2010/wordprocessingInk" xmlns:wne="http://schemas.microsoft.com/office/word/2006/wordml" xmlns:wps="http://schemas.microsoft.com/office/word/2010/wordprocessingShape" mc:Ignorable="w14 w15 w16se w16cid w16 w16cex w16sdtdh w16sdtfl w16du wp14">
   <w:body>
     <w:p>
       <w:pPr>
@@ -25,76 +25,22 @@
         <w:jc w:val="both"/>
       </w:pPr>
     </w:p>
-    <w:p>
-      <w:pPr>
-        <w:rPr>
-          <w:rFonts w:hint="eastAsia"/>
-        </w:rPr>
-      </w:pPr>
-    </w:p>
-    <w:p>
-      <w:pPr>
-        <w:rPr>
-          <w:rFonts w:hint="eastAsia"/>
-        </w:rPr>
-      </w:pPr>
-    </w:p>
-    <w:p>
-      <w:pPr>
-        <w:rPr>
-          <w:rFonts w:hint="eastAsia"/>
-        </w:rPr>
-      </w:pPr>
-    </w:p>
-    <w:p>
-      <w:pPr>
-        <w:rPr>
-          <w:rFonts w:hint="eastAsia"/>
-        </w:rPr>
-      </w:pPr>
-    </w:p>
-    <w:p>
-      <w:pPr>
-        <w:rPr>
-          <w:rFonts w:hint="eastAsia"/>
-        </w:rPr>
-      </w:pPr>
-    </w:p>
-    <w:p>
-      <w:pPr>
-        <w:rPr>
-          <w:rFonts w:hint="eastAsia"/>
-        </w:rPr>
-      </w:pPr>
-    </w:p>
-    <w:p>
-      <w:pPr>
-        <w:rPr>
-          <w:rFonts w:hint="eastAsia"/>
-        </w:rPr>
-      </w:pPr>
-    </w:p>
-    <w:p>
-      <w:pPr>
-        <w:rPr>
-          <w:rFonts w:hint="eastAsia"/>
-        </w:rPr>
-      </w:pPr>
-    </w:p>
-    <w:p>
-      <w:pPr>
-        <w:rPr>
-          <w:rFonts w:hint="eastAsia"/>
-        </w:rPr>
-      </w:pPr>
-    </w:p>
+    <w:p/>
+    <w:p/>
+    <w:p/>
+    <w:p/>
+    <w:p/>
+    <w:p/>
+    <w:p/>
+    <w:p/>
+    <w:p/>
     <w:p>
       <w:pPr>
         <w:pStyle w:val="HPC"/>
         <w:ind w:firstLineChars="0" w:firstLine="0"/>
         <w:jc w:val="center"/>
         <w:rPr>
-          <w:rFonts w:ascii="楷体" w:eastAsia="楷体" w:hAnsi="楷体" w:hint="eastAsia"/>
+          <w:rFonts w:ascii="楷体" w:eastAsia="楷体" w:hAnsi="楷体"/>
           <w:b/>
           <w:bCs/>
           <w:sz w:val="72"/>
@@ -188,54 +134,13 @@
         <w:t>7</w:t>
       </w:r>
     </w:p>
+    <w:p/>
+    <w:p/>
+    <w:p/>
+    <w:p/>
+    <w:p/>
+    <w:p/>
     <w:p>
-      <w:pPr>
-        <w:rPr>
-          <w:rFonts w:hint="eastAsia"/>
-        </w:rPr>
-      </w:pPr>
-    </w:p>
-    <w:p>
-      <w:pPr>
-        <w:rPr>
-          <w:rFonts w:hint="eastAsia"/>
-        </w:rPr>
-      </w:pPr>
-    </w:p>
-    <w:p>
-      <w:pPr>
-        <w:rPr>
-          <w:rFonts w:hint="eastAsia"/>
-        </w:rPr>
-      </w:pPr>
-    </w:p>
-    <w:p>
-      <w:pPr>
-        <w:rPr>
-          <w:rFonts w:hint="eastAsia"/>
-        </w:rPr>
-      </w:pPr>
-    </w:p>
-    <w:p>
-      <w:pPr>
-        <w:rPr>
-          <w:rFonts w:hint="eastAsia"/>
-        </w:rPr>
-      </w:pPr>
-    </w:p>
-    <w:p>
-      <w:pPr>
-        <w:rPr>
-          <w:rFonts w:hint="eastAsia"/>
-        </w:rPr>
-      </w:pPr>
-    </w:p>
-    <w:p>
-      <w:pPr>
-        <w:rPr>
-          <w:rFonts w:hint="eastAsia"/>
-        </w:rPr>
-      </w:pPr>
       <w:r>
         <w:br w:type="page"/>
       </w:r>
@@ -245,7 +150,7 @@
         <w:spacing w:after="160" w:line="278" w:lineRule="auto"/>
         <w:jc w:val="center"/>
         <w:rPr>
-          <w:rFonts w:ascii="黑体" w:eastAsia="黑体" w:hAnsi="黑体" w:hint="eastAsia"/>
+          <w:rFonts w:ascii="黑体" w:eastAsia="黑体" w:hAnsi="黑体"/>
           <w:b/>
           <w:bCs/>
           <w:sz w:val="32"/>
@@ -274,7 +179,7 @@
           <w:tab w:val="right" w:leader="dot" w:pos="8296"/>
         </w:tabs>
         <w:rPr>
-          <w:rFonts w:asciiTheme="minorHAnsi" w:eastAsiaTheme="minorEastAsia" w:hAnsiTheme="minorHAnsi" w:cstheme="minorBidi" w:hint="eastAsia"/>
+          <w:rFonts w:asciiTheme="minorHAnsi" w:eastAsiaTheme="minorEastAsia" w:hAnsiTheme="minorHAnsi" w:cstheme="minorBidi"/>
           <w:b w:val="0"/>
           <w:bCs w:val="0"/>
           <w:noProof/>
@@ -390,7 +295,7 @@
         </w:tabs>
         <w:ind w:left="480"/>
         <w:rPr>
-          <w:rFonts w:asciiTheme="minorHAnsi" w:eastAsiaTheme="minorEastAsia" w:hAnsiTheme="minorHAnsi" w:cstheme="minorBidi" w:hint="eastAsia"/>
+          <w:rFonts w:asciiTheme="minorHAnsi" w:eastAsiaTheme="minorEastAsia" w:hAnsiTheme="minorHAnsi" w:cstheme="minorBidi"/>
           <w:noProof/>
           <w:kern w:val="2"/>
           <w:sz w:val="22"/>
@@ -481,7 +386,7 @@
         </w:tabs>
         <w:ind w:left="480"/>
         <w:rPr>
-          <w:rFonts w:asciiTheme="minorHAnsi" w:eastAsiaTheme="minorEastAsia" w:hAnsiTheme="minorHAnsi" w:cstheme="minorBidi" w:hint="eastAsia"/>
+          <w:rFonts w:asciiTheme="minorHAnsi" w:eastAsiaTheme="minorEastAsia" w:hAnsiTheme="minorHAnsi" w:cstheme="minorBidi"/>
           <w:noProof/>
           <w:kern w:val="2"/>
           <w:sz w:val="22"/>
@@ -573,7 +478,7 @@
           <w:tab w:val="right" w:leader="dot" w:pos="8296"/>
         </w:tabs>
         <w:rPr>
-          <w:rFonts w:asciiTheme="minorHAnsi" w:eastAsiaTheme="minorEastAsia" w:hAnsiTheme="minorHAnsi" w:cstheme="minorBidi" w:hint="eastAsia"/>
+          <w:rFonts w:asciiTheme="minorHAnsi" w:eastAsiaTheme="minorEastAsia" w:hAnsiTheme="minorHAnsi" w:cstheme="minorBidi"/>
           <w:b w:val="0"/>
           <w:bCs w:val="0"/>
           <w:noProof/>
@@ -675,7 +580,7 @@
         </w:tabs>
         <w:ind w:left="480"/>
         <w:rPr>
-          <w:rFonts w:asciiTheme="minorHAnsi" w:eastAsiaTheme="minorEastAsia" w:hAnsiTheme="minorHAnsi" w:cstheme="minorBidi" w:hint="eastAsia"/>
+          <w:rFonts w:asciiTheme="minorHAnsi" w:eastAsiaTheme="minorEastAsia" w:hAnsiTheme="minorHAnsi" w:cstheme="minorBidi"/>
           <w:noProof/>
           <w:kern w:val="2"/>
           <w:sz w:val="22"/>
@@ -766,7 +671,7 @@
         </w:tabs>
         <w:ind w:left="480"/>
         <w:rPr>
-          <w:rFonts w:asciiTheme="minorHAnsi" w:eastAsiaTheme="minorEastAsia" w:hAnsiTheme="minorHAnsi" w:cstheme="minorBidi" w:hint="eastAsia"/>
+          <w:rFonts w:asciiTheme="minorHAnsi" w:eastAsiaTheme="minorEastAsia" w:hAnsiTheme="minorHAnsi" w:cstheme="minorBidi"/>
           <w:noProof/>
           <w:kern w:val="2"/>
           <w:sz w:val="22"/>
@@ -857,7 +762,7 @@
         </w:tabs>
         <w:ind w:left="480"/>
         <w:rPr>
-          <w:rFonts w:asciiTheme="minorHAnsi" w:eastAsiaTheme="minorEastAsia" w:hAnsiTheme="minorHAnsi" w:cstheme="minorBidi" w:hint="eastAsia"/>
+          <w:rFonts w:asciiTheme="minorHAnsi" w:eastAsiaTheme="minorEastAsia" w:hAnsiTheme="minorHAnsi" w:cstheme="minorBidi"/>
           <w:noProof/>
           <w:kern w:val="2"/>
           <w:sz w:val="22"/>
@@ -948,7 +853,7 @@
         </w:tabs>
         <w:ind w:left="480"/>
         <w:rPr>
-          <w:rFonts w:asciiTheme="minorHAnsi" w:eastAsiaTheme="minorEastAsia" w:hAnsiTheme="minorHAnsi" w:cstheme="minorBidi" w:hint="eastAsia"/>
+          <w:rFonts w:asciiTheme="minorHAnsi" w:eastAsiaTheme="minorEastAsia" w:hAnsiTheme="minorHAnsi" w:cstheme="minorBidi"/>
           <w:noProof/>
           <w:kern w:val="2"/>
           <w:sz w:val="22"/>
@@ -1039,7 +944,7 @@
         </w:tabs>
         <w:ind w:left="480"/>
         <w:rPr>
-          <w:rFonts w:asciiTheme="minorHAnsi" w:eastAsiaTheme="minorEastAsia" w:hAnsiTheme="minorHAnsi" w:cstheme="minorBidi" w:hint="eastAsia"/>
+          <w:rFonts w:asciiTheme="minorHAnsi" w:eastAsiaTheme="minorEastAsia" w:hAnsiTheme="minorHAnsi" w:cstheme="minorBidi"/>
           <w:noProof/>
           <w:kern w:val="2"/>
           <w:sz w:val="22"/>
@@ -1129,7 +1034,7 @@
           <w:tab w:val="right" w:leader="dot" w:pos="8296"/>
         </w:tabs>
         <w:rPr>
-          <w:rFonts w:asciiTheme="minorHAnsi" w:eastAsiaTheme="minorEastAsia" w:hAnsiTheme="minorHAnsi" w:cstheme="minorBidi" w:hint="eastAsia"/>
+          <w:rFonts w:asciiTheme="minorHAnsi" w:eastAsiaTheme="minorEastAsia" w:hAnsiTheme="minorHAnsi" w:cstheme="minorBidi"/>
           <w:b w:val="0"/>
           <w:bCs w:val="0"/>
           <w:noProof/>
@@ -1224,7 +1129,7 @@
         </w:tabs>
         <w:ind w:left="480"/>
         <w:rPr>
-          <w:rFonts w:asciiTheme="minorHAnsi" w:eastAsiaTheme="minorEastAsia" w:hAnsiTheme="minorHAnsi" w:cstheme="minorBidi" w:hint="eastAsia"/>
+          <w:rFonts w:asciiTheme="minorHAnsi" w:eastAsiaTheme="minorEastAsia" w:hAnsiTheme="minorHAnsi" w:cstheme="minorBidi"/>
           <w:noProof/>
           <w:kern w:val="2"/>
           <w:sz w:val="22"/>
@@ -1315,7 +1220,7 @@
         </w:tabs>
         <w:ind w:left="480"/>
         <w:rPr>
-          <w:rFonts w:asciiTheme="minorHAnsi" w:eastAsiaTheme="minorEastAsia" w:hAnsiTheme="minorHAnsi" w:cstheme="minorBidi" w:hint="eastAsia"/>
+          <w:rFonts w:asciiTheme="minorHAnsi" w:eastAsiaTheme="minorEastAsia" w:hAnsiTheme="minorHAnsi" w:cstheme="minorBidi"/>
           <w:noProof/>
           <w:kern w:val="2"/>
           <w:sz w:val="22"/>
@@ -1406,7 +1311,7 @@
         </w:tabs>
         <w:ind w:left="480"/>
         <w:rPr>
-          <w:rFonts w:asciiTheme="minorHAnsi" w:eastAsiaTheme="minorEastAsia" w:hAnsiTheme="minorHAnsi" w:cstheme="minorBidi" w:hint="eastAsia"/>
+          <w:rFonts w:asciiTheme="minorHAnsi" w:eastAsiaTheme="minorEastAsia" w:hAnsiTheme="minorHAnsi" w:cstheme="minorBidi"/>
           <w:noProof/>
           <w:kern w:val="2"/>
           <w:sz w:val="22"/>
@@ -1497,7 +1402,7 @@
         </w:tabs>
         <w:ind w:left="480"/>
         <w:rPr>
-          <w:rFonts w:asciiTheme="minorHAnsi" w:eastAsiaTheme="minorEastAsia" w:hAnsiTheme="minorHAnsi" w:cstheme="minorBidi" w:hint="eastAsia"/>
+          <w:rFonts w:asciiTheme="minorHAnsi" w:eastAsiaTheme="minorEastAsia" w:hAnsiTheme="minorHAnsi" w:cstheme="minorBidi"/>
           <w:noProof/>
           <w:kern w:val="2"/>
           <w:sz w:val="22"/>
@@ -1587,7 +1492,7 @@
           <w:tab w:val="right" w:leader="dot" w:pos="8296"/>
         </w:tabs>
         <w:rPr>
-          <w:rFonts w:asciiTheme="minorHAnsi" w:eastAsiaTheme="minorEastAsia" w:hAnsiTheme="minorHAnsi" w:cstheme="minorBidi" w:hint="eastAsia"/>
+          <w:rFonts w:asciiTheme="minorHAnsi" w:eastAsiaTheme="minorEastAsia" w:hAnsiTheme="minorHAnsi" w:cstheme="minorBidi"/>
           <w:b w:val="0"/>
           <w:bCs w:val="0"/>
           <w:noProof/>
@@ -1682,7 +1587,7 @@
         </w:tabs>
         <w:ind w:left="480"/>
         <w:rPr>
-          <w:rFonts w:asciiTheme="minorHAnsi" w:eastAsiaTheme="minorEastAsia" w:hAnsiTheme="minorHAnsi" w:cstheme="minorBidi" w:hint="eastAsia"/>
+          <w:rFonts w:asciiTheme="minorHAnsi" w:eastAsiaTheme="minorEastAsia" w:hAnsiTheme="minorHAnsi" w:cstheme="minorBidi"/>
           <w:noProof/>
           <w:kern w:val="2"/>
           <w:sz w:val="22"/>
@@ -1773,7 +1678,7 @@
         </w:tabs>
         <w:ind w:left="480"/>
         <w:rPr>
-          <w:rFonts w:asciiTheme="minorHAnsi" w:eastAsiaTheme="minorEastAsia" w:hAnsiTheme="minorHAnsi" w:cstheme="minorBidi" w:hint="eastAsia"/>
+          <w:rFonts w:asciiTheme="minorHAnsi" w:eastAsiaTheme="minorEastAsia" w:hAnsiTheme="minorHAnsi" w:cstheme="minorBidi"/>
           <w:noProof/>
           <w:kern w:val="2"/>
           <w:sz w:val="22"/>
@@ -1864,7 +1769,7 @@
         </w:tabs>
         <w:ind w:left="480"/>
         <w:rPr>
-          <w:rFonts w:asciiTheme="minorHAnsi" w:eastAsiaTheme="minorEastAsia" w:hAnsiTheme="minorHAnsi" w:cstheme="minorBidi" w:hint="eastAsia"/>
+          <w:rFonts w:asciiTheme="minorHAnsi" w:eastAsiaTheme="minorEastAsia" w:hAnsiTheme="minorHAnsi" w:cstheme="minorBidi"/>
           <w:noProof/>
           <w:kern w:val="2"/>
           <w:sz w:val="22"/>
@@ -1955,7 +1860,7 @@
         </w:tabs>
         <w:ind w:left="480"/>
         <w:rPr>
-          <w:rFonts w:asciiTheme="minorHAnsi" w:eastAsiaTheme="minorEastAsia" w:hAnsiTheme="minorHAnsi" w:cstheme="minorBidi" w:hint="eastAsia"/>
+          <w:rFonts w:asciiTheme="minorHAnsi" w:eastAsiaTheme="minorEastAsia" w:hAnsiTheme="minorHAnsi" w:cstheme="minorBidi"/>
           <w:noProof/>
           <w:kern w:val="2"/>
           <w:sz w:val="22"/>
@@ -2046,7 +1951,7 @@
         </w:tabs>
         <w:ind w:left="480"/>
         <w:rPr>
-          <w:rFonts w:asciiTheme="minorHAnsi" w:eastAsiaTheme="minorEastAsia" w:hAnsiTheme="minorHAnsi" w:cstheme="minorBidi" w:hint="eastAsia"/>
+          <w:rFonts w:asciiTheme="minorHAnsi" w:eastAsiaTheme="minorEastAsia" w:hAnsiTheme="minorHAnsi" w:cstheme="minorBidi"/>
           <w:noProof/>
           <w:kern w:val="2"/>
           <w:sz w:val="22"/>
@@ -2137,7 +2042,7 @@
         </w:tabs>
         <w:ind w:left="480"/>
         <w:rPr>
-          <w:rFonts w:asciiTheme="minorHAnsi" w:eastAsiaTheme="minorEastAsia" w:hAnsiTheme="minorHAnsi" w:cstheme="minorBidi" w:hint="eastAsia"/>
+          <w:rFonts w:asciiTheme="minorHAnsi" w:eastAsiaTheme="minorEastAsia" w:hAnsiTheme="minorHAnsi" w:cstheme="minorBidi"/>
           <w:noProof/>
           <w:kern w:val="2"/>
           <w:sz w:val="22"/>
@@ -2228,7 +2133,7 @@
         </w:tabs>
         <w:ind w:left="480"/>
         <w:rPr>
-          <w:rFonts w:asciiTheme="minorHAnsi" w:eastAsiaTheme="minorEastAsia" w:hAnsiTheme="minorHAnsi" w:cstheme="minorBidi" w:hint="eastAsia"/>
+          <w:rFonts w:asciiTheme="minorHAnsi" w:eastAsiaTheme="minorEastAsia" w:hAnsiTheme="minorHAnsi" w:cstheme="minorBidi"/>
           <w:noProof/>
           <w:kern w:val="2"/>
           <w:sz w:val="22"/>
@@ -2326,7 +2231,7 @@
           <w:tab w:val="right" w:leader="dot" w:pos="8296"/>
         </w:tabs>
         <w:rPr>
-          <w:rFonts w:asciiTheme="minorHAnsi" w:eastAsiaTheme="minorEastAsia" w:hAnsiTheme="minorHAnsi" w:cstheme="minorBidi" w:hint="eastAsia"/>
+          <w:rFonts w:asciiTheme="minorHAnsi" w:eastAsiaTheme="minorEastAsia" w:hAnsiTheme="minorHAnsi" w:cstheme="minorBidi"/>
           <w:b w:val="0"/>
           <w:bCs w:val="0"/>
           <w:noProof/>
@@ -2421,7 +2326,7 @@
         </w:tabs>
         <w:ind w:left="480"/>
         <w:rPr>
-          <w:rFonts w:asciiTheme="minorHAnsi" w:eastAsiaTheme="minorEastAsia" w:hAnsiTheme="minorHAnsi" w:cstheme="minorBidi" w:hint="eastAsia"/>
+          <w:rFonts w:asciiTheme="minorHAnsi" w:eastAsiaTheme="minorEastAsia" w:hAnsiTheme="minorHAnsi" w:cstheme="minorBidi"/>
           <w:noProof/>
           <w:kern w:val="2"/>
           <w:sz w:val="22"/>
@@ -2512,7 +2417,7 @@
         </w:tabs>
         <w:ind w:left="480"/>
         <w:rPr>
-          <w:rFonts w:asciiTheme="minorHAnsi" w:eastAsiaTheme="minorEastAsia" w:hAnsiTheme="minorHAnsi" w:cstheme="minorBidi" w:hint="eastAsia"/>
+          <w:rFonts w:asciiTheme="minorHAnsi" w:eastAsiaTheme="minorEastAsia" w:hAnsiTheme="minorHAnsi" w:cstheme="minorBidi"/>
           <w:noProof/>
           <w:kern w:val="2"/>
           <w:sz w:val="22"/>
@@ -2603,7 +2508,7 @@
         </w:tabs>
         <w:ind w:left="480"/>
         <w:rPr>
-          <w:rFonts w:asciiTheme="minorHAnsi" w:eastAsiaTheme="minorEastAsia" w:hAnsiTheme="minorHAnsi" w:cstheme="minorBidi" w:hint="eastAsia"/>
+          <w:rFonts w:asciiTheme="minorHAnsi" w:eastAsiaTheme="minorEastAsia" w:hAnsiTheme="minorHAnsi" w:cstheme="minorBidi"/>
           <w:noProof/>
           <w:kern w:val="2"/>
           <w:sz w:val="22"/>
@@ -2694,7 +2599,7 @@
         </w:tabs>
         <w:ind w:left="480"/>
         <w:rPr>
-          <w:rFonts w:asciiTheme="minorHAnsi" w:eastAsiaTheme="minorEastAsia" w:hAnsiTheme="minorHAnsi" w:cstheme="minorBidi" w:hint="eastAsia"/>
+          <w:rFonts w:asciiTheme="minorHAnsi" w:eastAsiaTheme="minorEastAsia" w:hAnsiTheme="minorHAnsi" w:cstheme="minorBidi"/>
           <w:noProof/>
           <w:kern w:val="2"/>
           <w:sz w:val="22"/>
@@ -2779,9 +2684,6 @@
     <w:p>
       <w:pPr>
         <w:spacing w:after="160" w:line="278" w:lineRule="auto"/>
-        <w:rPr>
-          <w:rFonts w:hint="eastAsia"/>
-        </w:rPr>
       </w:pPr>
       <w:r>
         <w:rPr>
@@ -2797,9 +2699,6 @@
     <w:p>
       <w:pPr>
         <w:spacing w:after="160" w:line="278" w:lineRule="auto"/>
-        <w:rPr>
-          <w:rFonts w:hint="eastAsia"/>
-        </w:rPr>
       </w:pPr>
       <w:r>
         <w:br w:type="page"/>
@@ -2843,9 +2742,6 @@
         <w:pStyle w:val="af0"/>
         <w:keepNext/>
         <w:jc w:val="center"/>
-        <w:rPr>
-          <w:rFonts w:hint="eastAsia"/>
-        </w:rPr>
       </w:pPr>
       <w:r>
         <w:t>表</w:t>
@@ -3520,9 +3416,6 @@
         <w:pStyle w:val="af0"/>
         <w:keepNext/>
         <w:jc w:val="right"/>
-        <w:rPr>
-          <w:rFonts w:hint="eastAsia"/>
-        </w:rPr>
       </w:pPr>
       <w:r>
         <w:t>表</w:t>
@@ -4141,20 +4034,8 @@
         </w:tc>
       </w:tr>
     </w:tbl>
-    <w:p>
-      <w:pPr>
-        <w:rPr>
-          <w:rFonts w:hint="eastAsia"/>
-        </w:rPr>
-      </w:pPr>
-    </w:p>
-    <w:p>
-      <w:pPr>
-        <w:rPr>
-          <w:rFonts w:hint="eastAsia"/>
-        </w:rPr>
-      </w:pPr>
-    </w:p>
+    <w:p/>
+    <w:p/>
     <w:p>
       <w:pPr>
         <w:pStyle w:val="HBC"/>
@@ -4263,7 +4144,6 @@
             <w:pPr>
               <w:jc w:val="center"/>
               <w:rPr>
-                <w:rFonts w:hint="eastAsia"/>
                 <w:b/>
                 <w:bCs/>
               </w:rPr>
@@ -4295,7 +4175,6 @@
             <w:pPr>
               <w:jc w:val="center"/>
               <w:rPr>
-                <w:rFonts w:hint="eastAsia"/>
                 <w:b/>
                 <w:bCs/>
               </w:rPr>
@@ -4336,7 +4215,6 @@
             <w:pPr>
               <w:jc w:val="center"/>
               <w:rPr>
-                <w:rFonts w:hint="eastAsia"/>
                 <w:b/>
                 <w:bCs/>
               </w:rPr>
@@ -4368,7 +4246,6 @@
             <w:pPr>
               <w:jc w:val="center"/>
               <w:rPr>
-                <w:rFonts w:hint="eastAsia"/>
                 <w:b/>
                 <w:bCs/>
               </w:rPr>
@@ -4410,11 +4287,6 @@
             <w:hideMark/>
           </w:tcPr>
           <w:p>
-            <w:pPr>
-              <w:rPr>
-                <w:rFonts w:hint="eastAsia"/>
-              </w:rPr>
-            </w:pPr>
             <w:r>
               <w:rPr>
                 <w:rFonts w:hint="eastAsia"/>
@@ -4437,11 +4309,6 @@
             <w:hideMark/>
           </w:tcPr>
           <w:p>
-            <w:pPr>
-              <w:rPr>
-                <w:rFonts w:hint="eastAsia"/>
-              </w:rPr>
-            </w:pPr>
             <w:r>
               <w:rPr>
                 <w:rFonts w:hint="eastAsia"/>
@@ -4481,11 +4348,6 @@
             <w:hideMark/>
           </w:tcPr>
           <w:p>
-            <w:pPr>
-              <w:rPr>
-                <w:rFonts w:hint="eastAsia"/>
-              </w:rPr>
-            </w:pPr>
             <w:r>
               <w:rPr>
                 <w:rFonts w:hint="eastAsia"/>
@@ -4508,11 +4370,6 @@
             <w:hideMark/>
           </w:tcPr>
           <w:p>
-            <w:pPr>
-              <w:rPr>
-                <w:rFonts w:hint="eastAsia"/>
-              </w:rPr>
-            </w:pPr>
             <w:r>
               <w:rPr>
                 <w:rFonts w:cs="Calibri" w:hint="eastAsia"/>
@@ -4527,11 +4384,6 @@
             </w:r>
           </w:p>
           <w:p>
-            <w:pPr>
-              <w:rPr>
-                <w:rFonts w:hint="eastAsia"/>
-              </w:rPr>
-            </w:pPr>
             <w:r>
               <w:rPr>
                 <w:rFonts w:cs="Calibri" w:hint="eastAsia"/>
@@ -4558,11 +4410,6 @@
             </w:r>
           </w:p>
           <w:p>
-            <w:pPr>
-              <w:rPr>
-                <w:rFonts w:hint="eastAsia"/>
-              </w:rPr>
-            </w:pPr>
             <w:r>
               <w:rPr>
                 <w:rFonts w:cs="Calibri" w:hint="eastAsia"/>
@@ -4577,11 +4424,6 @@
             </w:r>
           </w:p>
           <w:p>
-            <w:pPr>
-              <w:rPr>
-                <w:rFonts w:hint="eastAsia"/>
-              </w:rPr>
-            </w:pPr>
             <w:r>
               <w:rPr>
                 <w:rFonts w:cs="Calibri" w:hint="eastAsia"/>
@@ -4639,11 +4481,6 @@
             <w:hideMark/>
           </w:tcPr>
           <w:p>
-            <w:pPr>
-              <w:rPr>
-                <w:rFonts w:hint="eastAsia"/>
-              </w:rPr>
-            </w:pPr>
             <w:r>
               <w:rPr>
                 <w:rFonts w:hint="eastAsia"/>
@@ -4666,11 +4503,6 @@
             <w:hideMark/>
           </w:tcPr>
           <w:p>
-            <w:pPr>
-              <w:rPr>
-                <w:rFonts w:hint="eastAsia"/>
-              </w:rPr>
-            </w:pPr>
             <w:r>
               <w:rPr>
                 <w:rFonts w:cs="Calibri" w:hint="eastAsia"/>
@@ -4700,11 +4532,6 @@
             </w:r>
           </w:p>
           <w:p>
-            <w:pPr>
-              <w:rPr>
-                <w:rFonts w:hint="eastAsia"/>
-              </w:rPr>
-            </w:pPr>
             <w:r>
               <w:t>2</w:t>
             </w:r>
@@ -4734,11 +4561,6 @@
             </w:r>
           </w:p>
           <w:p>
-            <w:pPr>
-              <w:rPr>
-                <w:rFonts w:hint="eastAsia"/>
-              </w:rPr>
-            </w:pPr>
             <w:r>
               <w:t>3</w:t>
             </w:r>
@@ -4768,11 +4590,6 @@
             </w:r>
           </w:p>
           <w:p>
-            <w:pPr>
-              <w:rPr>
-                <w:rFonts w:hint="eastAsia"/>
-              </w:rPr>
-            </w:pPr>
             <w:r>
               <w:t>4</w:t>
             </w:r>
@@ -4833,11 +4650,6 @@
             <w:hideMark/>
           </w:tcPr>
           <w:p>
-            <w:pPr>
-              <w:rPr>
-                <w:rFonts w:hint="eastAsia"/>
-              </w:rPr>
-            </w:pPr>
             <w:r>
               <w:rPr>
                 <w:rFonts w:hint="eastAsia"/>
@@ -4860,11 +4672,6 @@
             <w:hideMark/>
           </w:tcPr>
           <w:p>
-            <w:pPr>
-              <w:rPr>
-                <w:rFonts w:hint="eastAsia"/>
-              </w:rPr>
-            </w:pPr>
             <w:r>
               <w:rPr>
                 <w:rFonts w:hint="eastAsia"/>
@@ -4916,11 +4723,6 @@
             <w:hideMark/>
           </w:tcPr>
           <w:p>
-            <w:pPr>
-              <w:rPr>
-                <w:rFonts w:hint="eastAsia"/>
-              </w:rPr>
-            </w:pPr>
             <w:bookmarkStart w:id="18" w:name="_Toc183292488"/>
             <w:r>
               <w:rPr>
@@ -4943,13 +4745,7 @@
             </w:tcBorders>
             <w:vAlign w:val="center"/>
           </w:tcPr>
-          <w:p>
-            <w:pPr>
-              <w:rPr>
-                <w:rFonts w:hint="eastAsia"/>
-              </w:rPr>
-            </w:pPr>
-          </w:p>
+          <w:p/>
         </w:tc>
       </w:tr>
     </w:tbl>
@@ -5022,7 +4818,6 @@
             <w:pPr>
               <w:jc w:val="center"/>
               <w:rPr>
-                <w:rFonts w:hint="eastAsia"/>
                 <w:b/>
                 <w:bCs/>
               </w:rPr>
@@ -5054,7 +4849,6 @@
             <w:pPr>
               <w:jc w:val="center"/>
               <w:rPr>
-                <w:rFonts w:hint="eastAsia"/>
                 <w:b/>
                 <w:bCs/>
               </w:rPr>
@@ -5095,7 +4889,6 @@
             <w:pPr>
               <w:jc w:val="center"/>
               <w:rPr>
-                <w:rFonts w:hint="eastAsia"/>
                 <w:b/>
                 <w:bCs/>
               </w:rPr>
@@ -5127,7 +4920,6 @@
             <w:pPr>
               <w:jc w:val="center"/>
               <w:rPr>
-                <w:rFonts w:hint="eastAsia"/>
                 <w:b/>
                 <w:bCs/>
               </w:rPr>
@@ -5169,11 +4961,6 @@
             <w:hideMark/>
           </w:tcPr>
           <w:p>
-            <w:pPr>
-              <w:rPr>
-                <w:rFonts w:hint="eastAsia"/>
-              </w:rPr>
-            </w:pPr>
             <w:r>
               <w:rPr>
                 <w:rFonts w:hint="eastAsia"/>
@@ -5196,11 +4983,6 @@
             <w:hideMark/>
           </w:tcPr>
           <w:p>
-            <w:pPr>
-              <w:rPr>
-                <w:rFonts w:hint="eastAsia"/>
-              </w:rPr>
-            </w:pPr>
             <w:r>
               <w:rPr>
                 <w:rFonts w:hint="eastAsia"/>
@@ -5240,11 +5022,6 @@
             <w:hideMark/>
           </w:tcPr>
           <w:p>
-            <w:pPr>
-              <w:rPr>
-                <w:rFonts w:hint="eastAsia"/>
-              </w:rPr>
-            </w:pPr>
             <w:r>
               <w:rPr>
                 <w:rFonts w:hint="eastAsia"/>
@@ -5267,11 +5044,6 @@
             <w:hideMark/>
           </w:tcPr>
           <w:p>
-            <w:pPr>
-              <w:rPr>
-                <w:rFonts w:hint="eastAsia"/>
-              </w:rPr>
-            </w:pPr>
             <w:r>
               <w:rPr>
                 <w:rFonts w:cs="Calibri" w:hint="eastAsia"/>
@@ -5286,11 +5058,6 @@
             </w:r>
           </w:p>
           <w:p>
-            <w:pPr>
-              <w:rPr>
-                <w:rFonts w:hint="eastAsia"/>
-              </w:rPr>
-            </w:pPr>
             <w:r>
               <w:rPr>
                 <w:rFonts w:cs="Calibri" w:hint="eastAsia"/>
@@ -5317,11 +5084,6 @@
             </w:r>
           </w:p>
           <w:p>
-            <w:pPr>
-              <w:rPr>
-                <w:rFonts w:hint="eastAsia"/>
-              </w:rPr>
-            </w:pPr>
             <w:r>
               <w:rPr>
                 <w:rFonts w:cs="Calibri" w:hint="eastAsia"/>
@@ -5336,11 +5098,6 @@
             </w:r>
           </w:p>
           <w:p>
-            <w:pPr>
-              <w:rPr>
-                <w:rFonts w:hint="eastAsia"/>
-              </w:rPr>
-            </w:pPr>
             <w:r>
               <w:rPr>
                 <w:rFonts w:cs="Calibri" w:hint="eastAsia"/>
@@ -5398,11 +5155,6 @@
             <w:hideMark/>
           </w:tcPr>
           <w:p>
-            <w:pPr>
-              <w:rPr>
-                <w:rFonts w:hint="eastAsia"/>
-              </w:rPr>
-            </w:pPr>
             <w:r>
               <w:rPr>
                 <w:rFonts w:hint="eastAsia"/>
@@ -5425,11 +5177,6 @@
             <w:hideMark/>
           </w:tcPr>
           <w:p>
-            <w:pPr>
-              <w:rPr>
-                <w:rFonts w:hint="eastAsia"/>
-              </w:rPr>
-            </w:pPr>
             <w:r>
               <w:rPr>
                 <w:rFonts w:cs="Calibri" w:hint="eastAsia"/>
@@ -5459,11 +5206,6 @@
             </w:r>
           </w:p>
           <w:p>
-            <w:pPr>
-              <w:rPr>
-                <w:rFonts w:hint="eastAsia"/>
-              </w:rPr>
-            </w:pPr>
             <w:r>
               <w:t>2</w:t>
             </w:r>
@@ -5493,11 +5235,6 @@
             </w:r>
           </w:p>
           <w:p>
-            <w:pPr>
-              <w:rPr>
-                <w:rFonts w:hint="eastAsia"/>
-              </w:rPr>
-            </w:pPr>
             <w:r>
               <w:t>3</w:t>
             </w:r>
@@ -5527,11 +5264,6 @@
             </w:r>
           </w:p>
           <w:p>
-            <w:pPr>
-              <w:rPr>
-                <w:rFonts w:hint="eastAsia"/>
-              </w:rPr>
-            </w:pPr>
             <w:r>
               <w:t>4</w:t>
             </w:r>
@@ -5592,11 +5324,6 @@
             <w:hideMark/>
           </w:tcPr>
           <w:p>
-            <w:pPr>
-              <w:rPr>
-                <w:rFonts w:hint="eastAsia"/>
-              </w:rPr>
-            </w:pPr>
             <w:r>
               <w:rPr>
                 <w:rFonts w:hint="eastAsia"/>
@@ -5621,7 +5348,6 @@
           <w:p>
             <w:pPr>
               <w:rPr>
-                <w:rFonts w:hint="eastAsia"/>
                 <w:color w:val="FF0000"/>
               </w:rPr>
             </w:pPr>
@@ -5658,11 +5384,6 @@
             <w:hideMark/>
           </w:tcPr>
           <w:p>
-            <w:pPr>
-              <w:rPr>
-                <w:rFonts w:hint="eastAsia"/>
-              </w:rPr>
-            </w:pPr>
             <w:r>
               <w:rPr>
                 <w:rFonts w:hint="eastAsia"/>
@@ -5683,13 +5404,7 @@
             </w:tcBorders>
             <w:vAlign w:val="center"/>
           </w:tcPr>
-          <w:p>
-            <w:pPr>
-              <w:rPr>
-                <w:rFonts w:hint="eastAsia"/>
-              </w:rPr>
-            </w:pPr>
-          </w:p>
+          <w:p/>
         </w:tc>
       </w:tr>
     </w:tbl>
@@ -5767,7 +5482,6 @@
             <w:pPr>
               <w:jc w:val="center"/>
               <w:rPr>
-                <w:rFonts w:hint="eastAsia"/>
                 <w:b/>
                 <w:bCs/>
               </w:rPr>
@@ -5799,7 +5513,6 @@
             <w:pPr>
               <w:jc w:val="center"/>
               <w:rPr>
-                <w:rFonts w:hint="eastAsia"/>
                 <w:b/>
                 <w:bCs/>
               </w:rPr>
@@ -5840,7 +5553,6 @@
             <w:pPr>
               <w:jc w:val="center"/>
               <w:rPr>
-                <w:rFonts w:hint="eastAsia"/>
                 <w:b/>
                 <w:bCs/>
               </w:rPr>
@@ -5872,7 +5584,6 @@
             <w:pPr>
               <w:jc w:val="center"/>
               <w:rPr>
-                <w:rFonts w:hint="eastAsia"/>
                 <w:b/>
                 <w:bCs/>
               </w:rPr>
@@ -5914,11 +5625,6 @@
             <w:hideMark/>
           </w:tcPr>
           <w:p>
-            <w:pPr>
-              <w:rPr>
-                <w:rFonts w:hint="eastAsia"/>
-              </w:rPr>
-            </w:pPr>
             <w:r>
               <w:rPr>
                 <w:rFonts w:hint="eastAsia"/>
@@ -5941,11 +5647,6 @@
             <w:hideMark/>
           </w:tcPr>
           <w:p>
-            <w:pPr>
-              <w:rPr>
-                <w:rFonts w:hint="eastAsia"/>
-              </w:rPr>
-            </w:pPr>
             <w:r>
               <w:rPr>
                 <w:rFonts w:hint="eastAsia"/>
@@ -5985,11 +5686,6 @@
             <w:hideMark/>
           </w:tcPr>
           <w:p>
-            <w:pPr>
-              <w:rPr>
-                <w:rFonts w:hint="eastAsia"/>
-              </w:rPr>
-            </w:pPr>
             <w:r>
               <w:rPr>
                 <w:rFonts w:hint="eastAsia"/>
@@ -6012,11 +5708,6 @@
             <w:hideMark/>
           </w:tcPr>
           <w:p>
-            <w:pPr>
-              <w:rPr>
-                <w:rFonts w:hint="eastAsia"/>
-              </w:rPr>
-            </w:pPr>
             <w:r>
               <w:rPr>
                 <w:rFonts w:cs="Calibri" w:hint="eastAsia"/>
@@ -6031,11 +5722,6 @@
             </w:r>
           </w:p>
           <w:p>
-            <w:pPr>
-              <w:rPr>
-                <w:rFonts w:hint="eastAsia"/>
-              </w:rPr>
-            </w:pPr>
             <w:r>
               <w:rPr>
                 <w:rFonts w:cs="Calibri" w:hint="eastAsia"/>
@@ -6062,11 +5748,6 @@
             </w:r>
           </w:p>
           <w:p>
-            <w:pPr>
-              <w:rPr>
-                <w:rFonts w:hint="eastAsia"/>
-              </w:rPr>
-            </w:pPr>
             <w:r>
               <w:rPr>
                 <w:rFonts w:cs="Calibri" w:hint="eastAsia"/>
@@ -6081,11 +5762,6 @@
             </w:r>
           </w:p>
           <w:p>
-            <w:pPr>
-              <w:rPr>
-                <w:rFonts w:hint="eastAsia"/>
-              </w:rPr>
-            </w:pPr>
             <w:r>
               <w:rPr>
                 <w:rFonts w:cs="Calibri" w:hint="eastAsia"/>
@@ -6143,11 +5819,6 @@
             <w:hideMark/>
           </w:tcPr>
           <w:p>
-            <w:pPr>
-              <w:rPr>
-                <w:rFonts w:hint="eastAsia"/>
-              </w:rPr>
-            </w:pPr>
             <w:r>
               <w:rPr>
                 <w:rFonts w:hint="eastAsia"/>
@@ -6170,11 +5841,6 @@
             <w:hideMark/>
           </w:tcPr>
           <w:p>
-            <w:pPr>
-              <w:rPr>
-                <w:rFonts w:hint="eastAsia"/>
-              </w:rPr>
-            </w:pPr>
             <w:r>
               <w:rPr>
                 <w:rFonts w:cs="Calibri" w:hint="eastAsia"/>
@@ -6204,11 +5870,6 @@
             </w:r>
           </w:p>
           <w:p>
-            <w:pPr>
-              <w:rPr>
-                <w:rFonts w:hint="eastAsia"/>
-              </w:rPr>
-            </w:pPr>
             <w:r>
               <w:t>2</w:t>
             </w:r>
@@ -6238,11 +5899,6 @@
             </w:r>
           </w:p>
           <w:p>
-            <w:pPr>
-              <w:rPr>
-                <w:rFonts w:hint="eastAsia"/>
-              </w:rPr>
-            </w:pPr>
             <w:r>
               <w:t>3</w:t>
             </w:r>
@@ -6272,11 +5928,6 @@
             </w:r>
           </w:p>
           <w:p>
-            <w:pPr>
-              <w:rPr>
-                <w:rFonts w:hint="eastAsia"/>
-              </w:rPr>
-            </w:pPr>
             <w:r>
               <w:t>4</w:t>
             </w:r>
@@ -6433,11 +6084,6 @@
             <w:hideMark/>
           </w:tcPr>
           <w:p>
-            <w:pPr>
-              <w:rPr>
-                <w:rFonts w:hint="eastAsia"/>
-              </w:rPr>
-            </w:pPr>
             <w:r>
               <w:rPr>
                 <w:rFonts w:hint="eastAsia"/>
@@ -6462,7 +6108,6 @@
           <w:p>
             <w:pPr>
               <w:rPr>
-                <w:rFonts w:hint="eastAsia"/>
                 <w:color w:val="FF0000"/>
               </w:rPr>
             </w:pPr>
@@ -6601,11 +6246,6 @@
             <w:hideMark/>
           </w:tcPr>
           <w:p>
-            <w:pPr>
-              <w:rPr>
-                <w:rFonts w:hint="eastAsia"/>
-              </w:rPr>
-            </w:pPr>
             <w:bookmarkStart w:id="27" w:name="_Toc183296062"/>
             <w:r>
               <w:rPr>
@@ -6628,13 +6268,7 @@
             </w:tcBorders>
             <w:vAlign w:val="center"/>
           </w:tcPr>
-          <w:p>
-            <w:pPr>
-              <w:rPr>
-                <w:rFonts w:hint="eastAsia"/>
-              </w:rPr>
-            </w:pPr>
-          </w:p>
+          <w:p/>
         </w:tc>
       </w:tr>
     </w:tbl>
@@ -6711,7 +6345,6 @@
             <w:pPr>
               <w:jc w:val="center"/>
               <w:rPr>
-                <w:rFonts w:hint="eastAsia"/>
                 <w:b/>
                 <w:bCs/>
               </w:rPr>
@@ -6743,7 +6376,6 @@
             <w:pPr>
               <w:jc w:val="center"/>
               <w:rPr>
-                <w:rFonts w:hint="eastAsia"/>
                 <w:b/>
                 <w:bCs/>
                 <w:highlight w:val="yellow"/>
@@ -6785,7 +6417,6 @@
             <w:pPr>
               <w:jc w:val="center"/>
               <w:rPr>
-                <w:rFonts w:hint="eastAsia"/>
                 <w:b/>
                 <w:bCs/>
               </w:rPr>
@@ -6817,7 +6448,6 @@
             <w:pPr>
               <w:jc w:val="center"/>
               <w:rPr>
-                <w:rFonts w:hint="eastAsia"/>
                 <w:b/>
                 <w:bCs/>
               </w:rPr>
@@ -6866,11 +6496,6 @@
             <w:hideMark/>
           </w:tcPr>
           <w:p>
-            <w:pPr>
-              <w:rPr>
-                <w:rFonts w:hint="eastAsia"/>
-              </w:rPr>
-            </w:pPr>
             <w:r>
               <w:rPr>
                 <w:rFonts w:hint="eastAsia"/>
@@ -6893,11 +6518,6 @@
             <w:hideMark/>
           </w:tcPr>
           <w:p>
-            <w:pPr>
-              <w:rPr>
-                <w:rFonts w:hint="eastAsia"/>
-              </w:rPr>
-            </w:pPr>
             <w:r>
               <w:rPr>
                 <w:rFonts w:hint="eastAsia"/>
@@ -6937,11 +6557,6 @@
             <w:hideMark/>
           </w:tcPr>
           <w:p>
-            <w:pPr>
-              <w:rPr>
-                <w:rFonts w:hint="eastAsia"/>
-              </w:rPr>
-            </w:pPr>
             <w:r>
               <w:rPr>
                 <w:rFonts w:hint="eastAsia"/>
@@ -6964,11 +6579,6 @@
             <w:hideMark/>
           </w:tcPr>
           <w:p>
-            <w:pPr>
-              <w:rPr>
-                <w:rFonts w:hint="eastAsia"/>
-              </w:rPr>
-            </w:pPr>
             <w:r>
               <w:t>1.设备电源供电正常</w:t>
             </w:r>
@@ -6983,11 +6593,6 @@
             </w:r>
           </w:p>
           <w:p>
-            <w:pPr>
-              <w:rPr>
-                <w:rFonts w:hint="eastAsia"/>
-              </w:rPr>
-            </w:pPr>
             <w:r>
               <w:t xml:space="preserve">2.设备为稳定的商用 </w:t>
             </w:r>
@@ -7008,11 +6613,6 @@
             </w:r>
           </w:p>
           <w:p>
-            <w:pPr>
-              <w:rPr>
-                <w:rFonts w:hint="eastAsia"/>
-              </w:rPr>
-            </w:pPr>
             <w:r>
               <w:t>3.设备</w:t>
             </w:r>
@@ -7033,11 +6633,6 @@
             </w:r>
           </w:p>
           <w:p>
-            <w:pPr>
-              <w:rPr>
-                <w:rFonts w:hint="eastAsia"/>
-              </w:rPr>
-            </w:pPr>
             <w:r>
               <w:t>4</w:t>
             </w:r>
@@ -7079,11 +6674,6 @@
             </w:r>
           </w:p>
           <w:p>
-            <w:pPr>
-              <w:rPr>
-                <w:rFonts w:hint="eastAsia"/>
-              </w:rPr>
-            </w:pPr>
             <w:r>
               <w:t>5.在操作系统上安装人工智能加速卡加压软件</w:t>
             </w:r>
@@ -7114,11 +6704,6 @@
             <w:hideMark/>
           </w:tcPr>
           <w:p>
-            <w:pPr>
-              <w:rPr>
-                <w:rFonts w:hint="eastAsia"/>
-              </w:rPr>
-            </w:pPr>
             <w:r>
               <w:rPr>
                 <w:rFonts w:hint="eastAsia"/>
@@ -7141,11 +6726,6 @@
             <w:hideMark/>
           </w:tcPr>
           <w:p>
-            <w:pPr>
-              <w:rPr>
-                <w:rFonts w:hint="eastAsia"/>
-              </w:rPr>
-            </w:pPr>
             <w:r>
               <w:rPr>
                 <w:rFonts w:cs="Calibri" w:hint="eastAsia"/>
@@ -7160,11 +6740,6 @@
             </w:r>
           </w:p>
           <w:p>
-            <w:pPr>
-              <w:rPr>
-                <w:rFonts w:hint="eastAsia"/>
-              </w:rPr>
-            </w:pPr>
             <w:r>
               <w:rPr>
                 <w:rFonts w:cs="Calibri" w:hint="eastAsia"/>
@@ -7179,11 +6754,6 @@
             </w:r>
           </w:p>
           <w:p>
-            <w:pPr>
-              <w:rPr>
-                <w:rFonts w:hint="eastAsia"/>
-              </w:rPr>
-            </w:pPr>
             <w:r>
               <w:rPr>
                 <w:rFonts w:cs="Calibri" w:hint="eastAsia"/>
@@ -7213,11 +6783,6 @@
             </w:r>
           </w:p>
           <w:p>
-            <w:pPr>
-              <w:rPr>
-                <w:rFonts w:hint="eastAsia"/>
-              </w:rPr>
-            </w:pPr>
             <w:r>
               <w:t>4</w:t>
             </w:r>
@@ -7253,11 +6818,6 @@
             </w:r>
           </w:p>
           <w:p>
-            <w:pPr>
-              <w:rPr>
-                <w:rFonts w:hint="eastAsia"/>
-              </w:rPr>
-            </w:pPr>
             <w:r>
               <w:t>5</w:t>
             </w:r>
@@ -7312,11 +6872,6 @@
             <w:hideMark/>
           </w:tcPr>
           <w:p>
-            <w:pPr>
-              <w:rPr>
-                <w:rFonts w:hint="eastAsia"/>
-              </w:rPr>
-            </w:pPr>
             <w:r>
               <w:rPr>
                 <w:rFonts w:hint="eastAsia"/>
@@ -7339,11 +6894,6 @@
             <w:hideMark/>
           </w:tcPr>
           <w:p>
-            <w:pPr>
-              <w:rPr>
-                <w:rFonts w:hint="eastAsia"/>
-              </w:rPr>
-            </w:pPr>
             <w:r>
               <w:rPr>
                 <w:rFonts w:hint="eastAsia"/>
@@ -7402,11 +6952,6 @@
             <w:hideMark/>
           </w:tcPr>
           <w:p>
-            <w:pPr>
-              <w:rPr>
-                <w:rFonts w:hint="eastAsia"/>
-              </w:rPr>
-            </w:pPr>
             <w:r>
               <w:rPr>
                 <w:rFonts w:hint="eastAsia"/>
@@ -7426,13 +6971,7 @@
               <w:right w:val="inset" w:sz="6" w:space="0" w:color="auto"/>
             </w:tcBorders>
           </w:tcPr>
-          <w:p>
-            <w:pPr>
-              <w:rPr>
-                <w:rFonts w:hint="eastAsia"/>
-              </w:rPr>
-            </w:pPr>
-          </w:p>
+          <w:p/>
         </w:tc>
       </w:tr>
     </w:tbl>
@@ -7512,7 +7051,6 @@
             <w:pPr>
               <w:jc w:val="center"/>
               <w:rPr>
-                <w:rFonts w:hint="eastAsia"/>
                 <w:b/>
                 <w:bCs/>
               </w:rPr>
@@ -7544,7 +7082,6 @@
             <w:pPr>
               <w:jc w:val="center"/>
               <w:rPr>
-                <w:rFonts w:hint="eastAsia"/>
                 <w:b/>
                 <w:bCs/>
                 <w:highlight w:val="yellow"/>
@@ -7586,7 +7123,6 @@
             <w:pPr>
               <w:jc w:val="center"/>
               <w:rPr>
-                <w:rFonts w:hint="eastAsia"/>
                 <w:b/>
                 <w:bCs/>
               </w:rPr>
@@ -7618,7 +7154,6 @@
             <w:pPr>
               <w:jc w:val="center"/>
               <w:rPr>
-                <w:rFonts w:hint="eastAsia"/>
                 <w:b/>
                 <w:bCs/>
               </w:rPr>
@@ -7652,11 +7187,6 @@
             <w:hideMark/>
           </w:tcPr>
           <w:p>
-            <w:pPr>
-              <w:rPr>
-                <w:rFonts w:hint="eastAsia"/>
-              </w:rPr>
-            </w:pPr>
             <w:r>
               <w:rPr>
                 <w:rFonts w:hint="eastAsia"/>
@@ -7679,11 +7209,6 @@
             <w:hideMark/>
           </w:tcPr>
           <w:p>
-            <w:pPr>
-              <w:rPr>
-                <w:rFonts w:hint="eastAsia"/>
-              </w:rPr>
-            </w:pPr>
             <w:r>
               <w:t>验证被测设备</w:t>
             </w:r>
@@ -7723,11 +7248,6 @@
             <w:hideMark/>
           </w:tcPr>
           <w:p>
-            <w:pPr>
-              <w:rPr>
-                <w:rFonts w:hint="eastAsia"/>
-              </w:rPr>
-            </w:pPr>
             <w:r>
               <w:rPr>
                 <w:rFonts w:hint="eastAsia"/>
@@ -7750,11 +7270,6 @@
             <w:hideMark/>
           </w:tcPr>
           <w:p>
-            <w:pPr>
-              <w:rPr>
-                <w:rFonts w:hint="eastAsia"/>
-              </w:rPr>
-            </w:pPr>
             <w:r>
               <w:t>1.设备电源供电正常</w:t>
             </w:r>
@@ -7766,11 +7281,6 @@
             </w:r>
           </w:p>
           <w:p>
-            <w:pPr>
-              <w:rPr>
-                <w:rFonts w:hint="eastAsia"/>
-              </w:rPr>
-            </w:pPr>
             <w:r>
               <w:t xml:space="preserve">2.设备为稳定的商用 </w:t>
             </w:r>
@@ -7791,11 +7301,6 @@
             </w:r>
           </w:p>
           <w:p>
-            <w:pPr>
-              <w:rPr>
-                <w:rFonts w:hint="eastAsia"/>
-              </w:rPr>
-            </w:pPr>
             <w:r>
               <w:t>3.设备</w:t>
             </w:r>
@@ -7816,11 +7321,6 @@
             </w:r>
           </w:p>
           <w:p>
-            <w:pPr>
-              <w:rPr>
-                <w:rFonts w:hint="eastAsia"/>
-              </w:rPr>
-            </w:pPr>
             <w:r>
               <w:t>4</w:t>
             </w:r>
@@ -7862,11 +7362,6 @@
             </w:r>
           </w:p>
           <w:p>
-            <w:pPr>
-              <w:rPr>
-                <w:rFonts w:hint="eastAsia"/>
-              </w:rPr>
-            </w:pPr>
             <w:r>
               <w:t>5.在操作系统上安装人工智能加速卡加压软件</w:t>
             </w:r>
@@ -7897,11 +7392,6 @@
             <w:hideMark/>
           </w:tcPr>
           <w:p>
-            <w:pPr>
-              <w:rPr>
-                <w:rFonts w:hint="eastAsia"/>
-              </w:rPr>
-            </w:pPr>
             <w:r>
               <w:rPr>
                 <w:rFonts w:hint="eastAsia"/>
@@ -7924,11 +7414,6 @@
             <w:hideMark/>
           </w:tcPr>
           <w:p>
-            <w:pPr>
-              <w:rPr>
-                <w:rFonts w:hint="eastAsia"/>
-              </w:rPr>
-            </w:pPr>
             <w:r>
               <w:t>1.确保风扇为自动调速模式，取消功率封顶限制，被测设备所有电源模块接入</w:t>
             </w:r>
@@ -7940,11 +7425,6 @@
             </w:r>
           </w:p>
           <w:p>
-            <w:pPr>
-              <w:rPr>
-                <w:rFonts w:hint="eastAsia"/>
-              </w:rPr>
-            </w:pPr>
             <w:r>
               <w:t>2.清除被测设备所有系统日志，记录时钟开始时间</w:t>
             </w:r>
@@ -7956,11 +7436,6 @@
             </w:r>
           </w:p>
           <w:p>
-            <w:pPr>
-              <w:rPr>
-                <w:rFonts w:hint="eastAsia"/>
-              </w:rPr>
-            </w:pPr>
             <w:r>
               <w:t>3.</w:t>
             </w:r>
@@ -7984,11 +7459,6 @@
             </w:r>
           </w:p>
           <w:p>
-            <w:pPr>
-              <w:rPr>
-                <w:rFonts w:hint="eastAsia"/>
-              </w:rPr>
-            </w:pPr>
             <w:r>
               <w:t>4</w:t>
             </w:r>
@@ -8018,11 +7488,6 @@
             </w:r>
           </w:p>
           <w:p>
-            <w:pPr>
-              <w:rPr>
-                <w:rFonts w:hint="eastAsia"/>
-              </w:rPr>
-            </w:pPr>
             <w:r>
               <w:t>5测试</w:t>
             </w:r>
@@ -8101,11 +7566,6 @@
             <w:hideMark/>
           </w:tcPr>
           <w:p>
-            <w:pPr>
-              <w:rPr>
-                <w:rFonts w:hint="eastAsia"/>
-              </w:rPr>
-            </w:pPr>
             <w:r>
               <w:rPr>
                 <w:rFonts w:hint="eastAsia"/>
@@ -8128,11 +7588,6 @@
             <w:hideMark/>
           </w:tcPr>
           <w:p>
-            <w:pPr>
-              <w:rPr>
-                <w:rFonts w:hint="eastAsia"/>
-              </w:rPr>
-            </w:pPr>
             <w:r>
               <w:t>设备运行过程中压力程序运行正常；设备</w:t>
             </w:r>
@@ -8172,11 +7627,6 @@
             <w:hideMark/>
           </w:tcPr>
           <w:p>
-            <w:pPr>
-              <w:rPr>
-                <w:rFonts w:hint="eastAsia"/>
-              </w:rPr>
-            </w:pPr>
             <w:r>
               <w:rPr>
                 <w:rFonts w:hint="eastAsia"/>
@@ -8198,13 +7648,7 @@
             <w:vAlign w:val="center"/>
             <w:hideMark/>
           </w:tcPr>
-          <w:p>
-            <w:pPr>
-              <w:rPr>
-                <w:rFonts w:hint="eastAsia"/>
-              </w:rPr>
-            </w:pPr>
-          </w:p>
+          <w:p/>
         </w:tc>
       </w:tr>
     </w:tbl>
@@ -8233,6 +7677,9 @@
     <w:p>
       <w:pPr>
         <w:pStyle w:val="2"/>
+        <w:rPr>
+          <w:highlight w:val="yellow"/>
+        </w:rPr>
       </w:pPr>
       <w:bookmarkStart w:id="40" w:name="_Toc224568866"/>
       <w:bookmarkStart w:id="41" w:name="_Toc224575756"/>
@@ -8240,12 +7687,14 @@
       <w:r>
         <w:rPr>
           <w:rFonts w:hint="eastAsia"/>
+          <w:highlight w:val="yellow"/>
         </w:rPr>
         <w:t>Resnet50</w:t>
       </w:r>
       <w:r>
         <w:rPr>
           <w:rFonts w:hint="eastAsia"/>
+          <w:highlight w:val="yellow"/>
         </w:rPr>
         <w:t>训练性能测试</w:t>
       </w:r>
@@ -8295,7 +7744,6 @@
             <w:pPr>
               <w:jc w:val="center"/>
               <w:rPr>
-                <w:rFonts w:hint="eastAsia"/>
                 <w:b/>
                 <w:bCs/>
               </w:rPr>
@@ -8326,7 +7774,6 @@
             <w:pPr>
               <w:jc w:val="center"/>
               <w:rPr>
-                <w:rFonts w:hint="eastAsia"/>
                 <w:b/>
                 <w:bCs/>
               </w:rPr>
@@ -8358,7 +7805,6 @@
             <w:pPr>
               <w:jc w:val="center"/>
               <w:rPr>
-                <w:rFonts w:hint="eastAsia"/>
                 <w:b/>
                 <w:bCs/>
               </w:rPr>
@@ -8389,7 +7835,6 @@
             <w:pPr>
               <w:jc w:val="center"/>
               <w:rPr>
-                <w:rFonts w:hint="eastAsia"/>
                 <w:b/>
                 <w:bCs/>
               </w:rPr>
@@ -8424,7 +7869,6 @@
           <w:p>
             <w:pPr>
               <w:rPr>
-                <w:rFonts w:hint="eastAsia"/>
                 <w:szCs w:val="21"/>
               </w:rPr>
             </w:pPr>
@@ -8452,7 +7896,6 @@
           <w:p>
             <w:pPr>
               <w:rPr>
-                <w:rFonts w:hint="eastAsia"/>
                 <w:szCs w:val="21"/>
               </w:rPr>
             </w:pPr>
@@ -8497,11 +7940,6 @@
             <w:vAlign w:val="center"/>
           </w:tcPr>
           <w:p>
-            <w:pPr>
-              <w:rPr>
-                <w:rFonts w:hint="eastAsia"/>
-              </w:rPr>
-            </w:pPr>
             <w:r>
               <w:rPr>
                 <w:rFonts w:hint="eastAsia"/>
@@ -8525,7 +7963,6 @@
           <w:p>
             <w:pPr>
               <w:rPr>
-                <w:rFonts w:hint="eastAsia"/>
                 <w:szCs w:val="21"/>
               </w:rPr>
             </w:pPr>
@@ -8540,7 +7977,6 @@
           <w:p>
             <w:pPr>
               <w:rPr>
-                <w:rFonts w:hint="eastAsia"/>
                 <w:szCs w:val="21"/>
               </w:rPr>
             </w:pPr>
@@ -8555,7 +7991,6 @@
           <w:p>
             <w:pPr>
               <w:rPr>
-                <w:rFonts w:hint="eastAsia"/>
                 <w:szCs w:val="21"/>
               </w:rPr>
             </w:pPr>
@@ -8570,7 +8005,6 @@
           <w:p>
             <w:pPr>
               <w:rPr>
-                <w:rFonts w:hint="eastAsia"/>
                 <w:szCs w:val="21"/>
               </w:rPr>
             </w:pPr>
@@ -8583,11 +8017,6 @@
             </w:r>
           </w:p>
           <w:p>
-            <w:pPr>
-              <w:rPr>
-                <w:rFonts w:hint="eastAsia"/>
-              </w:rPr>
-            </w:pPr>
             <w:r>
               <w:t>5</w:t>
             </w:r>
@@ -8601,7 +8030,6 @@
           <w:p>
             <w:pPr>
               <w:rPr>
-                <w:rFonts w:hint="eastAsia"/>
                 <w:szCs w:val="21"/>
               </w:rPr>
             </w:pPr>
@@ -8635,7 +8063,6 @@
           <w:p>
             <w:pPr>
               <w:rPr>
-                <w:rFonts w:hint="eastAsia"/>
                 <w:szCs w:val="21"/>
               </w:rPr>
             </w:pPr>
@@ -8656,7 +8083,6 @@
           <w:p>
             <w:pPr>
               <w:rPr>
-                <w:rFonts w:hint="eastAsia"/>
                 <w:szCs w:val="21"/>
               </w:rPr>
             </w:pPr>
@@ -8691,7 +8117,6 @@
           <w:p>
             <w:pPr>
               <w:rPr>
-                <w:rFonts w:hint="eastAsia"/>
                 <w:szCs w:val="21"/>
               </w:rPr>
             </w:pPr>
@@ -8739,7 +8164,6 @@
           <w:p>
             <w:pPr>
               <w:rPr>
-                <w:rFonts w:hint="eastAsia"/>
                 <w:szCs w:val="21"/>
               </w:rPr>
             </w:pPr>
@@ -8792,7 +8216,6 @@
           <w:p>
             <w:pPr>
               <w:rPr>
-                <w:rFonts w:hint="eastAsia"/>
                 <w:szCs w:val="21"/>
               </w:rPr>
             </w:pPr>
@@ -8819,11 +8242,6 @@
             <w:vAlign w:val="center"/>
           </w:tcPr>
           <w:p>
-            <w:pPr>
-              <w:rPr>
-                <w:rFonts w:hint="eastAsia"/>
-              </w:rPr>
-            </w:pPr>
             <w:r>
               <w:rPr>
                 <w:rFonts w:hint="eastAsia"/>
@@ -8832,11 +8250,6 @@
             </w:r>
           </w:p>
           <w:p>
-            <w:pPr>
-              <w:rPr>
-                <w:rFonts w:hint="eastAsia"/>
-              </w:rPr>
-            </w:pPr>
             <w:r>
               <w:rPr>
                 <w:rFonts w:hint="eastAsia"/>
@@ -8845,11 +8258,6 @@
             </w:r>
           </w:p>
           <w:p>
-            <w:pPr>
-              <w:rPr>
-                <w:rFonts w:hint="eastAsia"/>
-              </w:rPr>
-            </w:pPr>
             <w:r>
               <w:rPr>
                 <w:rFonts w:hint="eastAsia"/>
@@ -8858,11 +8266,6 @@
             </w:r>
           </w:p>
           <w:p>
-            <w:pPr>
-              <w:rPr>
-                <w:rFonts w:hint="eastAsia"/>
-              </w:rPr>
-            </w:pPr>
             <w:r>
               <w:rPr>
                 <w:rFonts w:hint="eastAsia"/>
@@ -8871,11 +8274,6 @@
             </w:r>
           </w:p>
           <w:p>
-            <w:pPr>
-              <w:rPr>
-                <w:rFonts w:hint="eastAsia"/>
-              </w:rPr>
-            </w:pPr>
             <w:r>
               <w:t>5.</w:t>
             </w:r>
@@ -8889,7 +8287,6 @@
           <w:p>
             <w:pPr>
               <w:rPr>
-                <w:rFonts w:hint="eastAsia"/>
                 <w:szCs w:val="21"/>
               </w:rPr>
             </w:pPr>
@@ -8931,11 +8328,6 @@
             <w:vAlign w:val="center"/>
           </w:tcPr>
           <w:p>
-            <w:pPr>
-              <w:rPr>
-                <w:rFonts w:hint="eastAsia"/>
-              </w:rPr>
-            </w:pPr>
             <w:r>
               <w:rPr>
                 <w:rFonts w:hint="eastAsia"/>
@@ -8959,7 +8351,6 @@
           <w:p>
             <w:pPr>
               <w:rPr>
-                <w:rFonts w:hint="eastAsia"/>
                 <w:szCs w:val="21"/>
               </w:rPr>
             </w:pPr>
@@ -8990,11 +8381,6 @@
             <w:vAlign w:val="center"/>
           </w:tcPr>
           <w:p>
-            <w:pPr>
-              <w:rPr>
-                <w:rFonts w:hint="eastAsia"/>
-              </w:rPr>
-            </w:pPr>
             <w:r>
               <w:rPr>
                 <w:rFonts w:hint="eastAsia"/>
@@ -9018,7 +8404,6 @@
           <w:p>
             <w:pPr>
               <w:rPr>
-                <w:rFonts w:hint="eastAsia"/>
                 <w:szCs w:val="21"/>
               </w:rPr>
             </w:pPr>
@@ -9033,7 +8418,7 @@
           <w:p>
             <w:pPr>
               <w:rPr>
-                <w:rFonts w:cs="Courier New" w:hint="eastAsia"/>
+                <w:rFonts w:cs="Courier New"/>
                 <w:lang w:bidi="ar"/>
               </w:rPr>
             </w:pPr>
@@ -9055,11 +8440,6 @@
             </w:r>
           </w:p>
           <w:p>
-            <w:pPr>
-              <w:rPr>
-                <w:rFonts w:hint="eastAsia"/>
-              </w:rPr>
-            </w:pPr>
             <w:r>
               <w:rPr>
                 <w:rFonts w:hint="eastAsia"/>
@@ -9070,7 +8450,6 @@
           <w:p>
             <w:pPr>
               <w:rPr>
-                <w:rFonts w:hint="eastAsia"/>
                 <w:szCs w:val="21"/>
               </w:rPr>
             </w:pPr>
@@ -9095,11 +8474,6 @@
       </w:tr>
     </w:tbl>
     <w:p>
-      <w:pPr>
-        <w:rPr>
-          <w:rFonts w:hint="eastAsia"/>
-        </w:rPr>
-      </w:pPr>
       <w:r>
         <w:rPr>
           <w:rFonts w:hint="eastAsia"/>
@@ -9110,6 +8484,9 @@
     <w:p>
       <w:pPr>
         <w:pStyle w:val="2"/>
+        <w:rPr>
+          <w:highlight w:val="yellow"/>
+        </w:rPr>
       </w:pPr>
       <w:bookmarkStart w:id="43" w:name="_Llama2_7b—Dense模型预训练Megatron-LM"/>
       <w:bookmarkStart w:id="44" w:name="_Toc221804480"/>
@@ -9120,14 +8497,21 @@
       <w:r>
         <w:rPr>
           <w:rFonts w:hint="eastAsia"/>
+          <w:highlight w:val="yellow"/>
         </w:rPr>
         <w:lastRenderedPageBreak/>
         <w:t>YOLOv5_L</w:t>
       </w:r>
       <w:r>
+        <w:rPr>
+          <w:highlight w:val="yellow"/>
+        </w:rPr>
         <w:t>—</w:t>
       </w:r>
       <w:r>
+        <w:rPr>
+          <w:highlight w:val="yellow"/>
+        </w:rPr>
         <w:t>训练</w:t>
       </w:r>
       <w:bookmarkEnd w:id="44"/>
@@ -9177,7 +8561,6 @@
             <w:pPr>
               <w:jc w:val="center"/>
               <w:rPr>
-                <w:rFonts w:hint="eastAsia"/>
                 <w:b/>
                 <w:bCs/>
               </w:rPr>
@@ -9208,7 +8591,6 @@
             <w:pPr>
               <w:jc w:val="center"/>
               <w:rPr>
-                <w:rFonts w:hint="eastAsia"/>
                 <w:b/>
                 <w:bCs/>
               </w:rPr>
@@ -9240,7 +8622,6 @@
             <w:pPr>
               <w:jc w:val="center"/>
               <w:rPr>
-                <w:rFonts w:hint="eastAsia"/>
                 <w:b/>
                 <w:bCs/>
               </w:rPr>
@@ -9271,7 +8652,6 @@
             <w:pPr>
               <w:jc w:val="center"/>
               <w:rPr>
-                <w:rFonts w:hint="eastAsia"/>
                 <w:b/>
                 <w:bCs/>
               </w:rPr>
@@ -9306,7 +8686,6 @@
           <w:p>
             <w:pPr>
               <w:rPr>
-                <w:rFonts w:hint="eastAsia"/>
                 <w:szCs w:val="21"/>
               </w:rPr>
             </w:pPr>
@@ -9334,7 +8713,6 @@
           <w:p>
             <w:pPr>
               <w:rPr>
-                <w:rFonts w:hint="eastAsia"/>
                 <w:szCs w:val="21"/>
               </w:rPr>
             </w:pPr>
@@ -9378,11 +8756,6 @@
             <w:vAlign w:val="center"/>
           </w:tcPr>
           <w:p>
-            <w:pPr>
-              <w:rPr>
-                <w:rFonts w:hint="eastAsia"/>
-              </w:rPr>
-            </w:pPr>
             <w:r>
               <w:rPr>
                 <w:rFonts w:hint="eastAsia"/>
@@ -9406,7 +8779,6 @@
           <w:p>
             <w:pPr>
               <w:rPr>
-                <w:rFonts w:hint="eastAsia"/>
                 <w:szCs w:val="21"/>
               </w:rPr>
             </w:pPr>
@@ -9421,7 +8793,6 @@
           <w:p>
             <w:pPr>
               <w:rPr>
-                <w:rFonts w:hint="eastAsia"/>
                 <w:szCs w:val="21"/>
               </w:rPr>
             </w:pPr>
@@ -9436,7 +8807,6 @@
           <w:p>
             <w:pPr>
               <w:rPr>
-                <w:rFonts w:hint="eastAsia"/>
                 <w:szCs w:val="21"/>
               </w:rPr>
             </w:pPr>
@@ -9451,7 +8821,6 @@
           <w:p>
             <w:pPr>
               <w:rPr>
-                <w:rFonts w:hint="eastAsia"/>
                 <w:szCs w:val="21"/>
               </w:rPr>
             </w:pPr>
@@ -9464,11 +8833,6 @@
             </w:r>
           </w:p>
           <w:p>
-            <w:pPr>
-              <w:rPr>
-                <w:rFonts w:hint="eastAsia"/>
-              </w:rPr>
-            </w:pPr>
             <w:r>
               <w:t>5</w:t>
             </w:r>
@@ -9482,7 +8846,6 @@
           <w:p>
             <w:pPr>
               <w:rPr>
-                <w:rFonts w:hint="eastAsia"/>
                 <w:szCs w:val="21"/>
               </w:rPr>
             </w:pPr>
@@ -9516,7 +8879,6 @@
           <w:p>
             <w:pPr>
               <w:rPr>
-                <w:rFonts w:hint="eastAsia"/>
                 <w:szCs w:val="21"/>
               </w:rPr>
             </w:pPr>
@@ -9537,7 +8899,6 @@
           <w:p>
             <w:pPr>
               <w:rPr>
-                <w:rFonts w:hint="eastAsia"/>
                 <w:szCs w:val="21"/>
               </w:rPr>
             </w:pPr>
@@ -9571,7 +8932,6 @@
           <w:p>
             <w:pPr>
               <w:rPr>
-                <w:rFonts w:hint="eastAsia"/>
                 <w:szCs w:val="21"/>
               </w:rPr>
             </w:pPr>
@@ -9605,7 +8965,6 @@
           <w:p>
             <w:pPr>
               <w:rPr>
-                <w:rFonts w:hint="eastAsia"/>
                 <w:szCs w:val="21"/>
               </w:rPr>
             </w:pPr>
@@ -9644,7 +9003,6 @@
           <w:p>
             <w:pPr>
               <w:rPr>
-                <w:rFonts w:hint="eastAsia"/>
                 <w:szCs w:val="21"/>
               </w:rPr>
             </w:pPr>
@@ -9670,11 +9028,6 @@
             <w:vAlign w:val="center"/>
           </w:tcPr>
           <w:p>
-            <w:pPr>
-              <w:rPr>
-                <w:rFonts w:hint="eastAsia"/>
-              </w:rPr>
-            </w:pPr>
             <w:r>
               <w:rPr>
                 <w:rFonts w:hint="eastAsia"/>
@@ -9683,11 +9036,6 @@
             </w:r>
           </w:p>
           <w:p>
-            <w:pPr>
-              <w:rPr>
-                <w:rFonts w:hint="eastAsia"/>
-              </w:rPr>
-            </w:pPr>
             <w:r>
               <w:rPr>
                 <w:rFonts w:hint="eastAsia"/>
@@ -9696,11 +9044,6 @@
             </w:r>
           </w:p>
           <w:p>
-            <w:pPr>
-              <w:rPr>
-                <w:rFonts w:hint="eastAsia"/>
-              </w:rPr>
-            </w:pPr>
             <w:r>
               <w:rPr>
                 <w:rFonts w:hint="eastAsia"/>
@@ -9709,11 +9052,6 @@
             </w:r>
           </w:p>
           <w:p>
-            <w:pPr>
-              <w:rPr>
-                <w:rFonts w:hint="eastAsia"/>
-              </w:rPr>
-            </w:pPr>
             <w:r>
               <w:rPr>
                 <w:rFonts w:hint="eastAsia"/>
@@ -9722,11 +9060,6 @@
             </w:r>
           </w:p>
           <w:p>
-            <w:pPr>
-              <w:rPr>
-                <w:rFonts w:hint="eastAsia"/>
-              </w:rPr>
-            </w:pPr>
             <w:r>
               <w:t>5.</w:t>
             </w:r>
@@ -9740,7 +9073,6 @@
           <w:p>
             <w:pPr>
               <w:rPr>
-                <w:rFonts w:hint="eastAsia"/>
                 <w:szCs w:val="21"/>
               </w:rPr>
             </w:pPr>
@@ -9770,11 +9102,6 @@
             <w:vAlign w:val="center"/>
           </w:tcPr>
           <w:p>
-            <w:pPr>
-              <w:rPr>
-                <w:rFonts w:hint="eastAsia"/>
-              </w:rPr>
-            </w:pPr>
             <w:r>
               <w:rPr>
                 <w:rFonts w:hint="eastAsia"/>
@@ -9798,7 +9125,6 @@
           <w:p>
             <w:pPr>
               <w:rPr>
-                <w:rFonts w:hint="eastAsia"/>
                 <w:szCs w:val="21"/>
               </w:rPr>
             </w:pPr>
@@ -9829,11 +9155,6 @@
             <w:vAlign w:val="center"/>
           </w:tcPr>
           <w:p>
-            <w:pPr>
-              <w:rPr>
-                <w:rFonts w:hint="eastAsia"/>
-              </w:rPr>
-            </w:pPr>
             <w:r>
               <w:rPr>
                 <w:rFonts w:hint="eastAsia"/>
@@ -9857,7 +9178,6 @@
           <w:p>
             <w:pPr>
               <w:rPr>
-                <w:rFonts w:hint="eastAsia"/>
                 <w:szCs w:val="21"/>
               </w:rPr>
             </w:pPr>
@@ -9870,11 +9190,6 @@
             </w:r>
           </w:p>
           <w:p>
-            <w:pPr>
-              <w:rPr>
-                <w:rFonts w:hint="eastAsia"/>
-              </w:rPr>
-            </w:pPr>
             <w:r>
               <w:rPr>
                 <w:rFonts w:cs="Courier New" w:hint="eastAsia"/>
@@ -9887,11 +9202,6 @@
             </w:r>
           </w:p>
           <w:p>
-            <w:pPr>
-              <w:rPr>
-                <w:rFonts w:hint="eastAsia"/>
-              </w:rPr>
-            </w:pPr>
             <w:r>
               <w:rPr>
                 <w:rFonts w:hint="eastAsia"/>
@@ -9924,13 +9234,7 @@
         </w:tc>
       </w:tr>
     </w:tbl>
-    <w:p>
-      <w:pPr>
-        <w:rPr>
-          <w:rFonts w:hint="eastAsia"/>
-        </w:rPr>
-      </w:pPr>
-    </w:p>
+    <w:p/>
     <w:p>
       <w:pPr>
         <w:pStyle w:val="2"/>
@@ -10011,7 +9315,6 @@
             <w:pPr>
               <w:jc w:val="center"/>
               <w:rPr>
-                <w:rFonts w:hint="eastAsia"/>
                 <w:b/>
                 <w:bCs/>
               </w:rPr>
@@ -10042,7 +9345,6 @@
             <w:pPr>
               <w:jc w:val="center"/>
               <w:rPr>
-                <w:rFonts w:hint="eastAsia"/>
                 <w:b/>
                 <w:bCs/>
               </w:rPr>
@@ -10074,7 +9376,6 @@
             <w:pPr>
               <w:jc w:val="center"/>
               <w:rPr>
-                <w:rFonts w:hint="eastAsia"/>
                 <w:b/>
                 <w:bCs/>
               </w:rPr>
@@ -10105,7 +9406,6 @@
             <w:pPr>
               <w:jc w:val="center"/>
               <w:rPr>
-                <w:rFonts w:hint="eastAsia"/>
                 <w:b/>
                 <w:bCs/>
               </w:rPr>
@@ -10175,11 +9475,6 @@
             <w:vAlign w:val="center"/>
           </w:tcPr>
           <w:p>
-            <w:pPr>
-              <w:rPr>
-                <w:rFonts w:hint="eastAsia"/>
-              </w:rPr>
-            </w:pPr>
             <w:r>
               <w:rPr>
                 <w:rFonts w:hint="eastAsia"/>
@@ -10201,11 +9496,6 @@
             <w:vAlign w:val="center"/>
           </w:tcPr>
           <w:p>
-            <w:pPr>
-              <w:rPr>
-                <w:rFonts w:hint="eastAsia"/>
-              </w:rPr>
-            </w:pPr>
             <w:r>
               <w:rPr>
                 <w:rFonts w:hint="eastAsia"/>
@@ -10233,11 +9523,6 @@
             <w:vAlign w:val="center"/>
           </w:tcPr>
           <w:p>
-            <w:pPr>
-              <w:rPr>
-                <w:rFonts w:hint="eastAsia"/>
-              </w:rPr>
-            </w:pPr>
             <w:r>
               <w:rPr>
                 <w:rFonts w:hint="eastAsia"/>
@@ -10261,7 +9546,6 @@
           <w:p>
             <w:pPr>
               <w:rPr>
-                <w:rFonts w:hint="eastAsia"/>
                 <w:szCs w:val="21"/>
               </w:rPr>
             </w:pPr>
@@ -10276,7 +9560,6 @@
           <w:p>
             <w:pPr>
               <w:rPr>
-                <w:rFonts w:hint="eastAsia"/>
                 <w:szCs w:val="21"/>
               </w:rPr>
             </w:pPr>
@@ -10291,7 +9574,6 @@
           <w:p>
             <w:pPr>
               <w:rPr>
-                <w:rFonts w:hint="eastAsia"/>
                 <w:szCs w:val="21"/>
               </w:rPr>
             </w:pPr>
@@ -10306,7 +9588,6 @@
           <w:p>
             <w:pPr>
               <w:rPr>
-                <w:rFonts w:hint="eastAsia"/>
                 <w:szCs w:val="21"/>
               </w:rPr>
             </w:pPr>
@@ -10319,11 +9600,6 @@
             </w:r>
           </w:p>
           <w:p>
-            <w:pPr>
-              <w:rPr>
-                <w:rFonts w:hint="eastAsia"/>
-              </w:rPr>
-            </w:pPr>
             <w:r>
               <w:t>5</w:t>
             </w:r>
@@ -10337,7 +9613,6 @@
           <w:p>
             <w:pPr>
               <w:rPr>
-                <w:rFonts w:hint="eastAsia"/>
                 <w:szCs w:val="21"/>
               </w:rPr>
             </w:pPr>
@@ -10372,7 +9647,6 @@
           <w:p>
             <w:pPr>
               <w:rPr>
-                <w:rFonts w:hint="eastAsia"/>
                 <w:szCs w:val="21"/>
               </w:rPr>
             </w:pPr>
@@ -10406,7 +9680,6 @@
           <w:p>
             <w:pPr>
               <w:rPr>
-                <w:rFonts w:hint="eastAsia"/>
                 <w:szCs w:val="21"/>
               </w:rPr>
             </w:pPr>
@@ -10471,7 +9744,6 @@
           <w:p>
             <w:pPr>
               <w:rPr>
-                <w:rFonts w:hint="eastAsia"/>
                 <w:szCs w:val="21"/>
               </w:rPr>
             </w:pPr>
@@ -10500,7 +9772,6 @@
           <w:p>
             <w:pPr>
               <w:rPr>
-                <w:rFonts w:hint="eastAsia"/>
                 <w:szCs w:val="21"/>
               </w:rPr>
             </w:pPr>
@@ -10521,7 +9792,6 @@
           <w:p>
             <w:pPr>
               <w:rPr>
-                <w:rFonts w:hint="eastAsia"/>
                 <w:szCs w:val="21"/>
               </w:rPr>
             </w:pPr>
@@ -10536,7 +9806,6 @@
           <w:p>
             <w:pPr>
               <w:rPr>
-                <w:rFonts w:hint="eastAsia"/>
                 <w:szCs w:val="21"/>
               </w:rPr>
             </w:pPr>
@@ -10551,7 +9820,6 @@
           <w:p>
             <w:pPr>
               <w:rPr>
-                <w:rFonts w:hint="eastAsia"/>
                 <w:szCs w:val="21"/>
               </w:rPr>
             </w:pPr>
@@ -10566,7 +9834,6 @@
           <w:p>
             <w:pPr>
               <w:rPr>
-                <w:rFonts w:hint="eastAsia"/>
                 <w:szCs w:val="21"/>
               </w:rPr>
             </w:pPr>
@@ -10610,11 +9877,6 @@
             <w:vAlign w:val="center"/>
           </w:tcPr>
           <w:p>
-            <w:pPr>
-              <w:rPr>
-                <w:rFonts w:hint="eastAsia"/>
-              </w:rPr>
-            </w:pPr>
             <w:r>
               <w:rPr>
                 <w:rFonts w:hint="eastAsia"/>
@@ -10638,7 +9900,6 @@
           <w:p>
             <w:pPr>
               <w:rPr>
-                <w:rFonts w:hint="eastAsia"/>
                 <w:szCs w:val="21"/>
               </w:rPr>
             </w:pPr>
@@ -10669,11 +9930,6 @@
             <w:vAlign w:val="center"/>
           </w:tcPr>
           <w:p>
-            <w:pPr>
-              <w:rPr>
-                <w:rFonts w:hint="eastAsia"/>
-              </w:rPr>
-            </w:pPr>
             <w:r>
               <w:rPr>
                 <w:rFonts w:hint="eastAsia"/>
@@ -10697,7 +9953,6 @@
           <w:p>
             <w:pPr>
               <w:rPr>
-                <w:rFonts w:hint="eastAsia"/>
                 <w:szCs w:val="21"/>
               </w:rPr>
             </w:pPr>
@@ -10712,7 +9967,6 @@
           <w:p>
             <w:pPr>
               <w:rPr>
-                <w:rFonts w:hint="eastAsia"/>
                 <w:szCs w:val="21"/>
               </w:rPr>
             </w:pPr>
@@ -10727,7 +9981,6 @@
           <w:p>
             <w:pPr>
               <w:rPr>
-                <w:rFonts w:hint="eastAsia"/>
                 <w:szCs w:val="21"/>
               </w:rPr>
             </w:pPr>
@@ -10742,7 +9995,6 @@
           <w:p>
             <w:pPr>
               <w:rPr>
-                <w:rFonts w:hint="eastAsia"/>
                 <w:szCs w:val="21"/>
               </w:rPr>
             </w:pPr>
@@ -10763,13 +10015,7 @@
         </w:tc>
       </w:tr>
     </w:tbl>
-    <w:p>
-      <w:pPr>
-        <w:rPr>
-          <w:rFonts w:hint="eastAsia"/>
-        </w:rPr>
-      </w:pPr>
-    </w:p>
+    <w:p/>
     <w:p>
       <w:pPr>
         <w:pStyle w:val="2"/>
@@ -10847,7 +10093,6 @@
             <w:pPr>
               <w:jc w:val="center"/>
               <w:rPr>
-                <w:rFonts w:hint="eastAsia"/>
                 <w:b/>
                 <w:bCs/>
               </w:rPr>
@@ -10878,7 +10123,6 @@
             <w:pPr>
               <w:jc w:val="center"/>
               <w:rPr>
-                <w:rFonts w:hint="eastAsia"/>
                 <w:b/>
                 <w:bCs/>
               </w:rPr>
@@ -10910,7 +10154,6 @@
             <w:pPr>
               <w:jc w:val="center"/>
               <w:rPr>
-                <w:rFonts w:hint="eastAsia"/>
                 <w:b/>
                 <w:bCs/>
               </w:rPr>
@@ -10941,7 +10184,6 @@
             <w:pPr>
               <w:jc w:val="center"/>
               <w:rPr>
-                <w:rFonts w:hint="eastAsia"/>
                 <w:b/>
                 <w:bCs/>
               </w:rPr>
@@ -11004,11 +10246,6 @@
             <w:vAlign w:val="center"/>
           </w:tcPr>
           <w:p>
-            <w:pPr>
-              <w:rPr>
-                <w:rFonts w:hint="eastAsia"/>
-              </w:rPr>
-            </w:pPr>
             <w:r>
               <w:rPr>
                 <w:rFonts w:hint="eastAsia"/>
@@ -11030,11 +10267,6 @@
             <w:vAlign w:val="center"/>
           </w:tcPr>
           <w:p>
-            <w:pPr>
-              <w:rPr>
-                <w:rFonts w:hint="eastAsia"/>
-              </w:rPr>
-            </w:pPr>
             <w:r>
               <w:rPr>
                 <w:rFonts w:hint="eastAsia"/>
@@ -11101,11 +10333,6 @@
             <w:vAlign w:val="center"/>
           </w:tcPr>
           <w:p>
-            <w:pPr>
-              <w:rPr>
-                <w:rFonts w:hint="eastAsia"/>
-              </w:rPr>
-            </w:pPr>
             <w:r>
               <w:rPr>
                 <w:rFonts w:hint="eastAsia"/>
@@ -11129,7 +10356,6 @@
           <w:p>
             <w:pPr>
               <w:rPr>
-                <w:rFonts w:hint="eastAsia"/>
                 <w:szCs w:val="21"/>
               </w:rPr>
             </w:pPr>
@@ -11144,7 +10370,6 @@
           <w:p>
             <w:pPr>
               <w:rPr>
-                <w:rFonts w:hint="eastAsia"/>
                 <w:szCs w:val="21"/>
               </w:rPr>
             </w:pPr>
@@ -11159,7 +10384,6 @@
           <w:p>
             <w:pPr>
               <w:rPr>
-                <w:rFonts w:hint="eastAsia"/>
                 <w:szCs w:val="21"/>
               </w:rPr>
             </w:pPr>
@@ -11174,7 +10398,6 @@
           <w:p>
             <w:pPr>
               <w:rPr>
-                <w:rFonts w:hint="eastAsia"/>
                 <w:szCs w:val="21"/>
               </w:rPr>
             </w:pPr>
@@ -11187,11 +10410,6 @@
             </w:r>
           </w:p>
           <w:p>
-            <w:pPr>
-              <w:rPr>
-                <w:rFonts w:hint="eastAsia"/>
-              </w:rPr>
-            </w:pPr>
             <w:r>
               <w:t>5</w:t>
             </w:r>
@@ -11205,7 +10423,6 @@
           <w:p>
             <w:pPr>
               <w:rPr>
-                <w:rFonts w:hint="eastAsia"/>
                 <w:szCs w:val="21"/>
               </w:rPr>
             </w:pPr>
@@ -11252,7 +10469,6 @@
           <w:p>
             <w:pPr>
               <w:rPr>
-                <w:rFonts w:hint="eastAsia"/>
                 <w:szCs w:val="21"/>
               </w:rPr>
             </w:pPr>
@@ -11286,7 +10502,6 @@
           <w:p>
             <w:pPr>
               <w:rPr>
-                <w:rFonts w:hint="eastAsia"/>
                 <w:szCs w:val="21"/>
               </w:rPr>
             </w:pPr>
@@ -11325,7 +10540,6 @@
           <w:p>
             <w:pPr>
               <w:rPr>
-                <w:rFonts w:hint="eastAsia"/>
                 <w:szCs w:val="21"/>
               </w:rPr>
             </w:pPr>
@@ -11353,7 +10567,6 @@
           <w:p>
             <w:pPr>
               <w:rPr>
-                <w:rFonts w:hint="eastAsia"/>
                 <w:szCs w:val="21"/>
               </w:rPr>
             </w:pPr>
@@ -11374,7 +10587,6 @@
           <w:p>
             <w:pPr>
               <w:rPr>
-                <w:rFonts w:hint="eastAsia"/>
                 <w:szCs w:val="21"/>
               </w:rPr>
             </w:pPr>
@@ -11389,7 +10601,6 @@
           <w:p>
             <w:pPr>
               <w:rPr>
-                <w:rFonts w:hint="eastAsia"/>
                 <w:szCs w:val="21"/>
               </w:rPr>
             </w:pPr>
@@ -11404,7 +10615,6 @@
           <w:p>
             <w:pPr>
               <w:rPr>
-                <w:rFonts w:hint="eastAsia"/>
                 <w:szCs w:val="21"/>
               </w:rPr>
             </w:pPr>
@@ -11419,7 +10629,6 @@
           <w:p>
             <w:pPr>
               <w:rPr>
-                <w:rFonts w:hint="eastAsia"/>
                 <w:szCs w:val="21"/>
               </w:rPr>
             </w:pPr>
@@ -11463,11 +10672,6 @@
             <w:vAlign w:val="center"/>
           </w:tcPr>
           <w:p>
-            <w:pPr>
-              <w:rPr>
-                <w:rFonts w:hint="eastAsia"/>
-              </w:rPr>
-            </w:pPr>
             <w:r>
               <w:rPr>
                 <w:rFonts w:hint="eastAsia"/>
@@ -11491,7 +10695,6 @@
           <w:p>
             <w:pPr>
               <w:rPr>
-                <w:rFonts w:hint="eastAsia"/>
                 <w:szCs w:val="21"/>
               </w:rPr>
             </w:pPr>
@@ -11522,11 +10725,6 @@
             <w:vAlign w:val="center"/>
           </w:tcPr>
           <w:p>
-            <w:pPr>
-              <w:rPr>
-                <w:rFonts w:hint="eastAsia"/>
-              </w:rPr>
-            </w:pPr>
             <w:r>
               <w:rPr>
                 <w:rFonts w:hint="eastAsia"/>
@@ -11550,7 +10748,6 @@
           <w:p>
             <w:pPr>
               <w:rPr>
-                <w:rFonts w:hint="eastAsia"/>
                 <w:szCs w:val="21"/>
               </w:rPr>
             </w:pPr>
@@ -11565,7 +10762,7 @@
           <w:p>
             <w:pPr>
               <w:rPr>
-                <w:rFonts w:cs="Courier New" w:hint="eastAsia"/>
+                <w:rFonts w:cs="Courier New"/>
                 <w:lang w:bidi="ar"/>
               </w:rPr>
             </w:pPr>
@@ -11582,7 +10779,6 @@
           <w:p>
             <w:pPr>
               <w:rPr>
-                <w:rFonts w:hint="eastAsia"/>
                 <w:szCs w:val="21"/>
               </w:rPr>
             </w:pPr>
@@ -11598,7 +10794,6 @@
           <w:p>
             <w:pPr>
               <w:rPr>
-                <w:rFonts w:hint="eastAsia"/>
                 <w:szCs w:val="21"/>
               </w:rPr>
             </w:pPr>
@@ -11612,13 +10807,7 @@
         </w:tc>
       </w:tr>
     </w:tbl>
-    <w:p>
-      <w:pPr>
-        <w:rPr>
-          <w:rFonts w:hint="eastAsia"/>
-        </w:rPr>
-      </w:pPr>
-    </w:p>
+    <w:p/>
     <w:p>
       <w:pPr>
         <w:pStyle w:val="1"/>
@@ -11716,7 +10905,6 @@
             <w:pPr>
               <w:jc w:val="center"/>
               <w:rPr>
-                <w:rFonts w:hint="eastAsia"/>
                 <w:b/>
                 <w:bCs/>
               </w:rPr>
@@ -11747,7 +10935,6 @@
             <w:pPr>
               <w:jc w:val="center"/>
               <w:rPr>
-                <w:rFonts w:hint="eastAsia"/>
                 <w:b/>
                 <w:bCs/>
               </w:rPr>
@@ -11779,7 +10966,6 @@
             <w:pPr>
               <w:jc w:val="center"/>
               <w:rPr>
-                <w:rFonts w:hint="eastAsia"/>
                 <w:b/>
                 <w:bCs/>
               </w:rPr>
@@ -11810,7 +10996,6 @@
             <w:pPr>
               <w:jc w:val="center"/>
               <w:rPr>
-                <w:rFonts w:hint="eastAsia"/>
                 <w:b/>
                 <w:bCs/>
               </w:rPr>
@@ -11850,11 +11035,6 @@
             <w:vAlign w:val="center"/>
           </w:tcPr>
           <w:p>
-            <w:pPr>
-              <w:rPr>
-                <w:rFonts w:hint="eastAsia"/>
-              </w:rPr>
-            </w:pPr>
             <w:r>
               <w:rPr>
                 <w:rFonts w:hint="eastAsia"/>
@@ -11876,11 +11056,6 @@
             <w:vAlign w:val="center"/>
           </w:tcPr>
           <w:p>
-            <w:pPr>
-              <w:rPr>
-                <w:rFonts w:hint="eastAsia"/>
-              </w:rPr>
-            </w:pPr>
             <w:r>
               <w:rPr>
                 <w:rFonts w:hint="eastAsia"/>
@@ -11952,11 +11127,6 @@
             <w:vAlign w:val="center"/>
           </w:tcPr>
           <w:p>
-            <w:pPr>
-              <w:rPr>
-                <w:rFonts w:hint="eastAsia"/>
-              </w:rPr>
-            </w:pPr>
             <w:r>
               <w:rPr>
                 <w:rFonts w:hint="eastAsia"/>
@@ -11978,11 +11148,6 @@
             <w:vAlign w:val="center"/>
           </w:tcPr>
           <w:p>
-            <w:pPr>
-              <w:rPr>
-                <w:rFonts w:hint="eastAsia"/>
-              </w:rPr>
-            </w:pPr>
             <w:r>
               <w:rPr>
                 <w:rFonts w:hint="eastAsia"/>
@@ -11991,11 +11156,6 @@
             </w:r>
           </w:p>
           <w:p>
-            <w:pPr>
-              <w:rPr>
-                <w:rFonts w:hint="eastAsia"/>
-              </w:rPr>
-            </w:pPr>
             <w:r>
               <w:rPr>
                 <w:rFonts w:hint="eastAsia"/>
@@ -12004,11 +11164,6 @@
             </w:r>
           </w:p>
           <w:p>
-            <w:pPr>
-              <w:rPr>
-                <w:rFonts w:hint="eastAsia"/>
-              </w:rPr>
-            </w:pPr>
             <w:r>
               <w:rPr>
                 <w:rFonts w:hint="eastAsia"/>
@@ -12017,11 +11172,6 @@
             </w:r>
           </w:p>
           <w:p>
-            <w:pPr>
-              <w:rPr>
-                <w:rFonts w:hint="eastAsia"/>
-              </w:rPr>
-            </w:pPr>
             <w:r>
               <w:rPr>
                 <w:rFonts w:hint="eastAsia"/>
@@ -12030,11 +11180,6 @@
             </w:r>
           </w:p>
           <w:p>
-            <w:pPr>
-              <w:rPr>
-                <w:rFonts w:hint="eastAsia"/>
-              </w:rPr>
-            </w:pPr>
             <w:r>
               <w:t>5</w:t>
             </w:r>
@@ -12057,7 +11202,6 @@
           <w:p>
             <w:pPr>
               <w:rPr>
-                <w:rFonts w:hint="eastAsia"/>
                 <w:szCs w:val="21"/>
               </w:rPr>
             </w:pPr>
@@ -12090,11 +11234,6 @@
             </w:r>
           </w:p>
           <w:p>
-            <w:pPr>
-              <w:rPr>
-                <w:rFonts w:hint="eastAsia"/>
-              </w:rPr>
-            </w:pPr>
             <w:r>
               <w:t>7</w:t>
             </w:r>
@@ -12106,11 +11245,6 @@
             </w:r>
           </w:p>
           <w:p>
-            <w:pPr>
-              <w:rPr>
-                <w:rFonts w:hint="eastAsia"/>
-              </w:rPr>
-            </w:pPr>
             <w:r>
               <w:t>8</w:t>
             </w:r>
@@ -12206,7 +11340,6 @@
           <w:p>
             <w:pPr>
               <w:rPr>
-                <w:rFonts w:hint="eastAsia"/>
                 <w:szCs w:val="21"/>
               </w:rPr>
             </w:pPr>
@@ -12234,7 +11367,6 @@
           <w:p>
             <w:pPr>
               <w:rPr>
-                <w:rFonts w:hint="eastAsia"/>
                 <w:szCs w:val="21"/>
               </w:rPr>
             </w:pPr>
@@ -12246,11 +11378,6 @@
             </w:r>
           </w:p>
           <w:p>
-            <w:pPr>
-              <w:rPr>
-                <w:rFonts w:hint="eastAsia"/>
-              </w:rPr>
-            </w:pPr>
             <w:r>
               <w:rPr>
                 <w:rFonts w:hint="eastAsia"/>
@@ -12259,11 +11386,6 @@
             </w:r>
           </w:p>
           <w:p>
-            <w:pPr>
-              <w:rPr>
-                <w:rFonts w:hint="eastAsia"/>
-              </w:rPr>
-            </w:pPr>
             <w:r>
               <w:rPr>
                 <w:rFonts w:hint="eastAsia"/>
@@ -12272,11 +11394,6 @@
             </w:r>
           </w:p>
           <w:p>
-            <w:pPr>
-              <w:rPr>
-                <w:rFonts w:hint="eastAsia"/>
-              </w:rPr>
-            </w:pPr>
             <w:r>
               <w:t>4</w:t>
             </w:r>
@@ -12290,7 +11407,6 @@
           <w:p>
             <w:pPr>
               <w:rPr>
-                <w:rFonts w:hint="eastAsia"/>
                 <w:szCs w:val="21"/>
               </w:rPr>
             </w:pPr>
@@ -12323,11 +11439,6 @@
             <w:vAlign w:val="center"/>
           </w:tcPr>
           <w:p>
-            <w:pPr>
-              <w:rPr>
-                <w:rFonts w:hint="eastAsia"/>
-              </w:rPr>
-            </w:pPr>
             <w:r>
               <w:rPr>
                 <w:rFonts w:hint="eastAsia"/>
@@ -12351,7 +11462,6 @@
           <w:p>
             <w:pPr>
               <w:rPr>
-                <w:rFonts w:hint="eastAsia"/>
                 <w:szCs w:val="21"/>
               </w:rPr>
             </w:pPr>
@@ -12408,11 +11518,6 @@
             <w:vAlign w:val="center"/>
           </w:tcPr>
           <w:p>
-            <w:pPr>
-              <w:rPr>
-                <w:rFonts w:hint="eastAsia"/>
-              </w:rPr>
-            </w:pPr>
             <w:r>
               <w:rPr>
                 <w:rFonts w:hint="eastAsia"/>
@@ -12434,11 +11539,6 @@
             <w:vAlign w:val="center"/>
           </w:tcPr>
           <w:p>
-            <w:pPr>
-              <w:rPr>
-                <w:rFonts w:hint="eastAsia"/>
-              </w:rPr>
-            </w:pPr>
             <w:r>
               <w:rPr>
                 <w:rFonts w:hint="eastAsia"/>
@@ -12448,23 +11548,23 @@
           </w:p>
           <w:p>
             <w:pPr>
+              <w:rPr>
+                <w:rFonts w:cs="Courier New"/>
+                <w:lang w:bidi="ar"/>
+              </w:rPr>
+            </w:pPr>
+            <w:r>
               <w:rPr>
                 <w:rFonts w:cs="Courier New" w:hint="eastAsia"/>
                 <w:lang w:bidi="ar"/>
               </w:rPr>
-            </w:pPr>
-            <w:r>
-              <w:rPr>
-                <w:rFonts w:cs="Courier New" w:hint="eastAsia"/>
-                <w:lang w:bidi="ar"/>
-              </w:rPr>
               <w:t>https://developer.sourcefind.cn/codes/jerrrrry/vllm_benchmark_throughput/-/tree/main/092</w:t>
             </w:r>
           </w:p>
           <w:p>
             <w:pPr>
               <w:rPr>
-                <w:rFonts w:cs="Courier New" w:hint="eastAsia"/>
+                <w:rFonts w:cs="Courier New"/>
                 <w:lang w:bidi="ar"/>
               </w:rPr>
             </w:pPr>
@@ -12593,7 +11693,6 @@
             <w:pPr>
               <w:jc w:val="center"/>
               <w:rPr>
-                <w:rFonts w:hint="eastAsia"/>
                 <w:b/>
                 <w:bCs/>
               </w:rPr>
@@ -12624,7 +11723,6 @@
             <w:pPr>
               <w:jc w:val="center"/>
               <w:rPr>
-                <w:rFonts w:hint="eastAsia"/>
                 <w:b/>
                 <w:bCs/>
               </w:rPr>
@@ -12656,7 +11754,6 @@
             <w:pPr>
               <w:jc w:val="center"/>
               <w:rPr>
-                <w:rFonts w:hint="eastAsia"/>
                 <w:b/>
                 <w:bCs/>
               </w:rPr>
@@ -12687,7 +11784,6 @@
             <w:pPr>
               <w:jc w:val="center"/>
               <w:rPr>
-                <w:rFonts w:hint="eastAsia"/>
                 <w:b/>
                 <w:bCs/>
               </w:rPr>
@@ -12739,11 +11835,6 @@
             <w:vAlign w:val="center"/>
           </w:tcPr>
           <w:p>
-            <w:pPr>
-              <w:rPr>
-                <w:rFonts w:hint="eastAsia"/>
-              </w:rPr>
-            </w:pPr>
             <w:r>
               <w:rPr>
                 <w:rFonts w:hint="eastAsia"/>
@@ -12765,11 +11856,6 @@
             <w:vAlign w:val="center"/>
           </w:tcPr>
           <w:p>
-            <w:pPr>
-              <w:rPr>
-                <w:rFonts w:hint="eastAsia"/>
-              </w:rPr>
-            </w:pPr>
             <w:r>
               <w:rPr>
                 <w:rFonts w:hint="eastAsia"/>
@@ -12859,11 +11945,6 @@
             <w:vAlign w:val="center"/>
           </w:tcPr>
           <w:p>
-            <w:pPr>
-              <w:rPr>
-                <w:rFonts w:hint="eastAsia"/>
-              </w:rPr>
-            </w:pPr>
             <w:r>
               <w:rPr>
                 <w:rFonts w:hint="eastAsia"/>
@@ -12885,11 +11966,6 @@
             <w:vAlign w:val="center"/>
           </w:tcPr>
           <w:p>
-            <w:pPr>
-              <w:rPr>
-                <w:rFonts w:hint="eastAsia"/>
-              </w:rPr>
-            </w:pPr>
             <w:r>
               <w:rPr>
                 <w:rFonts w:hint="eastAsia"/>
@@ -12898,11 +11974,6 @@
             </w:r>
           </w:p>
           <w:p>
-            <w:pPr>
-              <w:rPr>
-                <w:rFonts w:hint="eastAsia"/>
-              </w:rPr>
-            </w:pPr>
             <w:r>
               <w:rPr>
                 <w:rFonts w:hint="eastAsia"/>
@@ -12911,11 +11982,6 @@
             </w:r>
           </w:p>
           <w:p>
-            <w:pPr>
-              <w:rPr>
-                <w:rFonts w:hint="eastAsia"/>
-              </w:rPr>
-            </w:pPr>
             <w:r>
               <w:rPr>
                 <w:rFonts w:hint="eastAsia"/>
@@ -12924,11 +11990,6 @@
             </w:r>
           </w:p>
           <w:p>
-            <w:pPr>
-              <w:rPr>
-                <w:rFonts w:hint="eastAsia"/>
-              </w:rPr>
-            </w:pPr>
             <w:r>
               <w:rPr>
                 <w:rFonts w:hint="eastAsia"/>
@@ -12937,11 +11998,6 @@
             </w:r>
           </w:p>
           <w:p>
-            <w:pPr>
-              <w:rPr>
-                <w:rFonts w:hint="eastAsia"/>
-              </w:rPr>
-            </w:pPr>
             <w:r>
               <w:t>5</w:t>
             </w:r>
@@ -12964,7 +12020,6 @@
           <w:p>
             <w:pPr>
               <w:rPr>
-                <w:rFonts w:hint="eastAsia"/>
                 <w:szCs w:val="21"/>
               </w:rPr>
             </w:pPr>
@@ -12997,11 +12052,6 @@
             </w:r>
           </w:p>
           <w:p>
-            <w:pPr>
-              <w:rPr>
-                <w:rFonts w:hint="eastAsia"/>
-              </w:rPr>
-            </w:pPr>
             <w:r>
               <w:t>7</w:t>
             </w:r>
@@ -13013,11 +12063,6 @@
             </w:r>
           </w:p>
           <w:p>
-            <w:pPr>
-              <w:rPr>
-                <w:rFonts w:hint="eastAsia"/>
-              </w:rPr>
-            </w:pPr>
             <w:r>
               <w:t>8</w:t>
             </w:r>
@@ -13131,7 +12176,6 @@
           <w:p>
             <w:pPr>
               <w:rPr>
-                <w:rFonts w:hint="eastAsia"/>
                 <w:szCs w:val="21"/>
               </w:rPr>
             </w:pPr>
@@ -13159,7 +12203,6 @@
           <w:p>
             <w:pPr>
               <w:rPr>
-                <w:rFonts w:hint="eastAsia"/>
                 <w:szCs w:val="21"/>
               </w:rPr>
             </w:pPr>
@@ -13171,11 +12214,6 @@
             </w:r>
           </w:p>
           <w:p>
-            <w:pPr>
-              <w:rPr>
-                <w:rFonts w:hint="eastAsia"/>
-              </w:rPr>
-            </w:pPr>
             <w:r>
               <w:rPr>
                 <w:rFonts w:hint="eastAsia"/>
@@ -13184,11 +12222,6 @@
             </w:r>
           </w:p>
           <w:p>
-            <w:pPr>
-              <w:rPr>
-                <w:rFonts w:hint="eastAsia"/>
-              </w:rPr>
-            </w:pPr>
             <w:r>
               <w:rPr>
                 <w:rFonts w:hint="eastAsia"/>
@@ -13197,11 +12230,6 @@
             </w:r>
           </w:p>
           <w:p>
-            <w:pPr>
-              <w:rPr>
-                <w:rFonts w:hint="eastAsia"/>
-              </w:rPr>
-            </w:pPr>
             <w:r>
               <w:t>4</w:t>
             </w:r>
@@ -13215,7 +12243,6 @@
           <w:p>
             <w:pPr>
               <w:rPr>
-                <w:rFonts w:hint="eastAsia"/>
                 <w:szCs w:val="21"/>
               </w:rPr>
             </w:pPr>
@@ -13248,11 +12275,6 @@
             <w:vAlign w:val="center"/>
           </w:tcPr>
           <w:p>
-            <w:pPr>
-              <w:rPr>
-                <w:rFonts w:hint="eastAsia"/>
-              </w:rPr>
-            </w:pPr>
             <w:r>
               <w:rPr>
                 <w:rFonts w:hint="eastAsia"/>
@@ -13276,7 +12298,6 @@
           <w:p>
             <w:pPr>
               <w:rPr>
-                <w:rFonts w:hint="eastAsia"/>
                 <w:szCs w:val="21"/>
               </w:rPr>
             </w:pPr>
@@ -13333,11 +12354,6 @@
             <w:vAlign w:val="center"/>
           </w:tcPr>
           <w:p>
-            <w:pPr>
-              <w:rPr>
-                <w:rFonts w:hint="eastAsia"/>
-              </w:rPr>
-            </w:pPr>
             <w:r>
               <w:rPr>
                 <w:rFonts w:hint="eastAsia"/>
@@ -13359,11 +12375,6 @@
             <w:vAlign w:val="center"/>
           </w:tcPr>
           <w:p>
-            <w:pPr>
-              <w:rPr>
-                <w:rFonts w:hint="eastAsia"/>
-              </w:rPr>
-            </w:pPr>
             <w:r>
               <w:rPr>
                 <w:rFonts w:hint="eastAsia"/>
@@ -13373,25 +12384,20 @@
           </w:p>
           <w:p>
             <w:pPr>
+              <w:rPr>
+                <w:rFonts w:cs="Courier New"/>
+                <w:lang w:bidi="ar"/>
+              </w:rPr>
+            </w:pPr>
+            <w:r>
               <w:rPr>
                 <w:rFonts w:cs="Courier New" w:hint="eastAsia"/>
                 <w:lang w:bidi="ar"/>
               </w:rPr>
-            </w:pPr>
-            <w:r>
-              <w:rPr>
-                <w:rFonts w:cs="Courier New" w:hint="eastAsia"/>
-                <w:lang w:bidi="ar"/>
-              </w:rPr>
               <w:t>https://developer.sourcefind.cn/codes/jerrrrry/vllm_benchmark_throughput/-/tree/main/092</w:t>
             </w:r>
           </w:p>
           <w:p>
-            <w:pPr>
-              <w:rPr>
-                <w:rFonts w:hint="eastAsia"/>
-              </w:rPr>
-            </w:pPr>
             <w:r>
               <w:rPr>
                 <w:rFonts w:hint="eastAsia"/>
@@ -13425,13 +12431,7 @@
         </w:tc>
       </w:tr>
     </w:tbl>
-    <w:p>
-      <w:pPr>
-        <w:rPr>
-          <w:rFonts w:hint="eastAsia"/>
-        </w:rPr>
-      </w:pPr>
-    </w:p>
+    <w:p/>
     <w:p>
       <w:pPr>
         <w:pStyle w:val="2"/>
@@ -13513,7 +12513,6 @@
             <w:pPr>
               <w:jc w:val="center"/>
               <w:rPr>
-                <w:rFonts w:hint="eastAsia"/>
                 <w:b/>
                 <w:bCs/>
               </w:rPr>
@@ -13544,7 +12543,6 @@
             <w:pPr>
               <w:jc w:val="center"/>
               <w:rPr>
-                <w:rFonts w:hint="eastAsia"/>
                 <w:b/>
                 <w:bCs/>
               </w:rPr>
@@ -13576,7 +12574,6 @@
             <w:pPr>
               <w:jc w:val="center"/>
               <w:rPr>
-                <w:rFonts w:hint="eastAsia"/>
                 <w:b/>
                 <w:bCs/>
               </w:rPr>
@@ -13607,7 +12604,6 @@
             <w:pPr>
               <w:jc w:val="center"/>
               <w:rPr>
-                <w:rFonts w:hint="eastAsia"/>
                 <w:b/>
                 <w:bCs/>
               </w:rPr>
@@ -13648,11 +12644,6 @@
             <w:vAlign w:val="center"/>
           </w:tcPr>
           <w:p>
-            <w:pPr>
-              <w:rPr>
-                <w:rFonts w:hint="eastAsia"/>
-              </w:rPr>
-            </w:pPr>
             <w:r>
               <w:rPr>
                 <w:rFonts w:hint="eastAsia"/>
@@ -13674,11 +12665,6 @@
             <w:vAlign w:val="center"/>
           </w:tcPr>
           <w:p>
-            <w:pPr>
-              <w:rPr>
-                <w:rFonts w:hint="eastAsia"/>
-              </w:rPr>
-            </w:pPr>
             <w:r>
               <w:rPr>
                 <w:rFonts w:hint="eastAsia"/>
@@ -13753,11 +12739,6 @@
             <w:vAlign w:val="center"/>
           </w:tcPr>
           <w:p>
-            <w:pPr>
-              <w:rPr>
-                <w:rFonts w:hint="eastAsia"/>
-              </w:rPr>
-            </w:pPr>
             <w:r>
               <w:rPr>
                 <w:rFonts w:hint="eastAsia"/>
@@ -13779,11 +12760,6 @@
             <w:vAlign w:val="center"/>
           </w:tcPr>
           <w:p>
-            <w:pPr>
-              <w:rPr>
-                <w:rFonts w:hint="eastAsia"/>
-              </w:rPr>
-            </w:pPr>
             <w:r>
               <w:rPr>
                 <w:rFonts w:hint="eastAsia"/>
@@ -13792,11 +12768,6 @@
             </w:r>
           </w:p>
           <w:p>
-            <w:pPr>
-              <w:rPr>
-                <w:rFonts w:hint="eastAsia"/>
-              </w:rPr>
-            </w:pPr>
             <w:r>
               <w:rPr>
                 <w:rFonts w:hint="eastAsia"/>
@@ -13805,11 +12776,6 @@
             </w:r>
           </w:p>
           <w:p>
-            <w:pPr>
-              <w:rPr>
-                <w:rFonts w:hint="eastAsia"/>
-              </w:rPr>
-            </w:pPr>
             <w:r>
               <w:rPr>
                 <w:rFonts w:hint="eastAsia"/>
@@ -13818,11 +12784,6 @@
             </w:r>
           </w:p>
           <w:p>
-            <w:pPr>
-              <w:rPr>
-                <w:rFonts w:hint="eastAsia"/>
-              </w:rPr>
-            </w:pPr>
             <w:r>
               <w:rPr>
                 <w:rFonts w:hint="eastAsia"/>
@@ -13832,11 +12793,6 @@
             </w:r>
           </w:p>
           <w:p>
-            <w:pPr>
-              <w:rPr>
-                <w:rFonts w:hint="eastAsia"/>
-              </w:rPr>
-            </w:pPr>
             <w:r>
               <w:t>5</w:t>
             </w:r>
@@ -13859,7 +12815,6 @@
           <w:p>
             <w:pPr>
               <w:rPr>
-                <w:rFonts w:hint="eastAsia"/>
                 <w:szCs w:val="21"/>
               </w:rPr>
             </w:pPr>
@@ -13899,11 +12854,6 @@
             </w:r>
           </w:p>
           <w:p>
-            <w:pPr>
-              <w:rPr>
-                <w:rFonts w:hint="eastAsia"/>
-              </w:rPr>
-            </w:pPr>
             <w:r>
               <w:t>7</w:t>
             </w:r>
@@ -13915,11 +12865,6 @@
             </w:r>
           </w:p>
           <w:p>
-            <w:pPr>
-              <w:rPr>
-                <w:rFonts w:hint="eastAsia"/>
-              </w:rPr>
-            </w:pPr>
             <w:r>
               <w:t>8</w:t>
             </w:r>
@@ -13951,7 +12896,6 @@
           <w:p>
             <w:pPr>
               <w:rPr>
-                <w:rFonts w:hint="eastAsia"/>
                 <w:szCs w:val="21"/>
               </w:rPr>
             </w:pPr>
@@ -13980,7 +12924,6 @@
           <w:p>
             <w:pPr>
               <w:rPr>
-                <w:rFonts w:hint="eastAsia"/>
                 <w:szCs w:val="21"/>
               </w:rPr>
             </w:pPr>
@@ -13992,11 +12935,6 @@
             </w:r>
           </w:p>
           <w:p>
-            <w:pPr>
-              <w:rPr>
-                <w:rFonts w:hint="eastAsia"/>
-              </w:rPr>
-            </w:pPr>
             <w:r>
               <w:rPr>
                 <w:rFonts w:hint="eastAsia"/>
@@ -14005,11 +12943,6 @@
             </w:r>
           </w:p>
           <w:p>
-            <w:pPr>
-              <w:rPr>
-                <w:rFonts w:hint="eastAsia"/>
-              </w:rPr>
-            </w:pPr>
             <w:r>
               <w:rPr>
                 <w:rFonts w:hint="eastAsia"/>
@@ -14018,11 +12951,6 @@
             </w:r>
           </w:p>
           <w:p>
-            <w:pPr>
-              <w:rPr>
-                <w:rFonts w:hint="eastAsia"/>
-              </w:rPr>
-            </w:pPr>
             <w:r>
               <w:t>4</w:t>
             </w:r>
@@ -14036,7 +12964,6 @@
           <w:p>
             <w:pPr>
               <w:rPr>
-                <w:rFonts w:hint="eastAsia"/>
                 <w:szCs w:val="21"/>
               </w:rPr>
             </w:pPr>
@@ -14069,11 +12996,6 @@
             <w:vAlign w:val="center"/>
           </w:tcPr>
           <w:p>
-            <w:pPr>
-              <w:rPr>
-                <w:rFonts w:hint="eastAsia"/>
-              </w:rPr>
-            </w:pPr>
             <w:r>
               <w:rPr>
                 <w:rFonts w:hint="eastAsia"/>
@@ -14097,7 +13019,6 @@
           <w:p>
             <w:pPr>
               <w:rPr>
-                <w:rFonts w:hint="eastAsia"/>
                 <w:szCs w:val="21"/>
               </w:rPr>
             </w:pPr>
@@ -14134,11 +13055,6 @@
             <w:vAlign w:val="center"/>
           </w:tcPr>
           <w:p>
-            <w:pPr>
-              <w:rPr>
-                <w:rFonts w:hint="eastAsia"/>
-              </w:rPr>
-            </w:pPr>
             <w:r>
               <w:rPr>
                 <w:rFonts w:hint="eastAsia"/>
@@ -14160,11 +13076,6 @@
             <w:vAlign w:val="center"/>
           </w:tcPr>
           <w:p>
-            <w:pPr>
-              <w:rPr>
-                <w:rFonts w:hint="eastAsia"/>
-              </w:rPr>
-            </w:pPr>
             <w:r>
               <w:rPr>
                 <w:rFonts w:hint="eastAsia"/>
@@ -14173,11 +13084,6 @@
             </w:r>
           </w:p>
           <w:p>
-            <w:pPr>
-              <w:rPr>
-                <w:rFonts w:hint="eastAsia"/>
-              </w:rPr>
-            </w:pPr>
             <w:r>
               <w:rPr>
                 <w:rFonts w:hint="eastAsia"/>
@@ -14186,11 +13092,6 @@
             </w:r>
           </w:p>
           <w:p>
-            <w:pPr>
-              <w:rPr>
-                <w:rFonts w:hint="eastAsia"/>
-              </w:rPr>
-            </w:pPr>
             <w:r>
               <w:rPr>
                 <w:rFonts w:hint="eastAsia"/>
@@ -14199,11 +13100,6 @@
             </w:r>
           </w:p>
           <w:p>
-            <w:pPr>
-              <w:rPr>
-                <w:rFonts w:hint="eastAsia"/>
-              </w:rPr>
-            </w:pPr>
             <w:r>
               <w:rPr>
                 <w:rFonts w:hint="eastAsia"/>
@@ -14214,13 +13110,7 @@
         </w:tc>
       </w:tr>
     </w:tbl>
-    <w:p>
-      <w:pPr>
-        <w:rPr>
-          <w:rFonts w:hint="eastAsia"/>
-        </w:rPr>
-      </w:pPr>
-    </w:p>
+    <w:p/>
     <w:p>
       <w:pPr>
         <w:pStyle w:val="2"/>
@@ -14294,7 +13184,6 @@
             <w:pPr>
               <w:jc w:val="center"/>
               <w:rPr>
-                <w:rFonts w:hint="eastAsia"/>
                 <w:b/>
                 <w:bCs/>
               </w:rPr>
@@ -14325,7 +13214,6 @@
             <w:pPr>
               <w:jc w:val="center"/>
               <w:rPr>
-                <w:rFonts w:hint="eastAsia"/>
                 <w:b/>
                 <w:bCs/>
               </w:rPr>
@@ -14357,7 +13245,6 @@
             <w:pPr>
               <w:jc w:val="center"/>
               <w:rPr>
-                <w:rFonts w:hint="eastAsia"/>
                 <w:b/>
                 <w:bCs/>
               </w:rPr>
@@ -14388,7 +13275,6 @@
             <w:pPr>
               <w:jc w:val="center"/>
               <w:rPr>
-                <w:rFonts w:hint="eastAsia"/>
                 <w:b/>
                 <w:bCs/>
               </w:rPr>
@@ -14429,11 +13315,6 @@
             <w:vAlign w:val="center"/>
           </w:tcPr>
           <w:p>
-            <w:pPr>
-              <w:rPr>
-                <w:rFonts w:hint="eastAsia"/>
-              </w:rPr>
-            </w:pPr>
             <w:r>
               <w:rPr>
                 <w:rFonts w:hint="eastAsia"/>
@@ -14455,11 +13336,6 @@
             <w:vAlign w:val="center"/>
           </w:tcPr>
           <w:p>
-            <w:pPr>
-              <w:rPr>
-                <w:rFonts w:hint="eastAsia"/>
-              </w:rPr>
-            </w:pPr>
             <w:r>
               <w:rPr>
                 <w:rFonts w:hint="eastAsia"/>
@@ -14558,11 +13434,6 @@
             <w:vAlign w:val="center"/>
           </w:tcPr>
           <w:p>
-            <w:pPr>
-              <w:rPr>
-                <w:rFonts w:hint="eastAsia"/>
-              </w:rPr>
-            </w:pPr>
             <w:r>
               <w:rPr>
                 <w:rFonts w:hint="eastAsia"/>
@@ -14584,11 +13455,6 @@
             <w:vAlign w:val="center"/>
           </w:tcPr>
           <w:p>
-            <w:pPr>
-              <w:rPr>
-                <w:rFonts w:hint="eastAsia"/>
-              </w:rPr>
-            </w:pPr>
             <w:r>
               <w:rPr>
                 <w:rFonts w:hint="eastAsia"/>
@@ -14597,11 +13463,6 @@
             </w:r>
           </w:p>
           <w:p>
-            <w:pPr>
-              <w:rPr>
-                <w:rFonts w:hint="eastAsia"/>
-              </w:rPr>
-            </w:pPr>
             <w:r>
               <w:rPr>
                 <w:rFonts w:hint="eastAsia"/>
@@ -14610,11 +13471,6 @@
             </w:r>
           </w:p>
           <w:p>
-            <w:pPr>
-              <w:rPr>
-                <w:rFonts w:hint="eastAsia"/>
-              </w:rPr>
-            </w:pPr>
             <w:r>
               <w:rPr>
                 <w:rFonts w:hint="eastAsia"/>
@@ -14623,11 +13479,6 @@
             </w:r>
           </w:p>
           <w:p>
-            <w:pPr>
-              <w:rPr>
-                <w:rFonts w:hint="eastAsia"/>
-              </w:rPr>
-            </w:pPr>
             <w:r>
               <w:rPr>
                 <w:rFonts w:hint="eastAsia"/>
@@ -14636,11 +13487,6 @@
             </w:r>
           </w:p>
           <w:p>
-            <w:pPr>
-              <w:rPr>
-                <w:rFonts w:hint="eastAsia"/>
-              </w:rPr>
-            </w:pPr>
             <w:r>
               <w:t>5</w:t>
             </w:r>
@@ -14663,7 +13509,6 @@
           <w:p>
             <w:pPr>
               <w:rPr>
-                <w:rFonts w:hint="eastAsia"/>
                 <w:szCs w:val="21"/>
               </w:rPr>
             </w:pPr>
@@ -14703,11 +13548,6 @@
             </w:r>
           </w:p>
           <w:p>
-            <w:pPr>
-              <w:rPr>
-                <w:rFonts w:hint="eastAsia"/>
-              </w:rPr>
-            </w:pPr>
             <w:r>
               <w:t>7</w:t>
             </w:r>
@@ -14719,11 +13559,6 @@
             </w:r>
           </w:p>
           <w:p>
-            <w:pPr>
-              <w:rPr>
-                <w:rFonts w:hint="eastAsia"/>
-              </w:rPr>
-            </w:pPr>
             <w:r>
               <w:t>8</w:t>
             </w:r>
@@ -14755,7 +13590,6 @@
           <w:p>
             <w:pPr>
               <w:rPr>
-                <w:rFonts w:hint="eastAsia"/>
                 <w:szCs w:val="21"/>
               </w:rPr>
             </w:pPr>
@@ -14783,7 +13617,6 @@
           <w:p>
             <w:pPr>
               <w:rPr>
-                <w:rFonts w:hint="eastAsia"/>
                 <w:szCs w:val="21"/>
               </w:rPr>
             </w:pPr>
@@ -14795,11 +13628,6 @@
             </w:r>
           </w:p>
           <w:p>
-            <w:pPr>
-              <w:rPr>
-                <w:rFonts w:hint="eastAsia"/>
-              </w:rPr>
-            </w:pPr>
             <w:r>
               <w:rPr>
                 <w:rFonts w:hint="eastAsia"/>
@@ -14808,11 +13636,6 @@
             </w:r>
           </w:p>
           <w:p>
-            <w:pPr>
-              <w:rPr>
-                <w:rFonts w:hint="eastAsia"/>
-              </w:rPr>
-            </w:pPr>
             <w:r>
               <w:rPr>
                 <w:rFonts w:hint="eastAsia"/>
@@ -14821,11 +13644,6 @@
             </w:r>
           </w:p>
           <w:p>
-            <w:pPr>
-              <w:rPr>
-                <w:rFonts w:hint="eastAsia"/>
-              </w:rPr>
-            </w:pPr>
             <w:r>
               <w:t>4</w:t>
             </w:r>
@@ -14839,7 +13657,6 @@
           <w:p>
             <w:pPr>
               <w:rPr>
-                <w:rFonts w:hint="eastAsia"/>
                 <w:szCs w:val="21"/>
               </w:rPr>
             </w:pPr>
@@ -14872,11 +13689,6 @@
             <w:vAlign w:val="center"/>
           </w:tcPr>
           <w:p>
-            <w:pPr>
-              <w:rPr>
-                <w:rFonts w:hint="eastAsia"/>
-              </w:rPr>
-            </w:pPr>
             <w:r>
               <w:rPr>
                 <w:rFonts w:hint="eastAsia"/>
@@ -14900,7 +13712,6 @@
           <w:p>
             <w:pPr>
               <w:rPr>
-                <w:rFonts w:hint="eastAsia"/>
                 <w:szCs w:val="21"/>
               </w:rPr>
             </w:pPr>
@@ -14957,11 +13768,6 @@
             <w:vAlign w:val="center"/>
           </w:tcPr>
           <w:p>
-            <w:pPr>
-              <w:rPr>
-                <w:rFonts w:hint="eastAsia"/>
-              </w:rPr>
-            </w:pPr>
             <w:r>
               <w:rPr>
                 <w:rFonts w:hint="eastAsia"/>
@@ -14984,11 +13790,6 @@
             <w:vAlign w:val="center"/>
           </w:tcPr>
           <w:p>
-            <w:pPr>
-              <w:rPr>
-                <w:rFonts w:hint="eastAsia"/>
-              </w:rPr>
-            </w:pPr>
             <w:r>
               <w:rPr>
                 <w:rFonts w:hint="eastAsia"/>
@@ -14997,11 +13798,6 @@
             </w:r>
           </w:p>
           <w:p>
-            <w:pPr>
-              <w:rPr>
-                <w:rFonts w:hint="eastAsia"/>
-              </w:rPr>
-            </w:pPr>
             <w:r>
               <w:rPr>
                 <w:rFonts w:hint="eastAsia"/>
@@ -15010,11 +13806,6 @@
             </w:r>
           </w:p>
           <w:p>
-            <w:pPr>
-              <w:rPr>
-                <w:rFonts w:hint="eastAsia"/>
-              </w:rPr>
-            </w:pPr>
             <w:r>
               <w:rPr>
                 <w:rFonts w:hint="eastAsia"/>
@@ -15023,11 +13814,6 @@
             </w:r>
           </w:p>
           <w:p>
-            <w:pPr>
-              <w:rPr>
-                <w:rFonts w:hint="eastAsia"/>
-              </w:rPr>
-            </w:pPr>
             <w:r>
               <w:rPr>
                 <w:rFonts w:hint="eastAsia"/>
@@ -15038,13 +13824,7 @@
         </w:tc>
       </w:tr>
     </w:tbl>
-    <w:p>
-      <w:pPr>
-        <w:rPr>
-          <w:rFonts w:hint="eastAsia"/>
-        </w:rPr>
-      </w:pPr>
-    </w:p>
+    <w:p/>
     <w:p>
       <w:pPr>
         <w:pStyle w:val="2"/>
@@ -15110,7 +13890,6 @@
             <w:pPr>
               <w:jc w:val="center"/>
               <w:rPr>
-                <w:rFonts w:hint="eastAsia"/>
                 <w:b/>
                 <w:bCs/>
               </w:rPr>
@@ -15141,7 +13920,6 @@
             <w:pPr>
               <w:jc w:val="center"/>
               <w:rPr>
-                <w:rFonts w:hint="eastAsia"/>
                 <w:b/>
                 <w:bCs/>
               </w:rPr>
@@ -15173,7 +13951,6 @@
             <w:pPr>
               <w:jc w:val="center"/>
               <w:rPr>
-                <w:rFonts w:hint="eastAsia"/>
                 <w:b/>
                 <w:bCs/>
               </w:rPr>
@@ -15204,7 +13981,6 @@
             <w:pPr>
               <w:jc w:val="center"/>
               <w:rPr>
-                <w:rFonts w:hint="eastAsia"/>
                 <w:b/>
                 <w:bCs/>
               </w:rPr>
@@ -15244,11 +14020,6 @@
             <w:vAlign w:val="center"/>
           </w:tcPr>
           <w:p>
-            <w:pPr>
-              <w:rPr>
-                <w:rFonts w:hint="eastAsia"/>
-              </w:rPr>
-            </w:pPr>
             <w:r>
               <w:rPr>
                 <w:rFonts w:hint="eastAsia"/>
@@ -15270,11 +14041,6 @@
             <w:vAlign w:val="center"/>
           </w:tcPr>
           <w:p>
-            <w:pPr>
-              <w:rPr>
-                <w:rFonts w:hint="eastAsia"/>
-              </w:rPr>
-            </w:pPr>
             <w:r>
               <w:rPr>
                 <w:rFonts w:hint="eastAsia"/>
@@ -15346,11 +14112,6 @@
             <w:vAlign w:val="center"/>
           </w:tcPr>
           <w:p>
-            <w:pPr>
-              <w:rPr>
-                <w:rFonts w:hint="eastAsia"/>
-              </w:rPr>
-            </w:pPr>
             <w:r>
               <w:rPr>
                 <w:rFonts w:hint="eastAsia"/>
@@ -15372,11 +14133,6 @@
             <w:vAlign w:val="center"/>
           </w:tcPr>
           <w:p>
-            <w:pPr>
-              <w:rPr>
-                <w:rFonts w:hint="eastAsia"/>
-              </w:rPr>
-            </w:pPr>
             <w:r>
               <w:rPr>
                 <w:rFonts w:hint="eastAsia"/>
@@ -15385,11 +14141,6 @@
             </w:r>
           </w:p>
           <w:p>
-            <w:pPr>
-              <w:rPr>
-                <w:rFonts w:hint="eastAsia"/>
-              </w:rPr>
-            </w:pPr>
             <w:r>
               <w:rPr>
                 <w:rFonts w:hint="eastAsia"/>
@@ -15398,11 +14149,6 @@
             </w:r>
           </w:p>
           <w:p>
-            <w:pPr>
-              <w:rPr>
-                <w:rFonts w:hint="eastAsia"/>
-              </w:rPr>
-            </w:pPr>
             <w:r>
               <w:rPr>
                 <w:rFonts w:hint="eastAsia"/>
@@ -15411,11 +14157,6 @@
             </w:r>
           </w:p>
           <w:p>
-            <w:pPr>
-              <w:rPr>
-                <w:rFonts w:hint="eastAsia"/>
-              </w:rPr>
-            </w:pPr>
             <w:r>
               <w:rPr>
                 <w:rFonts w:hint="eastAsia"/>
@@ -15424,11 +14165,6 @@
             </w:r>
           </w:p>
           <w:p>
-            <w:pPr>
-              <w:rPr>
-                <w:rFonts w:hint="eastAsia"/>
-              </w:rPr>
-            </w:pPr>
             <w:r>
               <w:t>5</w:t>
             </w:r>
@@ -15451,7 +14187,6 @@
           <w:p>
             <w:pPr>
               <w:rPr>
-                <w:rFonts w:hint="eastAsia"/>
                 <w:szCs w:val="21"/>
               </w:rPr>
             </w:pPr>
@@ -15491,11 +14226,6 @@
             </w:r>
           </w:p>
           <w:p>
-            <w:pPr>
-              <w:rPr>
-                <w:rFonts w:hint="eastAsia"/>
-              </w:rPr>
-            </w:pPr>
             <w:r>
               <w:t>7</w:t>
             </w:r>
@@ -15507,11 +14237,6 @@
             </w:r>
           </w:p>
           <w:p>
-            <w:pPr>
-              <w:rPr>
-                <w:rFonts w:hint="eastAsia"/>
-              </w:rPr>
-            </w:pPr>
             <w:r>
               <w:t>8</w:t>
             </w:r>
@@ -15606,7 +14331,6 @@
           <w:p>
             <w:pPr>
               <w:rPr>
-                <w:rFonts w:hint="eastAsia"/>
                 <w:szCs w:val="21"/>
               </w:rPr>
             </w:pPr>
@@ -15634,7 +14358,6 @@
           <w:p>
             <w:pPr>
               <w:rPr>
-                <w:rFonts w:hint="eastAsia"/>
                 <w:szCs w:val="21"/>
               </w:rPr>
             </w:pPr>
@@ -15646,11 +14369,6 @@
             </w:r>
           </w:p>
           <w:p>
-            <w:pPr>
-              <w:rPr>
-                <w:rFonts w:hint="eastAsia"/>
-              </w:rPr>
-            </w:pPr>
             <w:r>
               <w:rPr>
                 <w:rFonts w:hint="eastAsia"/>
@@ -15659,11 +14377,6 @@
             </w:r>
           </w:p>
           <w:p>
-            <w:pPr>
-              <w:rPr>
-                <w:rFonts w:hint="eastAsia"/>
-              </w:rPr>
-            </w:pPr>
             <w:r>
               <w:rPr>
                 <w:rFonts w:hint="eastAsia"/>
@@ -15672,11 +14385,6 @@
             </w:r>
           </w:p>
           <w:p>
-            <w:pPr>
-              <w:rPr>
-                <w:rFonts w:hint="eastAsia"/>
-              </w:rPr>
-            </w:pPr>
             <w:r>
               <w:t>4</w:t>
             </w:r>
@@ -15690,7 +14398,6 @@
           <w:p>
             <w:pPr>
               <w:rPr>
-                <w:rFonts w:hint="eastAsia"/>
                 <w:szCs w:val="21"/>
               </w:rPr>
             </w:pPr>
@@ -15723,11 +14430,6 @@
             <w:vAlign w:val="center"/>
           </w:tcPr>
           <w:p>
-            <w:pPr>
-              <w:rPr>
-                <w:rFonts w:hint="eastAsia"/>
-              </w:rPr>
-            </w:pPr>
             <w:r>
               <w:rPr>
                 <w:rFonts w:hint="eastAsia"/>
@@ -15751,7 +14453,6 @@
           <w:p>
             <w:pPr>
               <w:rPr>
-                <w:rFonts w:hint="eastAsia"/>
                 <w:szCs w:val="21"/>
               </w:rPr>
             </w:pPr>
@@ -15808,11 +14509,6 @@
             <w:vAlign w:val="center"/>
           </w:tcPr>
           <w:p>
-            <w:pPr>
-              <w:rPr>
-                <w:rFonts w:hint="eastAsia"/>
-              </w:rPr>
-            </w:pPr>
             <w:r>
               <w:rPr>
                 <w:rFonts w:hint="eastAsia"/>
@@ -15834,11 +14530,6 @@
             <w:vAlign w:val="center"/>
           </w:tcPr>
           <w:p>
-            <w:pPr>
-              <w:rPr>
-                <w:rFonts w:hint="eastAsia"/>
-              </w:rPr>
-            </w:pPr>
             <w:r>
               <w:rPr>
                 <w:rFonts w:hint="eastAsia"/>
@@ -15847,11 +14538,6 @@
             </w:r>
           </w:p>
           <w:p>
-            <w:pPr>
-              <w:rPr>
-                <w:rFonts w:hint="eastAsia"/>
-              </w:rPr>
-            </w:pPr>
             <w:r>
               <w:rPr>
                 <w:rFonts w:hint="eastAsia"/>
@@ -15860,11 +14546,6 @@
             </w:r>
           </w:p>
           <w:p>
-            <w:pPr>
-              <w:rPr>
-                <w:rFonts w:hint="eastAsia"/>
-              </w:rPr>
-            </w:pPr>
             <w:r>
               <w:rPr>
                 <w:rFonts w:hint="eastAsia"/>
@@ -15873,11 +14554,6 @@
             </w:r>
           </w:p>
           <w:p>
-            <w:pPr>
-              <w:rPr>
-                <w:rFonts w:hint="eastAsia"/>
-              </w:rPr>
-            </w:pPr>
             <w:r>
               <w:t>https://www.modelscope.cn/models/metax-tech/GLM-4.7-W8A8/summary</w:t>
             </w:r>
@@ -15892,11 +14568,6 @@
       </w:tr>
     </w:tbl>
     <w:p>
-      <w:pPr>
-        <w:rPr>
-          <w:rFonts w:hint="eastAsia"/>
-        </w:rPr>
-      </w:pPr>
       <w:bookmarkStart w:id="70" w:name="_Toc224640875"/>
     </w:p>
     <w:p>
@@ -15960,7 +14631,6 @@
             <w:pPr>
               <w:jc w:val="center"/>
               <w:rPr>
-                <w:rFonts w:hint="eastAsia"/>
                 <w:b/>
                 <w:bCs/>
               </w:rPr>
@@ -15991,7 +14661,6 @@
             <w:pPr>
               <w:jc w:val="center"/>
               <w:rPr>
-                <w:rFonts w:hint="eastAsia"/>
                 <w:b/>
                 <w:bCs/>
               </w:rPr>
@@ -16023,7 +14692,6 @@
             <w:pPr>
               <w:jc w:val="center"/>
               <w:rPr>
-                <w:rFonts w:hint="eastAsia"/>
                 <w:b/>
                 <w:bCs/>
               </w:rPr>
@@ -16054,7 +14722,6 @@
             <w:pPr>
               <w:jc w:val="center"/>
               <w:rPr>
-                <w:rFonts w:hint="eastAsia"/>
                 <w:b/>
                 <w:bCs/>
               </w:rPr>
@@ -16103,11 +14770,6 @@
             <w:vAlign w:val="center"/>
           </w:tcPr>
           <w:p>
-            <w:pPr>
-              <w:rPr>
-                <w:rFonts w:hint="eastAsia"/>
-              </w:rPr>
-            </w:pPr>
             <w:r>
               <w:rPr>
                 <w:rFonts w:hint="eastAsia"/>
@@ -16129,11 +14791,6 @@
             <w:vAlign w:val="center"/>
           </w:tcPr>
           <w:p>
-            <w:pPr>
-              <w:rPr>
-                <w:rFonts w:hint="eastAsia"/>
-              </w:rPr>
-            </w:pPr>
             <w:r>
               <w:rPr>
                 <w:rFonts w:hint="eastAsia"/>
@@ -16196,11 +14853,6 @@
             <w:vAlign w:val="center"/>
           </w:tcPr>
           <w:p>
-            <w:pPr>
-              <w:rPr>
-                <w:rFonts w:hint="eastAsia"/>
-              </w:rPr>
-            </w:pPr>
             <w:r>
               <w:rPr>
                 <w:rFonts w:hint="eastAsia"/>
@@ -16222,11 +14874,6 @@
             <w:vAlign w:val="center"/>
           </w:tcPr>
           <w:p>
-            <w:pPr>
-              <w:rPr>
-                <w:rFonts w:hint="eastAsia"/>
-              </w:rPr>
-            </w:pPr>
             <w:r>
               <w:rPr>
                 <w:rFonts w:hint="eastAsia"/>
@@ -16235,11 +14882,6 @@
             </w:r>
           </w:p>
           <w:p>
-            <w:pPr>
-              <w:rPr>
-                <w:rFonts w:hint="eastAsia"/>
-              </w:rPr>
-            </w:pPr>
             <w:r>
               <w:rPr>
                 <w:rFonts w:hint="eastAsia"/>
@@ -16248,11 +14890,6 @@
             </w:r>
           </w:p>
           <w:p>
-            <w:pPr>
-              <w:rPr>
-                <w:rFonts w:hint="eastAsia"/>
-              </w:rPr>
-            </w:pPr>
             <w:r>
               <w:rPr>
                 <w:rFonts w:hint="eastAsia"/>
@@ -16261,11 +14898,6 @@
             </w:r>
           </w:p>
           <w:p>
-            <w:pPr>
-              <w:rPr>
-                <w:rFonts w:hint="eastAsia"/>
-              </w:rPr>
-            </w:pPr>
             <w:r>
               <w:rPr>
                 <w:rFonts w:hint="eastAsia"/>
@@ -16274,11 +14906,6 @@
             </w:r>
           </w:p>
           <w:p>
-            <w:pPr>
-              <w:rPr>
-                <w:rFonts w:hint="eastAsia"/>
-              </w:rPr>
-            </w:pPr>
             <w:r>
               <w:t>5</w:t>
             </w:r>
@@ -16301,7 +14928,6 @@
           <w:p>
             <w:pPr>
               <w:rPr>
-                <w:rFonts w:hint="eastAsia"/>
                 <w:szCs w:val="21"/>
               </w:rPr>
             </w:pPr>
@@ -16341,11 +14967,6 @@
             </w:r>
           </w:p>
           <w:p>
-            <w:pPr>
-              <w:rPr>
-                <w:rFonts w:hint="eastAsia"/>
-              </w:rPr>
-            </w:pPr>
             <w:r>
               <w:t>7</w:t>
             </w:r>
@@ -16357,11 +14978,6 @@
             </w:r>
           </w:p>
           <w:p>
-            <w:pPr>
-              <w:rPr>
-                <w:rFonts w:hint="eastAsia"/>
-              </w:rPr>
-            </w:pPr>
             <w:r>
               <w:t>8</w:t>
             </w:r>
@@ -16393,7 +15009,6 @@
           <w:p>
             <w:pPr>
               <w:rPr>
-                <w:rFonts w:hint="eastAsia"/>
                 <w:szCs w:val="21"/>
               </w:rPr>
             </w:pPr>
@@ -16421,7 +15036,6 @@
           <w:p>
             <w:pPr>
               <w:rPr>
-                <w:rFonts w:hint="eastAsia"/>
                 <w:szCs w:val="21"/>
               </w:rPr>
             </w:pPr>
@@ -16433,11 +15047,6 @@
             </w:r>
           </w:p>
           <w:p>
-            <w:pPr>
-              <w:rPr>
-                <w:rFonts w:hint="eastAsia"/>
-              </w:rPr>
-            </w:pPr>
             <w:r>
               <w:rPr>
                 <w:rFonts w:hint="eastAsia"/>
@@ -16446,11 +15055,6 @@
             </w:r>
           </w:p>
           <w:p>
-            <w:pPr>
-              <w:rPr>
-                <w:rFonts w:hint="eastAsia"/>
-              </w:rPr>
-            </w:pPr>
             <w:r>
               <w:rPr>
                 <w:rFonts w:hint="eastAsia"/>
@@ -16459,11 +15063,6 @@
             </w:r>
           </w:p>
           <w:p>
-            <w:pPr>
-              <w:rPr>
-                <w:rFonts w:hint="eastAsia"/>
-              </w:rPr>
-            </w:pPr>
             <w:r>
               <w:t>4</w:t>
             </w:r>
@@ -16477,7 +15076,6 @@
           <w:p>
             <w:pPr>
               <w:rPr>
-                <w:rFonts w:hint="eastAsia"/>
                 <w:szCs w:val="21"/>
               </w:rPr>
             </w:pPr>
@@ -16510,11 +15108,6 @@
             <w:vAlign w:val="center"/>
           </w:tcPr>
           <w:p>
-            <w:pPr>
-              <w:rPr>
-                <w:rFonts w:hint="eastAsia"/>
-              </w:rPr>
-            </w:pPr>
             <w:r>
               <w:rPr>
                 <w:rFonts w:hint="eastAsia"/>
@@ -16538,7 +15131,6 @@
           <w:p>
             <w:pPr>
               <w:rPr>
-                <w:rFonts w:hint="eastAsia"/>
                 <w:szCs w:val="21"/>
               </w:rPr>
             </w:pPr>
@@ -16575,11 +15167,6 @@
             <w:vAlign w:val="center"/>
           </w:tcPr>
           <w:p>
-            <w:pPr>
-              <w:rPr>
-                <w:rFonts w:hint="eastAsia"/>
-              </w:rPr>
-            </w:pPr>
             <w:r>
               <w:rPr>
                 <w:rFonts w:hint="eastAsia"/>
@@ -16601,11 +15188,6 @@
             <w:vAlign w:val="center"/>
           </w:tcPr>
           <w:p>
-            <w:pPr>
-              <w:rPr>
-                <w:rFonts w:hint="eastAsia"/>
-              </w:rPr>
-            </w:pPr>
             <w:r>
               <w:rPr>
                 <w:rFonts w:hint="eastAsia"/>
@@ -16614,11 +15196,6 @@
             </w:r>
           </w:p>
           <w:p>
-            <w:pPr>
-              <w:rPr>
-                <w:rFonts w:hint="eastAsia"/>
-              </w:rPr>
-            </w:pPr>
             <w:r>
               <w:rPr>
                 <w:rFonts w:hint="eastAsia"/>
@@ -16627,11 +15204,6 @@
             </w:r>
           </w:p>
           <w:p>
-            <w:pPr>
-              <w:rPr>
-                <w:rFonts w:hint="eastAsia"/>
-              </w:rPr>
-            </w:pPr>
             <w:r>
               <w:rPr>
                 <w:rFonts w:hint="eastAsia"/>
@@ -16640,11 +15212,6 @@
             </w:r>
           </w:p>
           <w:p>
-            <w:pPr>
-              <w:rPr>
-                <w:rFonts w:hint="eastAsia"/>
-              </w:rPr>
-            </w:pPr>
             <w:r>
               <w:rPr>
                 <w:rFonts w:hint="eastAsia"/>
@@ -16655,13 +15222,7 @@
         </w:tc>
       </w:tr>
     </w:tbl>
-    <w:p>
-      <w:pPr>
-        <w:rPr>
-          <w:rFonts w:hint="eastAsia"/>
-        </w:rPr>
-      </w:pPr>
-    </w:p>
+    <w:p/>
     <w:p>
       <w:pPr>
         <w:pStyle w:val="2"/>
@@ -16737,7 +15298,6 @@
             <w:pPr>
               <w:jc w:val="center"/>
               <w:rPr>
-                <w:rFonts w:hint="eastAsia"/>
                 <w:b/>
                 <w:bCs/>
               </w:rPr>
@@ -16768,7 +15328,6 @@
             <w:pPr>
               <w:jc w:val="center"/>
               <w:rPr>
-                <w:rFonts w:hint="eastAsia"/>
                 <w:b/>
                 <w:bCs/>
               </w:rPr>
@@ -16800,7 +15359,6 @@
             <w:pPr>
               <w:jc w:val="center"/>
               <w:rPr>
-                <w:rFonts w:hint="eastAsia"/>
                 <w:b/>
                 <w:bCs/>
               </w:rPr>
@@ -16831,7 +15389,6 @@
             <w:pPr>
               <w:jc w:val="center"/>
               <w:rPr>
-                <w:rFonts w:hint="eastAsia"/>
                 <w:b/>
                 <w:bCs/>
               </w:rPr>
@@ -16871,11 +15428,6 @@
             <w:vAlign w:val="center"/>
           </w:tcPr>
           <w:p>
-            <w:pPr>
-              <w:rPr>
-                <w:rFonts w:hint="eastAsia"/>
-              </w:rPr>
-            </w:pPr>
             <w:r>
               <w:rPr>
                 <w:rFonts w:hint="eastAsia"/>
@@ -16897,11 +15449,6 @@
             <w:vAlign w:val="center"/>
           </w:tcPr>
           <w:p>
-            <w:pPr>
-              <w:rPr>
-                <w:rFonts w:hint="eastAsia"/>
-              </w:rPr>
-            </w:pPr>
             <w:r>
               <w:rPr>
                 <w:rFonts w:hint="eastAsia"/>
@@ -16965,11 +15512,6 @@
             <w:vAlign w:val="center"/>
           </w:tcPr>
           <w:p>
-            <w:pPr>
-              <w:rPr>
-                <w:rFonts w:hint="eastAsia"/>
-              </w:rPr>
-            </w:pPr>
             <w:r>
               <w:rPr>
                 <w:rFonts w:hint="eastAsia"/>
@@ -16991,11 +15533,6 @@
             <w:vAlign w:val="center"/>
           </w:tcPr>
           <w:p>
-            <w:pPr>
-              <w:rPr>
-                <w:rFonts w:hint="eastAsia"/>
-              </w:rPr>
-            </w:pPr>
             <w:r>
               <w:rPr>
                 <w:rFonts w:hint="eastAsia"/>
@@ -17004,11 +15541,6 @@
             </w:r>
           </w:p>
           <w:p>
-            <w:pPr>
-              <w:rPr>
-                <w:rFonts w:hint="eastAsia"/>
-              </w:rPr>
-            </w:pPr>
             <w:r>
               <w:rPr>
                 <w:rFonts w:hint="eastAsia"/>
@@ -17017,11 +15549,6 @@
             </w:r>
           </w:p>
           <w:p>
-            <w:pPr>
-              <w:rPr>
-                <w:rFonts w:hint="eastAsia"/>
-              </w:rPr>
-            </w:pPr>
             <w:r>
               <w:rPr>
                 <w:rFonts w:hint="eastAsia"/>
@@ -17030,11 +15557,6 @@
             </w:r>
           </w:p>
           <w:p>
-            <w:pPr>
-              <w:rPr>
-                <w:rFonts w:hint="eastAsia"/>
-              </w:rPr>
-            </w:pPr>
             <w:r>
               <w:rPr>
                 <w:rFonts w:hint="eastAsia"/>
@@ -17043,11 +15565,6 @@
             </w:r>
           </w:p>
           <w:p>
-            <w:pPr>
-              <w:rPr>
-                <w:rFonts w:hint="eastAsia"/>
-              </w:rPr>
-            </w:pPr>
             <w:r>
               <w:t>5</w:t>
             </w:r>
@@ -17070,7 +15587,6 @@
           <w:p>
             <w:pPr>
               <w:rPr>
-                <w:rFonts w:hint="eastAsia"/>
                 <w:szCs w:val="21"/>
               </w:rPr>
             </w:pPr>
@@ -17094,11 +15610,6 @@
             </w:r>
           </w:p>
           <w:p>
-            <w:pPr>
-              <w:rPr>
-                <w:rFonts w:hint="eastAsia"/>
-              </w:rPr>
-            </w:pPr>
             <w:r>
               <w:t>7</w:t>
             </w:r>
@@ -17119,11 +15630,6 @@
             </w:r>
           </w:p>
           <w:p>
-            <w:pPr>
-              <w:rPr>
-                <w:rFonts w:hint="eastAsia"/>
-              </w:rPr>
-            </w:pPr>
             <w:r>
               <w:t>8</w:t>
             </w:r>
@@ -17144,11 +15650,6 @@
             </w:r>
           </w:p>
           <w:p>
-            <w:pPr>
-              <w:rPr>
-                <w:rFonts w:hint="eastAsia"/>
-              </w:rPr>
-            </w:pPr>
             <w:r>
               <w:rPr>
                 <w:rFonts w:hint="eastAsia"/>
@@ -17205,7 +15706,6 @@
           <w:p>
             <w:pPr>
               <w:rPr>
-                <w:rFonts w:hint="eastAsia"/>
                 <w:szCs w:val="21"/>
               </w:rPr>
             </w:pPr>
@@ -17234,7 +15734,6 @@
           <w:p>
             <w:pPr>
               <w:rPr>
-                <w:rFonts w:hint="eastAsia"/>
                 <w:szCs w:val="21"/>
               </w:rPr>
             </w:pPr>
@@ -17246,11 +15745,6 @@
             </w:r>
           </w:p>
           <w:p>
-            <w:pPr>
-              <w:rPr>
-                <w:rFonts w:hint="eastAsia"/>
-              </w:rPr>
-            </w:pPr>
             <w:r>
               <w:rPr>
                 <w:rFonts w:hint="eastAsia"/>
@@ -17259,11 +15753,6 @@
             </w:r>
           </w:p>
           <w:p>
-            <w:pPr>
-              <w:rPr>
-                <w:rFonts w:hint="eastAsia"/>
-              </w:rPr>
-            </w:pPr>
             <w:r>
               <w:rPr>
                 <w:rFonts w:hint="eastAsia"/>
@@ -17272,11 +15761,6 @@
             </w:r>
           </w:p>
           <w:p>
-            <w:pPr>
-              <w:rPr>
-                <w:rFonts w:hint="eastAsia"/>
-              </w:rPr>
-            </w:pPr>
             <w:r>
               <w:t>4</w:t>
             </w:r>
@@ -17290,7 +15774,6 @@
           <w:p>
             <w:pPr>
               <w:rPr>
-                <w:rFonts w:hint="eastAsia"/>
                 <w:szCs w:val="21"/>
               </w:rPr>
             </w:pPr>
@@ -17323,11 +15806,6 @@
             <w:vAlign w:val="center"/>
           </w:tcPr>
           <w:p>
-            <w:pPr>
-              <w:rPr>
-                <w:rFonts w:hint="eastAsia"/>
-              </w:rPr>
-            </w:pPr>
             <w:r>
               <w:rPr>
                 <w:rFonts w:hint="eastAsia"/>
@@ -17351,7 +15829,6 @@
           <w:p>
             <w:pPr>
               <w:rPr>
-                <w:rFonts w:hint="eastAsia"/>
                 <w:szCs w:val="21"/>
               </w:rPr>
             </w:pPr>
@@ -17401,11 +15878,6 @@
             <w:vAlign w:val="center"/>
           </w:tcPr>
           <w:p>
-            <w:pPr>
-              <w:rPr>
-                <w:rFonts w:hint="eastAsia"/>
-              </w:rPr>
-            </w:pPr>
             <w:r>
               <w:rPr>
                 <w:rFonts w:hint="eastAsia"/>
@@ -17427,11 +15899,6 @@
             <w:vAlign w:val="center"/>
           </w:tcPr>
           <w:p>
-            <w:pPr>
-              <w:rPr>
-                <w:rFonts w:hint="eastAsia"/>
-              </w:rPr>
-            </w:pPr>
             <w:r>
               <w:rPr>
                 <w:rFonts w:hint="eastAsia"/>
@@ -17453,13 +15920,7 @@
         </w:tc>
       </w:tr>
     </w:tbl>
-    <w:p>
-      <w:pPr>
-        <w:rPr>
-          <w:rFonts w:hint="eastAsia"/>
-        </w:rPr>
-      </w:pPr>
-    </w:p>
+    <w:p/>
     <w:p>
       <w:pPr>
         <w:pStyle w:val="1"/>
@@ -17482,6 +15943,9 @@
     <w:p>
       <w:pPr>
         <w:pStyle w:val="2"/>
+        <w:rPr>
+          <w:color w:val="EE0000"/>
+        </w:rPr>
       </w:pPr>
       <w:bookmarkStart w:id="81" w:name="_Toc922288253"/>
       <w:bookmarkStart w:id="82" w:name="_Toc224568912"/>
@@ -17489,12 +15953,14 @@
       <w:r>
         <w:rPr>
           <w:rFonts w:hint="eastAsia"/>
+          <w:color w:val="EE0000"/>
         </w:rPr>
         <w:t>Opencompass</w:t>
       </w:r>
       <w:r>
         <w:rPr>
           <w:rFonts w:hint="eastAsia"/>
+          <w:color w:val="EE0000"/>
         </w:rPr>
         <w:t>大模型推理精度测试</w:t>
       </w:r>
@@ -17613,7 +16079,6 @@
             <w:pPr>
               <w:jc w:val="center"/>
               <w:rPr>
-                <w:rFonts w:hint="eastAsia"/>
                 <w:b/>
                 <w:bCs/>
               </w:rPr>
@@ -17649,7 +16114,6 @@
             <w:pPr>
               <w:jc w:val="center"/>
               <w:rPr>
-                <w:rFonts w:hint="eastAsia"/>
                 <w:b/>
                 <w:bCs/>
               </w:rPr>
@@ -17680,7 +16144,6 @@
             <w:pPr>
               <w:jc w:val="center"/>
               <w:rPr>
-                <w:rFonts w:hint="eastAsia"/>
                 <w:b/>
                 <w:bCs/>
               </w:rPr>
@@ -17711,7 +16174,6 @@
             <w:pPr>
               <w:jc w:val="center"/>
               <w:rPr>
-                <w:rFonts w:hint="eastAsia"/>
                 <w:b/>
                 <w:bCs/>
               </w:rPr>
@@ -17756,11 +16218,6 @@
             <w:vAlign w:val="center"/>
           </w:tcPr>
           <w:p>
-            <w:pPr>
-              <w:rPr>
-                <w:rFonts w:hint="eastAsia"/>
-              </w:rPr>
-            </w:pPr>
             <w:r>
               <w:t>测试目的</w:t>
             </w:r>
@@ -17785,11 +16242,6 @@
             <w:vAlign w:val="center"/>
           </w:tcPr>
           <w:p>
-            <w:pPr>
-              <w:rPr>
-                <w:rFonts w:hint="eastAsia"/>
-              </w:rPr>
-            </w:pPr>
             <w:r>
               <w:t>通过测试大模型推理阶段内容的生成准确性来衡量人工智能加速卡的计算正确性。</w:t>
             </w:r>
@@ -17818,11 +16270,6 @@
             <w:vAlign w:val="center"/>
           </w:tcPr>
           <w:p>
-            <w:pPr>
-              <w:rPr>
-                <w:rFonts w:hint="eastAsia"/>
-              </w:rPr>
-            </w:pPr>
             <w:r>
               <w:t>预置条件</w:t>
             </w:r>
@@ -17847,11 +16294,6 @@
             <w:vAlign w:val="center"/>
           </w:tcPr>
           <w:p>
-            <w:pPr>
-              <w:rPr>
-                <w:rFonts w:hint="eastAsia"/>
-              </w:rPr>
-            </w:pPr>
             <w:r>
               <w:t>1.设备电源供电正常</w:t>
             </w:r>
@@ -17863,11 +16305,6 @@
             </w:r>
           </w:p>
           <w:p>
-            <w:pPr>
-              <w:rPr>
-                <w:rFonts w:hint="eastAsia"/>
-              </w:rPr>
-            </w:pPr>
             <w:r>
               <w:t>2.使用本地管理PC连接到服务器</w:t>
             </w:r>
@@ -17879,11 +16316,6 @@
             </w:r>
           </w:p>
           <w:p>
-            <w:pPr>
-              <w:rPr>
-                <w:rFonts w:hint="eastAsia"/>
-              </w:rPr>
-            </w:pPr>
             <w:r>
               <w:t>3.设备为稳定的商用BIOS版本及BMC版本</w:t>
             </w:r>
@@ -17895,11 +16327,6 @@
             </w:r>
           </w:p>
           <w:p>
-            <w:pPr>
-              <w:rPr>
-                <w:rFonts w:hint="eastAsia"/>
-              </w:rPr>
-            </w:pPr>
             <w:r>
               <w:t>4.设备已安装规定操作系统并且驱动程序安装正常</w:t>
             </w:r>
@@ -17911,11 +16338,6 @@
             </w:r>
           </w:p>
           <w:p>
-            <w:pPr>
-              <w:rPr>
-                <w:rFonts w:hint="eastAsia"/>
-              </w:rPr>
-            </w:pPr>
             <w:r>
               <w:t>5.设备已安装规定的人工智能加速卡驱动软件、计算引擎、</w:t>
             </w:r>
@@ -17930,11 +16352,6 @@
             </w:r>
           </w:p>
           <w:p>
-            <w:pPr>
-              <w:rPr>
-                <w:rFonts w:hint="eastAsia"/>
-              </w:rPr>
-            </w:pPr>
             <w:r>
               <w:t>6.</w:t>
             </w:r>
@@ -17964,11 +16381,6 @@
             </w:r>
           </w:p>
           <w:p>
-            <w:pPr>
-              <w:rPr>
-                <w:rFonts w:hint="eastAsia"/>
-              </w:rPr>
-            </w:pPr>
             <w:r>
               <w:t>7</w:t>
             </w:r>
@@ -17998,11 +16410,6 @@
             </w:r>
           </w:p>
           <w:p>
-            <w:pPr>
-              <w:rPr>
-                <w:rFonts w:hint="eastAsia"/>
-              </w:rPr>
-            </w:pPr>
             <w:r>
               <w:t>8</w:t>
             </w:r>
@@ -18046,11 +16453,6 @@
             <w:vAlign w:val="center"/>
           </w:tcPr>
           <w:p>
-            <w:pPr>
-              <w:rPr>
-                <w:rFonts w:hint="eastAsia"/>
-              </w:rPr>
-            </w:pPr>
             <w:r>
               <w:t>测试步骤</w:t>
             </w:r>
@@ -18075,11 +16477,6 @@
             <w:vAlign w:val="center"/>
           </w:tcPr>
           <w:p>
-            <w:pPr>
-              <w:rPr>
-                <w:rFonts w:hint="eastAsia"/>
-              </w:rPr>
-            </w:pPr>
             <w:r>
               <w:rPr>
                 <w:rFonts w:hint="eastAsia"/>
@@ -18088,11 +16485,6 @@
             </w:r>
           </w:p>
           <w:p>
-            <w:pPr>
-              <w:rPr>
-                <w:rFonts w:hint="eastAsia"/>
-              </w:rPr>
-            </w:pPr>
             <w:r>
               <w:rPr>
                 <w:rFonts w:hint="eastAsia"/>
@@ -18101,11 +16493,6 @@
             </w:r>
           </w:p>
           <w:p>
-            <w:pPr>
-              <w:rPr>
-                <w:rFonts w:hint="eastAsia"/>
-              </w:rPr>
-            </w:pPr>
             <w:r>
               <w:rPr>
                 <w:rFonts w:hint="eastAsia"/>
@@ -18114,11 +16501,6 @@
             </w:r>
           </w:p>
           <w:p>
-            <w:pPr>
-              <w:rPr>
-                <w:rFonts w:hint="eastAsia"/>
-              </w:rPr>
-            </w:pPr>
             <w:r>
               <w:rPr>
                 <w:rFonts w:hint="eastAsia"/>
@@ -18127,11 +16509,6 @@
             </w:r>
           </w:p>
           <w:p>
-            <w:pPr>
-              <w:rPr>
-                <w:rFonts w:hint="eastAsia"/>
-              </w:rPr>
-            </w:pPr>
             <w:r>
               <w:rPr>
                 <w:rFonts w:hint="eastAsia"/>
@@ -18171,7 +16548,7 @@
           <w:p>
             <w:pPr>
               <w:rPr>
-                <w:rFonts w:ascii="Cambria" w:eastAsia="仿宋_GB2312" w:hAnsi="Cambria" w:cs="等线"/>
+                <w:rFonts w:ascii="Cambria" w:eastAsia="仿宋_GB2312" w:hAnsi="Cambria" w:cs="DengXian"/>
               </w:rPr>
             </w:pPr>
             <w:r>
@@ -18208,11 +16585,6 @@
             <w:vAlign w:val="center"/>
           </w:tcPr>
           <w:p>
-            <w:pPr>
-              <w:rPr>
-                <w:rFonts w:hint="eastAsia"/>
-              </w:rPr>
-            </w:pPr>
             <w:r>
               <w:t>预期结果</w:t>
             </w:r>
@@ -18237,11 +16609,6 @@
             <w:vAlign w:val="center"/>
           </w:tcPr>
           <w:p>
-            <w:pPr>
-              <w:rPr>
-                <w:rFonts w:hint="eastAsia"/>
-              </w:rPr>
-            </w:pPr>
             <w:r>
               <w:t>步骤6中，获取并记录DeepSeek-R1-671</w:t>
             </w:r>
@@ -18297,11 +16664,6 @@
             <w:vAlign w:val="center"/>
           </w:tcPr>
           <w:p>
-            <w:pPr>
-              <w:rPr>
-                <w:rFonts w:hint="eastAsia"/>
-              </w:rPr>
-            </w:pPr>
             <w:r>
               <w:t>备注</w:t>
             </w:r>
@@ -18328,22 +16690,22 @@
           <w:p>
             <w:pPr>
               <w:rPr>
+                <w:rFonts w:cs="Courier New"/>
+                <w:lang w:bidi="ar"/>
+              </w:rPr>
+            </w:pPr>
+            <w:r>
+              <w:rPr>
                 <w:rFonts w:cs="Courier New" w:hint="eastAsia"/>
                 <w:lang w:bidi="ar"/>
               </w:rPr>
-            </w:pPr>
-            <w:r>
-              <w:rPr>
-                <w:rFonts w:cs="Courier New" w:hint="eastAsia"/>
-                <w:lang w:bidi="ar"/>
-              </w:rPr>
               <w:t>代码链接：</w:t>
             </w:r>
           </w:p>
           <w:p>
             <w:pPr>
               <w:rPr>
-                <w:rFonts w:cs="Courier New" w:hint="eastAsia"/>
+                <w:rFonts w:cs="Courier New"/>
                 <w:lang w:bidi="ar"/>
               </w:rPr>
             </w:pPr>
@@ -18367,22 +16729,22 @@
           <w:p>
             <w:pPr>
               <w:rPr>
+                <w:rFonts w:cs="Courier New"/>
+                <w:lang w:bidi="ar"/>
+              </w:rPr>
+            </w:pPr>
+            <w:r>
+              <w:rPr>
                 <w:rFonts w:cs="Courier New" w:hint="eastAsia"/>
                 <w:lang w:bidi="ar"/>
               </w:rPr>
-            </w:pPr>
-            <w:r>
-              <w:rPr>
-                <w:rFonts w:cs="Courier New" w:hint="eastAsia"/>
-                <w:lang w:bidi="ar"/>
-              </w:rPr>
               <w:t>模型地址：</w:t>
             </w:r>
           </w:p>
           <w:p>
             <w:pPr>
               <w:rPr>
-                <w:rFonts w:cs="Courier New" w:hint="eastAsia"/>
+                <w:rFonts w:cs="Courier New"/>
                 <w:lang w:bidi="ar"/>
               </w:rPr>
             </w:pPr>
@@ -18413,15 +16775,15 @@
           <w:p>
             <w:pPr>
               <w:rPr>
+                <w:rFonts w:cs="Courier New"/>
+                <w:lang w:bidi="ar"/>
+              </w:rPr>
+            </w:pPr>
+            <w:r>
+              <w:rPr>
                 <w:rFonts w:cs="Courier New" w:hint="eastAsia"/>
                 <w:lang w:bidi="ar"/>
               </w:rPr>
-            </w:pPr>
-            <w:r>
-              <w:rPr>
-                <w:rFonts w:cs="Courier New" w:hint="eastAsia"/>
-                <w:lang w:bidi="ar"/>
-              </w:rPr>
               <w:t>数据集地址：</w:t>
             </w:r>
           </w:p>
@@ -18429,7 +16791,6 @@
             <w:pPr>
               <w:rPr>
                 <w:rStyle w:val="af3"/>
-                <w:rFonts w:hint="eastAsia"/>
               </w:rPr>
             </w:pPr>
             <w:hyperlink r:id="rId14" w:history="1">
@@ -18452,26 +16813,27 @@
         </w:tc>
       </w:tr>
     </w:tbl>
-    <w:p>
-      <w:pPr>
-        <w:rPr>
-          <w:rFonts w:hint="eastAsia"/>
-        </w:rPr>
-      </w:pPr>
-    </w:p>
+    <w:p/>
     <w:p>
       <w:pPr>
         <w:pStyle w:val="2"/>
+        <w:rPr>
+          <w:color w:val="EE0000"/>
+        </w:rPr>
       </w:pPr>
       <w:bookmarkStart w:id="91" w:name="_Toc1782507865"/>
       <w:bookmarkStart w:id="92" w:name="_Toc224568914"/>
       <w:bookmarkStart w:id="93" w:name="_Toc224635447"/>
       <w:r>
+        <w:rPr>
+          <w:color w:val="EE0000"/>
+        </w:rPr>
         <w:t>EvalScope</w:t>
       </w:r>
       <w:r>
         <w:rPr>
           <w:rFonts w:hint="eastAsia"/>
+          <w:color w:val="EE0000"/>
         </w:rPr>
         <w:t>大模型推理精度测试</w:t>
       </w:r>
@@ -18533,7 +16895,6 @@
             <w:pPr>
               <w:jc w:val="center"/>
               <w:rPr>
-                <w:rFonts w:hint="eastAsia"/>
                 <w:b/>
                 <w:bCs/>
               </w:rPr>
@@ -18569,7 +16930,6 @@
             <w:pPr>
               <w:jc w:val="center"/>
               <w:rPr>
-                <w:rFonts w:hint="eastAsia"/>
                 <w:b/>
                 <w:bCs/>
               </w:rPr>
@@ -18600,7 +16960,6 @@
             <w:pPr>
               <w:jc w:val="center"/>
               <w:rPr>
-                <w:rFonts w:hint="eastAsia"/>
                 <w:b/>
                 <w:bCs/>
               </w:rPr>
@@ -18631,7 +16990,6 @@
             <w:pPr>
               <w:jc w:val="center"/>
               <w:rPr>
-                <w:rFonts w:hint="eastAsia"/>
                 <w:b/>
                 <w:bCs/>
               </w:rPr>
@@ -18676,11 +17034,6 @@
             <w:vAlign w:val="center"/>
           </w:tcPr>
           <w:p>
-            <w:pPr>
-              <w:rPr>
-                <w:rFonts w:hint="eastAsia"/>
-              </w:rPr>
-            </w:pPr>
             <w:r>
               <w:t>测试目的</w:t>
             </w:r>
@@ -18705,11 +17058,6 @@
             <w:vAlign w:val="center"/>
           </w:tcPr>
           <w:p>
-            <w:pPr>
-              <w:rPr>
-                <w:rFonts w:hint="eastAsia"/>
-              </w:rPr>
-            </w:pPr>
             <w:r>
               <w:t>通过测试大模型推理阶段内容的生成准确性来衡量人工智能加速卡的计算正确性。</w:t>
             </w:r>
@@ -18738,11 +17086,6 @@
             <w:vAlign w:val="center"/>
           </w:tcPr>
           <w:p>
-            <w:pPr>
-              <w:rPr>
-                <w:rFonts w:hint="eastAsia"/>
-              </w:rPr>
-            </w:pPr>
             <w:r>
               <w:t>预置条件</w:t>
             </w:r>
@@ -18767,11 +17110,6 @@
             <w:vAlign w:val="center"/>
           </w:tcPr>
           <w:p>
-            <w:pPr>
-              <w:rPr>
-                <w:rFonts w:hint="eastAsia"/>
-              </w:rPr>
-            </w:pPr>
             <w:r>
               <w:t>1.设备电源供电正常</w:t>
             </w:r>
@@ -18783,11 +17121,6 @@
             </w:r>
           </w:p>
           <w:p>
-            <w:pPr>
-              <w:rPr>
-                <w:rFonts w:hint="eastAsia"/>
-              </w:rPr>
-            </w:pPr>
             <w:r>
               <w:t>2.使用本地管理PC连接到服务器</w:t>
             </w:r>
@@ -18799,11 +17132,6 @@
             </w:r>
           </w:p>
           <w:p>
-            <w:pPr>
-              <w:rPr>
-                <w:rFonts w:hint="eastAsia"/>
-              </w:rPr>
-            </w:pPr>
             <w:r>
               <w:t>3.设备为稳定的商用BIOS版本及BMC版本</w:t>
             </w:r>
@@ -18815,11 +17143,6 @@
             </w:r>
           </w:p>
           <w:p>
-            <w:pPr>
-              <w:rPr>
-                <w:rFonts w:hint="eastAsia"/>
-              </w:rPr>
-            </w:pPr>
             <w:r>
               <w:t>4.设备已安装规定操作系统并且驱动程序安装正常</w:t>
             </w:r>
@@ -18831,11 +17154,6 @@
             </w:r>
           </w:p>
           <w:p>
-            <w:pPr>
-              <w:rPr>
-                <w:rFonts w:hint="eastAsia"/>
-              </w:rPr>
-            </w:pPr>
             <w:r>
               <w:t>5.设备已安装规定的人工智能加速卡驱动软件、计算引擎、</w:t>
             </w:r>
@@ -18850,11 +17168,6 @@
             </w:r>
           </w:p>
           <w:p>
-            <w:pPr>
-              <w:rPr>
-                <w:rFonts w:hint="eastAsia"/>
-              </w:rPr>
-            </w:pPr>
             <w:r>
               <w:t>6.</w:t>
             </w:r>
@@ -18884,11 +17197,6 @@
             </w:r>
           </w:p>
           <w:p>
-            <w:pPr>
-              <w:rPr>
-                <w:rFonts w:hint="eastAsia"/>
-              </w:rPr>
-            </w:pPr>
             <w:r>
               <w:t>7</w:t>
             </w:r>
@@ -18918,11 +17226,6 @@
             </w:r>
           </w:p>
           <w:p>
-            <w:pPr>
-              <w:rPr>
-                <w:rFonts w:hint="eastAsia"/>
-              </w:rPr>
-            </w:pPr>
             <w:r>
               <w:t>8</w:t>
             </w:r>
@@ -18966,11 +17269,6 @@
             <w:vAlign w:val="center"/>
           </w:tcPr>
           <w:p>
-            <w:pPr>
-              <w:rPr>
-                <w:rFonts w:hint="eastAsia"/>
-              </w:rPr>
-            </w:pPr>
             <w:r>
               <w:t>测试步骤</w:t>
             </w:r>
@@ -18995,11 +17293,6 @@
             <w:vAlign w:val="center"/>
           </w:tcPr>
           <w:p>
-            <w:pPr>
-              <w:rPr>
-                <w:rFonts w:hint="eastAsia"/>
-              </w:rPr>
-            </w:pPr>
             <w:r>
               <w:rPr>
                 <w:rFonts w:hint="eastAsia"/>
@@ -19008,11 +17301,6 @@
             </w:r>
           </w:p>
           <w:p>
-            <w:pPr>
-              <w:rPr>
-                <w:rFonts w:hint="eastAsia"/>
-              </w:rPr>
-            </w:pPr>
             <w:r>
               <w:rPr>
                 <w:rFonts w:hint="eastAsia"/>
@@ -19021,11 +17309,6 @@
             </w:r>
           </w:p>
           <w:p>
-            <w:pPr>
-              <w:rPr>
-                <w:rFonts w:hint="eastAsia"/>
-              </w:rPr>
-            </w:pPr>
             <w:r>
               <w:rPr>
                 <w:rFonts w:hint="eastAsia"/>
@@ -19034,11 +17317,6 @@
             </w:r>
           </w:p>
           <w:p>
-            <w:pPr>
-              <w:rPr>
-                <w:rFonts w:hint="eastAsia"/>
-              </w:rPr>
-            </w:pPr>
             <w:r>
               <w:rPr>
                 <w:rFonts w:hint="eastAsia"/>
@@ -19047,11 +17325,6 @@
             </w:r>
           </w:p>
           <w:p>
-            <w:pPr>
-              <w:rPr>
-                <w:rFonts w:hint="eastAsia"/>
-              </w:rPr>
-            </w:pPr>
             <w:r>
               <w:rPr>
                 <w:rFonts w:hint="eastAsia"/>
@@ -19071,7 +17344,7 @@
           <w:p>
             <w:pPr>
               <w:rPr>
-                <w:rFonts w:ascii="Cambria" w:eastAsia="仿宋_GB2312" w:hAnsi="Cambria" w:cs="等线"/>
+                <w:rFonts w:ascii="Cambria" w:eastAsia="仿宋_GB2312" w:hAnsi="Cambria" w:cs="DengXian"/>
               </w:rPr>
             </w:pPr>
             <w:r>
@@ -19108,11 +17381,6 @@
             <w:vAlign w:val="center"/>
           </w:tcPr>
           <w:p>
-            <w:pPr>
-              <w:rPr>
-                <w:rFonts w:hint="eastAsia"/>
-              </w:rPr>
-            </w:pPr>
             <w:r>
               <w:t>预期结果</w:t>
             </w:r>
@@ -19137,11 +17405,6 @@
             <w:vAlign w:val="center"/>
           </w:tcPr>
           <w:p>
-            <w:pPr>
-              <w:rPr>
-                <w:rFonts w:hint="eastAsia"/>
-              </w:rPr>
-            </w:pPr>
             <w:r>
               <w:t>步骤6中，获取并记录DeepSeek-R1-671B模型</w:t>
             </w:r>
@@ -19190,7 +17453,7 @@
           <w:p>
             <w:pPr>
               <w:rPr>
-                <w:rFonts w:cs="Courier New" w:hint="eastAsia"/>
+                <w:rFonts w:cs="Courier New"/>
                 <w:lang w:bidi="ar"/>
               </w:rPr>
             </w:pPr>
@@ -19224,22 +17487,22 @@
           <w:p>
             <w:pPr>
               <w:rPr>
+                <w:rFonts w:cs="Courier New"/>
+                <w:lang w:bidi="ar"/>
+              </w:rPr>
+            </w:pPr>
+            <w:r>
+              <w:rPr>
                 <w:rFonts w:cs="Courier New" w:hint="eastAsia"/>
                 <w:lang w:bidi="ar"/>
               </w:rPr>
-            </w:pPr>
-            <w:r>
-              <w:rPr>
-                <w:rFonts w:cs="Courier New" w:hint="eastAsia"/>
-                <w:lang w:bidi="ar"/>
-              </w:rPr>
               <w:t>代码链接：</w:t>
             </w:r>
           </w:p>
           <w:p>
             <w:pPr>
               <w:rPr>
-                <w:rFonts w:cs="Courier New" w:hint="eastAsia"/>
+                <w:rFonts w:cs="Courier New"/>
                 <w:lang w:bidi="ar"/>
               </w:rPr>
             </w:pPr>
@@ -19256,22 +17519,22 @@
           <w:p>
             <w:pPr>
               <w:rPr>
+                <w:rFonts w:cs="Courier New"/>
+                <w:lang w:bidi="ar"/>
+              </w:rPr>
+            </w:pPr>
+            <w:r>
+              <w:rPr>
                 <w:rFonts w:cs="Courier New" w:hint="eastAsia"/>
                 <w:lang w:bidi="ar"/>
               </w:rPr>
-            </w:pPr>
-            <w:r>
-              <w:rPr>
-                <w:rFonts w:cs="Courier New" w:hint="eastAsia"/>
-                <w:lang w:bidi="ar"/>
-              </w:rPr>
               <w:t>模型地址：</w:t>
             </w:r>
           </w:p>
           <w:p>
             <w:pPr>
               <w:rPr>
-                <w:rFonts w:cs="Courier New" w:hint="eastAsia"/>
+                <w:rFonts w:cs="Courier New"/>
                 <w:lang w:bidi="ar"/>
               </w:rPr>
             </w:pPr>
@@ -19295,22 +17558,22 @@
           <w:p>
             <w:pPr>
               <w:rPr>
+                <w:rFonts w:cs="Courier New"/>
+                <w:lang w:bidi="ar"/>
+              </w:rPr>
+            </w:pPr>
+            <w:r>
+              <w:rPr>
                 <w:rFonts w:cs="Courier New" w:hint="eastAsia"/>
                 <w:lang w:bidi="ar"/>
               </w:rPr>
-            </w:pPr>
-            <w:r>
-              <w:rPr>
-                <w:rFonts w:cs="Courier New" w:hint="eastAsia"/>
-                <w:lang w:bidi="ar"/>
-              </w:rPr>
               <w:t>数据集地址：</w:t>
             </w:r>
           </w:p>
           <w:p>
             <w:pPr>
               <w:rPr>
-                <w:rFonts w:cs="Courier New" w:hint="eastAsia"/>
+                <w:rFonts w:cs="Courier New"/>
                 <w:lang w:bidi="ar"/>
               </w:rPr>
             </w:pPr>
@@ -19334,13 +17597,7 @@
         </w:tc>
       </w:tr>
     </w:tbl>
-    <w:p>
-      <w:pPr>
-        <w:rPr>
-          <w:rFonts w:hint="eastAsia"/>
-        </w:rPr>
-      </w:pPr>
-    </w:p>
+    <w:p/>
     <w:p>
       <w:pPr>
         <w:pStyle w:val="1"/>
@@ -19460,7 +17717,6 @@
             <w:pPr>
               <w:jc w:val="center"/>
               <w:rPr>
-                <w:rFonts w:hint="eastAsia"/>
                 <w:b/>
                 <w:bCs/>
               </w:rPr>
@@ -19491,7 +17747,6 @@
             <w:pPr>
               <w:jc w:val="center"/>
               <w:rPr>
-                <w:rFonts w:hint="eastAsia"/>
                 <w:b/>
                 <w:bCs/>
               </w:rPr>
@@ -19523,7 +17778,6 @@
             <w:pPr>
               <w:jc w:val="center"/>
               <w:rPr>
-                <w:rFonts w:hint="eastAsia"/>
                 <w:b/>
                 <w:bCs/>
               </w:rPr>
@@ -19554,7 +17808,6 @@
             <w:pPr>
               <w:jc w:val="center"/>
               <w:rPr>
-                <w:rFonts w:hint="eastAsia"/>
                 <w:b/>
                 <w:bCs/>
               </w:rPr>
@@ -19587,11 +17840,6 @@
             <w:vAlign w:val="center"/>
           </w:tcPr>
           <w:p>
-            <w:pPr>
-              <w:rPr>
-                <w:rFonts w:hint="eastAsia"/>
-              </w:rPr>
-            </w:pPr>
             <w:r>
               <w:rPr>
                 <w:rFonts w:hint="eastAsia"/>
@@ -19613,11 +17861,6 @@
             <w:vAlign w:val="center"/>
           </w:tcPr>
           <w:p>
-            <w:pPr>
-              <w:rPr>
-                <w:rFonts w:hint="eastAsia"/>
-              </w:rPr>
-            </w:pPr>
             <w:r>
               <w:rPr>
                 <w:rFonts w:hint="eastAsia"/>
@@ -19671,11 +17914,6 @@
             <w:vAlign w:val="center"/>
           </w:tcPr>
           <w:p>
-            <w:pPr>
-              <w:rPr>
-                <w:rFonts w:hint="eastAsia"/>
-              </w:rPr>
-            </w:pPr>
             <w:r>
               <w:rPr>
                 <w:rFonts w:hint="eastAsia"/>
@@ -19699,7 +17937,6 @@
           <w:p>
             <w:pPr>
               <w:rPr>
-                <w:rFonts w:hint="eastAsia"/>
                 <w:szCs w:val="21"/>
               </w:rPr>
             </w:pPr>
@@ -19714,7 +17951,6 @@
           <w:p>
             <w:pPr>
               <w:rPr>
-                <w:rFonts w:hint="eastAsia"/>
                 <w:szCs w:val="21"/>
               </w:rPr>
             </w:pPr>
@@ -19729,7 +17965,6 @@
           <w:p>
             <w:pPr>
               <w:rPr>
-                <w:rFonts w:hint="eastAsia"/>
                 <w:szCs w:val="21"/>
               </w:rPr>
             </w:pPr>
@@ -19744,7 +17979,6 @@
           <w:p>
             <w:pPr>
               <w:rPr>
-                <w:rFonts w:hint="eastAsia"/>
                 <w:szCs w:val="21"/>
               </w:rPr>
             </w:pPr>
@@ -19757,11 +17991,6 @@
             </w:r>
           </w:p>
           <w:p>
-            <w:pPr>
-              <w:rPr>
-                <w:rFonts w:hint="eastAsia"/>
-              </w:rPr>
-            </w:pPr>
             <w:r>
               <w:t>5</w:t>
             </w:r>
@@ -19773,11 +18002,6 @@
             </w:r>
           </w:p>
           <w:p>
-            <w:pPr>
-              <w:rPr>
-                <w:rFonts w:hint="eastAsia"/>
-              </w:rPr>
-            </w:pPr>
             <w:r>
               <w:t>6.</w:t>
             </w:r>
@@ -19791,7 +18015,6 @@
           <w:p>
             <w:pPr>
               <w:rPr>
-                <w:rFonts w:hint="eastAsia"/>
                 <w:szCs w:val="21"/>
               </w:rPr>
             </w:pPr>
@@ -19838,7 +18061,6 @@
           <w:p>
             <w:pPr>
               <w:rPr>
-                <w:rFonts w:hint="eastAsia"/>
                 <w:szCs w:val="21"/>
               </w:rPr>
             </w:pPr>
@@ -19872,7 +18094,6 @@
           <w:p>
             <w:pPr>
               <w:rPr>
-                <w:rFonts w:hint="eastAsia"/>
                 <w:szCs w:val="21"/>
               </w:rPr>
             </w:pPr>
@@ -19924,7 +18145,6 @@
           <w:p>
             <w:pPr>
               <w:rPr>
-                <w:rFonts w:hint="eastAsia"/>
                 <w:szCs w:val="21"/>
               </w:rPr>
             </w:pPr>
@@ -19952,7 +18172,6 @@
           <w:p>
             <w:pPr>
               <w:rPr>
-                <w:rFonts w:hint="eastAsia"/>
                 <w:szCs w:val="21"/>
               </w:rPr>
             </w:pPr>
@@ -19973,7 +18192,6 @@
           <w:p>
             <w:pPr>
               <w:rPr>
-                <w:rFonts w:hint="eastAsia"/>
                 <w:szCs w:val="21"/>
               </w:rPr>
             </w:pPr>
@@ -19988,7 +18206,6 @@
           <w:p>
             <w:pPr>
               <w:rPr>
-                <w:rFonts w:hint="eastAsia"/>
                 <w:szCs w:val="21"/>
               </w:rPr>
             </w:pPr>
@@ -20003,7 +18220,6 @@
           <w:p>
             <w:pPr>
               <w:rPr>
-                <w:rFonts w:hint="eastAsia"/>
                 <w:szCs w:val="21"/>
               </w:rPr>
             </w:pPr>
@@ -20018,7 +18234,6 @@
           <w:p>
             <w:pPr>
               <w:rPr>
-                <w:rFonts w:hint="eastAsia"/>
                 <w:szCs w:val="21"/>
               </w:rPr>
             </w:pPr>
@@ -20062,11 +18277,6 @@
             <w:vAlign w:val="center"/>
           </w:tcPr>
           <w:p>
-            <w:pPr>
-              <w:rPr>
-                <w:rFonts w:hint="eastAsia"/>
-              </w:rPr>
-            </w:pPr>
             <w:r>
               <w:rPr>
                 <w:rFonts w:hint="eastAsia"/>
@@ -20090,7 +18300,6 @@
           <w:p>
             <w:pPr>
               <w:rPr>
-                <w:rFonts w:hint="eastAsia"/>
                 <w:szCs w:val="21"/>
               </w:rPr>
             </w:pPr>
@@ -20134,11 +18343,6 @@
             <w:vAlign w:val="center"/>
           </w:tcPr>
           <w:p>
-            <w:pPr>
-              <w:rPr>
-                <w:rFonts w:hint="eastAsia"/>
-              </w:rPr>
-            </w:pPr>
             <w:r>
               <w:rPr>
                 <w:rFonts w:hint="eastAsia"/>
@@ -20162,22 +18366,22 @@
           <w:p>
             <w:pPr>
               <w:rPr>
+                <w:rFonts w:cs="Courier New"/>
+                <w:lang w:bidi="ar"/>
+              </w:rPr>
+            </w:pPr>
+            <w:r>
+              <w:rPr>
                 <w:rFonts w:cs="Courier New" w:hint="eastAsia"/>
                 <w:lang w:bidi="ar"/>
               </w:rPr>
-            </w:pPr>
-            <w:r>
-              <w:rPr>
-                <w:rFonts w:cs="Courier New" w:hint="eastAsia"/>
-                <w:lang w:bidi="ar"/>
-              </w:rPr>
               <w:t>代码链接：</w:t>
             </w:r>
           </w:p>
           <w:p>
             <w:pPr>
               <w:rPr>
-                <w:rFonts w:cs="Courier New" w:hint="eastAsia"/>
+                <w:rFonts w:cs="Courier New"/>
                 <w:lang w:bidi="ar"/>
               </w:rPr>
             </w:pPr>
@@ -20197,22 +18401,22 @@
           <w:p>
             <w:pPr>
               <w:rPr>
+                <w:rFonts w:cs="Courier New"/>
+                <w:lang w:bidi="ar"/>
+              </w:rPr>
+            </w:pPr>
+            <w:r>
+              <w:rPr>
                 <w:rFonts w:cs="Courier New" w:hint="eastAsia"/>
                 <w:lang w:bidi="ar"/>
               </w:rPr>
-            </w:pPr>
-            <w:r>
-              <w:rPr>
-                <w:rFonts w:cs="Courier New" w:hint="eastAsia"/>
-                <w:lang w:bidi="ar"/>
-              </w:rPr>
               <w:t>模型地址：</w:t>
             </w:r>
           </w:p>
           <w:p>
             <w:pPr>
               <w:rPr>
-                <w:rFonts w:cs="Courier New" w:hint="eastAsia"/>
+                <w:rFonts w:cs="Courier New"/>
                 <w:lang w:bidi="ar"/>
               </w:rPr>
             </w:pPr>
@@ -20236,22 +18440,21 @@
           <w:p>
             <w:pPr>
               <w:rPr>
+                <w:rFonts w:cs="Courier New"/>
+                <w:lang w:bidi="ar"/>
+              </w:rPr>
+            </w:pPr>
+            <w:r>
+              <w:rPr>
                 <w:rFonts w:cs="Courier New" w:hint="eastAsia"/>
                 <w:lang w:bidi="ar"/>
               </w:rPr>
-            </w:pPr>
-            <w:r>
-              <w:rPr>
-                <w:rFonts w:cs="Courier New" w:hint="eastAsia"/>
-                <w:lang w:bidi="ar"/>
-              </w:rPr>
               <w:t>数据集地址：</w:t>
             </w:r>
           </w:p>
           <w:p>
             <w:pPr>
               <w:rPr>
-                <w:rFonts w:hint="eastAsia"/>
                 <w:szCs w:val="21"/>
               </w:rPr>
             </w:pPr>
@@ -20265,13 +18468,7 @@
         </w:tc>
       </w:tr>
     </w:tbl>
-    <w:p>
-      <w:pPr>
-        <w:rPr>
-          <w:rFonts w:hint="eastAsia"/>
-        </w:rPr>
-      </w:pPr>
-    </w:p>
+    <w:p/>
     <w:p>
       <w:pPr>
         <w:pStyle w:val="3"/>
@@ -20349,7 +18546,6 @@
             <w:pPr>
               <w:jc w:val="center"/>
               <w:rPr>
-                <w:rFonts w:hint="eastAsia"/>
                 <w:b/>
                 <w:bCs/>
               </w:rPr>
@@ -20380,7 +18576,6 @@
             <w:pPr>
               <w:jc w:val="center"/>
               <w:rPr>
-                <w:rFonts w:hint="eastAsia"/>
                 <w:b/>
                 <w:bCs/>
               </w:rPr>
@@ -20412,7 +18607,6 @@
             <w:pPr>
               <w:jc w:val="center"/>
               <w:rPr>
-                <w:rFonts w:hint="eastAsia"/>
                 <w:b/>
                 <w:bCs/>
               </w:rPr>
@@ -20443,7 +18637,6 @@
             <w:pPr>
               <w:jc w:val="center"/>
               <w:rPr>
-                <w:rFonts w:hint="eastAsia"/>
                 <w:b/>
                 <w:bCs/>
               </w:rPr>
@@ -20476,11 +18669,6 @@
             <w:vAlign w:val="center"/>
           </w:tcPr>
           <w:p>
-            <w:pPr>
-              <w:rPr>
-                <w:rFonts w:hint="eastAsia"/>
-              </w:rPr>
-            </w:pPr>
             <w:r>
               <w:rPr>
                 <w:rFonts w:hint="eastAsia"/>
@@ -20503,11 +18691,6 @@
             <w:vAlign w:val="center"/>
           </w:tcPr>
           <w:p>
-            <w:pPr>
-              <w:rPr>
-                <w:rFonts w:hint="eastAsia"/>
-              </w:rPr>
-            </w:pPr>
             <w:r>
               <w:rPr>
                 <w:rFonts w:hint="eastAsia"/>
@@ -20561,11 +18744,6 @@
             <w:vAlign w:val="center"/>
           </w:tcPr>
           <w:p>
-            <w:pPr>
-              <w:rPr>
-                <w:rFonts w:hint="eastAsia"/>
-              </w:rPr>
-            </w:pPr>
             <w:r>
               <w:rPr>
                 <w:rFonts w:hint="eastAsia"/>
@@ -20589,7 +18767,6 @@
           <w:p>
             <w:pPr>
               <w:rPr>
-                <w:rFonts w:hint="eastAsia"/>
                 <w:szCs w:val="21"/>
               </w:rPr>
             </w:pPr>
@@ -20604,7 +18781,6 @@
           <w:p>
             <w:pPr>
               <w:rPr>
-                <w:rFonts w:hint="eastAsia"/>
                 <w:szCs w:val="21"/>
               </w:rPr>
             </w:pPr>
@@ -20619,7 +18795,6 @@
           <w:p>
             <w:pPr>
               <w:rPr>
-                <w:rFonts w:hint="eastAsia"/>
                 <w:szCs w:val="21"/>
               </w:rPr>
             </w:pPr>
@@ -20634,7 +18809,6 @@
           <w:p>
             <w:pPr>
               <w:rPr>
-                <w:rFonts w:hint="eastAsia"/>
                 <w:szCs w:val="21"/>
               </w:rPr>
             </w:pPr>
@@ -20647,11 +18821,6 @@
             </w:r>
           </w:p>
           <w:p>
-            <w:pPr>
-              <w:rPr>
-                <w:rFonts w:hint="eastAsia"/>
-              </w:rPr>
-            </w:pPr>
             <w:r>
               <w:t>5</w:t>
             </w:r>
@@ -20663,11 +18832,6 @@
             </w:r>
           </w:p>
           <w:p>
-            <w:pPr>
-              <w:rPr>
-                <w:rFonts w:hint="eastAsia"/>
-              </w:rPr>
-            </w:pPr>
             <w:r>
               <w:t>6.</w:t>
             </w:r>
@@ -20681,7 +18845,6 @@
           <w:p>
             <w:pPr>
               <w:rPr>
-                <w:rFonts w:hint="eastAsia"/>
                 <w:szCs w:val="21"/>
               </w:rPr>
             </w:pPr>
@@ -20728,7 +18891,6 @@
           <w:p>
             <w:pPr>
               <w:rPr>
-                <w:rFonts w:hint="eastAsia"/>
                 <w:szCs w:val="21"/>
               </w:rPr>
             </w:pPr>
@@ -20762,7 +18924,6 @@
           <w:p>
             <w:pPr>
               <w:rPr>
-                <w:rFonts w:hint="eastAsia"/>
                 <w:szCs w:val="21"/>
               </w:rPr>
             </w:pPr>
@@ -20801,7 +18962,6 @@
           <w:p>
             <w:pPr>
               <w:rPr>
-                <w:rFonts w:hint="eastAsia"/>
                 <w:szCs w:val="21"/>
               </w:rPr>
             </w:pPr>
@@ -20829,7 +18989,6 @@
           <w:p>
             <w:pPr>
               <w:rPr>
-                <w:rFonts w:hint="eastAsia"/>
                 <w:szCs w:val="21"/>
               </w:rPr>
             </w:pPr>
@@ -20850,7 +19009,6 @@
           <w:p>
             <w:pPr>
               <w:rPr>
-                <w:rFonts w:hint="eastAsia"/>
                 <w:szCs w:val="21"/>
               </w:rPr>
             </w:pPr>
@@ -20865,7 +19023,6 @@
           <w:p>
             <w:pPr>
               <w:rPr>
-                <w:rFonts w:hint="eastAsia"/>
                 <w:szCs w:val="21"/>
               </w:rPr>
             </w:pPr>
@@ -20880,7 +19037,6 @@
           <w:p>
             <w:pPr>
               <w:rPr>
-                <w:rFonts w:hint="eastAsia"/>
                 <w:szCs w:val="21"/>
               </w:rPr>
             </w:pPr>
@@ -20895,7 +19051,6 @@
           <w:p>
             <w:pPr>
               <w:rPr>
-                <w:rFonts w:hint="eastAsia"/>
                 <w:szCs w:val="21"/>
               </w:rPr>
             </w:pPr>
@@ -20939,11 +19094,6 @@
             <w:vAlign w:val="center"/>
           </w:tcPr>
           <w:p>
-            <w:pPr>
-              <w:rPr>
-                <w:rFonts w:hint="eastAsia"/>
-              </w:rPr>
-            </w:pPr>
             <w:r>
               <w:rPr>
                 <w:rFonts w:hint="eastAsia"/>
@@ -20967,7 +19117,6 @@
           <w:p>
             <w:pPr>
               <w:rPr>
-                <w:rFonts w:hint="eastAsia"/>
                 <w:szCs w:val="21"/>
               </w:rPr>
             </w:pPr>
@@ -20998,11 +19147,6 @@
             <w:vAlign w:val="center"/>
           </w:tcPr>
           <w:p>
-            <w:pPr>
-              <w:rPr>
-                <w:rFonts w:hint="eastAsia"/>
-              </w:rPr>
-            </w:pPr>
             <w:r>
               <w:rPr>
                 <w:rFonts w:hint="eastAsia"/>
@@ -21026,29 +19170,29 @@
           <w:p>
             <w:pPr>
               <w:rPr>
+                <w:rFonts w:cs="Courier New"/>
+                <w:lang w:bidi="ar"/>
+              </w:rPr>
+            </w:pPr>
+            <w:r>
+              <w:rPr>
+                <w:rFonts w:hint="eastAsia"/>
+                <w:szCs w:val="21"/>
+              </w:rPr>
+              <w:t>代</w:t>
+            </w:r>
+            <w:r>
+              <w:rPr>
                 <w:rFonts w:cs="Courier New" w:hint="eastAsia"/>
                 <w:lang w:bidi="ar"/>
               </w:rPr>
-            </w:pPr>
-            <w:r>
-              <w:rPr>
-                <w:rFonts w:hint="eastAsia"/>
-                <w:szCs w:val="21"/>
-              </w:rPr>
-              <w:t>代</w:t>
-            </w:r>
-            <w:r>
-              <w:rPr>
-                <w:rFonts w:cs="Courier New" w:hint="eastAsia"/>
-                <w:lang w:bidi="ar"/>
-              </w:rPr>
               <w:t>码链接：</w:t>
             </w:r>
           </w:p>
           <w:p>
             <w:pPr>
               <w:rPr>
-                <w:rFonts w:cs="Courier New" w:hint="eastAsia"/>
+                <w:rFonts w:cs="Courier New"/>
                 <w:lang w:bidi="ar"/>
               </w:rPr>
             </w:pPr>
@@ -21064,22 +19208,22 @@
           <w:p>
             <w:pPr>
               <w:rPr>
-                <w:rFonts w:cs="Courier New" w:hint="eastAsia"/>
-                <w:lang w:bidi="ar"/>
-              </w:rPr>
-            </w:pPr>
-            <w:r>
-              <w:rPr>
                 <w:rFonts w:cs="Courier New"/>
                 <w:lang w:bidi="ar"/>
               </w:rPr>
+            </w:pPr>
+            <w:r>
+              <w:rPr>
+                <w:rFonts w:cs="Courier New"/>
+                <w:lang w:bidi="ar"/>
+              </w:rPr>
               <w:t>模型地址：</w:t>
             </w:r>
           </w:p>
           <w:p>
             <w:pPr>
               <w:rPr>
-                <w:rFonts w:cs="Courier New" w:hint="eastAsia"/>
+                <w:rFonts w:cs="Courier New"/>
                 <w:lang w:bidi="ar"/>
               </w:rPr>
             </w:pPr>
@@ -21096,43 +19240,36 @@
           <w:p>
             <w:pPr>
               <w:rPr>
+                <w:rFonts w:cs="Courier New"/>
+                <w:lang w:bidi="ar"/>
+              </w:rPr>
+            </w:pPr>
+            <w:r>
+              <w:rPr>
                 <w:rFonts w:cs="Courier New" w:hint="eastAsia"/>
                 <w:lang w:bidi="ar"/>
               </w:rPr>
+              <w:t>数据集地址：</w:t>
+            </w:r>
+          </w:p>
+          <w:p>
+            <w:pPr>
+              <w:rPr>
+                <w:szCs w:val="21"/>
+              </w:rPr>
             </w:pPr>
             <w:r>
               <w:rPr>
                 <w:rFonts w:cs="Courier New" w:hint="eastAsia"/>
                 <w:lang w:bidi="ar"/>
               </w:rPr>
-              <w:t>数据集地址：</w:t>
-            </w:r>
-          </w:p>
-          <w:p>
-            <w:pPr>
-              <w:rPr>
-                <w:rFonts w:hint="eastAsia"/>
-                <w:szCs w:val="21"/>
-              </w:rPr>
-            </w:pPr>
-            <w:r>
-              <w:rPr>
-                <w:rFonts w:cs="Courier New" w:hint="eastAsia"/>
-                <w:lang w:bidi="ar"/>
-              </w:rPr>
               <w:t xml:space="preserve">（已合入代码项目中） </w:t>
             </w:r>
           </w:p>
         </w:tc>
       </w:tr>
     </w:tbl>
-    <w:p>
-      <w:pPr>
-        <w:rPr>
-          <w:rFonts w:hint="eastAsia"/>
-        </w:rPr>
-      </w:pPr>
-    </w:p>
+    <w:p/>
     <w:p>
       <w:pPr>
         <w:pStyle w:val="2"/>
@@ -21159,6 +19296,9 @@
     <w:p>
       <w:pPr>
         <w:pStyle w:val="3"/>
+        <w:rPr>
+          <w:color w:val="EE0000"/>
+        </w:rPr>
       </w:pPr>
       <w:bookmarkStart w:id="110" w:name="_Toc190646511"/>
       <w:bookmarkStart w:id="111" w:name="_Toc224568920"/>
@@ -21166,28 +19306,35 @@
       <w:r>
         <w:rPr>
           <w:rFonts w:hint="eastAsia"/>
+          <w:color w:val="EE0000"/>
         </w:rPr>
         <w:t>Embedding</w:t>
       </w:r>
       <w:r>
         <w:rPr>
           <w:rFonts w:hint="eastAsia"/>
+          <w:color w:val="EE0000"/>
         </w:rPr>
         <w:t>模型</w:t>
       </w:r>
       <w:r>
         <w:rPr>
           <w:rFonts w:hint="eastAsia"/>
+          <w:color w:val="EE0000"/>
         </w:rPr>
         <w:t>bge-large-zh-v1.5</w:t>
       </w:r>
       <w:r>
         <w:rPr>
           <w:rFonts w:hint="eastAsia"/>
+          <w:color w:val="EE0000"/>
         </w:rPr>
         <w:t>兼容性</w:t>
       </w:r>
       <w:r>
+        <w:rPr>
+          <w:color w:val="EE0000"/>
+        </w:rPr>
         <w:t>测试</w:t>
       </w:r>
       <w:bookmarkEnd w:id="110"/>
@@ -21236,7 +19383,6 @@
             <w:pPr>
               <w:jc w:val="center"/>
               <w:rPr>
-                <w:rFonts w:hint="eastAsia"/>
                 <w:b/>
                 <w:bCs/>
               </w:rPr>
@@ -21267,7 +19413,6 @@
             <w:pPr>
               <w:jc w:val="center"/>
               <w:rPr>
-                <w:rFonts w:hint="eastAsia"/>
                 <w:b/>
                 <w:bCs/>
               </w:rPr>
@@ -21299,7 +19444,6 @@
             <w:pPr>
               <w:jc w:val="center"/>
               <w:rPr>
-                <w:rFonts w:hint="eastAsia"/>
                 <w:b/>
                 <w:bCs/>
               </w:rPr>
@@ -21330,7 +19474,6 @@
             <w:pPr>
               <w:jc w:val="center"/>
               <w:rPr>
-                <w:rFonts w:hint="eastAsia"/>
                 <w:b/>
                 <w:bCs/>
               </w:rPr>
@@ -21363,11 +19506,6 @@
             <w:vAlign w:val="center"/>
           </w:tcPr>
           <w:p>
-            <w:pPr>
-              <w:rPr>
-                <w:rFonts w:hint="eastAsia"/>
-              </w:rPr>
-            </w:pPr>
             <w:r>
               <w:rPr>
                 <w:rFonts w:hint="eastAsia"/>
@@ -21389,11 +19527,6 @@
             <w:vAlign w:val="center"/>
           </w:tcPr>
           <w:p>
-            <w:pPr>
-              <w:rPr>
-                <w:rFonts w:hint="eastAsia"/>
-              </w:rPr>
-            </w:pPr>
             <w:r>
               <w:rPr>
                 <w:rFonts w:hint="eastAsia"/>
@@ -21434,11 +19567,6 @@
             <w:vAlign w:val="center"/>
           </w:tcPr>
           <w:p>
-            <w:pPr>
-              <w:rPr>
-                <w:rFonts w:hint="eastAsia"/>
-              </w:rPr>
-            </w:pPr>
             <w:r>
               <w:rPr>
                 <w:rFonts w:hint="eastAsia"/>
@@ -21462,7 +19590,6 @@
           <w:p>
             <w:pPr>
               <w:rPr>
-                <w:rFonts w:hint="eastAsia"/>
                 <w:szCs w:val="21"/>
               </w:rPr>
             </w:pPr>
@@ -21477,7 +19604,6 @@
           <w:p>
             <w:pPr>
               <w:rPr>
-                <w:rFonts w:hint="eastAsia"/>
                 <w:szCs w:val="21"/>
               </w:rPr>
             </w:pPr>
@@ -21492,7 +19618,6 @@
           <w:p>
             <w:pPr>
               <w:rPr>
-                <w:rFonts w:hint="eastAsia"/>
                 <w:szCs w:val="21"/>
               </w:rPr>
             </w:pPr>
@@ -21507,7 +19632,6 @@
           <w:p>
             <w:pPr>
               <w:rPr>
-                <w:rFonts w:hint="eastAsia"/>
                 <w:szCs w:val="21"/>
               </w:rPr>
             </w:pPr>
@@ -21520,11 +19644,6 @@
             </w:r>
           </w:p>
           <w:p>
-            <w:pPr>
-              <w:rPr>
-                <w:rFonts w:hint="eastAsia"/>
-              </w:rPr>
-            </w:pPr>
             <w:r>
               <w:t>5</w:t>
             </w:r>
@@ -21536,11 +19655,6 @@
             </w:r>
           </w:p>
           <w:p>
-            <w:pPr>
-              <w:rPr>
-                <w:rFonts w:hint="eastAsia"/>
-              </w:rPr>
-            </w:pPr>
             <w:r>
               <w:t>6.</w:t>
             </w:r>
@@ -21563,7 +19677,6 @@
           <w:p>
             <w:pPr>
               <w:rPr>
-                <w:rFonts w:hint="eastAsia"/>
                 <w:szCs w:val="21"/>
               </w:rPr>
             </w:pPr>
@@ -21616,7 +19729,6 @@
           <w:p>
             <w:pPr>
               <w:rPr>
-                <w:rFonts w:hint="eastAsia"/>
                 <w:szCs w:val="21"/>
               </w:rPr>
             </w:pPr>
@@ -21645,7 +19757,6 @@
           <w:p>
             <w:pPr>
               <w:rPr>
-                <w:rFonts w:hint="eastAsia"/>
                 <w:szCs w:val="21"/>
               </w:rPr>
             </w:pPr>
@@ -21666,7 +19777,6 @@
           <w:p>
             <w:pPr>
               <w:rPr>
-                <w:rFonts w:hint="eastAsia"/>
                 <w:szCs w:val="21"/>
               </w:rPr>
             </w:pPr>
@@ -21681,7 +19791,6 @@
           <w:p>
             <w:pPr>
               <w:rPr>
-                <w:rFonts w:hint="eastAsia"/>
                 <w:szCs w:val="21"/>
               </w:rPr>
             </w:pPr>
@@ -21696,7 +19805,6 @@
           <w:p>
             <w:pPr>
               <w:rPr>
-                <w:rFonts w:hint="eastAsia"/>
                 <w:szCs w:val="21"/>
               </w:rPr>
             </w:pPr>
@@ -21711,7 +19819,6 @@
           <w:p>
             <w:pPr>
               <w:rPr>
-                <w:rFonts w:hint="eastAsia"/>
                 <w:szCs w:val="21"/>
               </w:rPr>
             </w:pPr>
@@ -21755,11 +19862,6 @@
             <w:vAlign w:val="center"/>
           </w:tcPr>
           <w:p>
-            <w:pPr>
-              <w:rPr>
-                <w:rFonts w:hint="eastAsia"/>
-              </w:rPr>
-            </w:pPr>
             <w:r>
               <w:rPr>
                 <w:rFonts w:hint="eastAsia"/>
@@ -21783,7 +19885,6 @@
           <w:p>
             <w:pPr>
               <w:rPr>
-                <w:rFonts w:hint="eastAsia"/>
                 <w:szCs w:val="21"/>
               </w:rPr>
             </w:pPr>
@@ -21827,11 +19928,6 @@
             <w:vAlign w:val="center"/>
           </w:tcPr>
           <w:p>
-            <w:pPr>
-              <w:rPr>
-                <w:rFonts w:hint="eastAsia"/>
-              </w:rPr>
-            </w:pPr>
             <w:r>
               <w:rPr>
                 <w:rFonts w:hint="eastAsia"/>
@@ -21855,22 +19951,22 @@
           <w:p>
             <w:pPr>
               <w:rPr>
+                <w:rFonts w:cs="Courier New"/>
+                <w:lang w:bidi="ar"/>
+              </w:rPr>
+            </w:pPr>
+            <w:r>
+              <w:rPr>
                 <w:rFonts w:cs="Courier New" w:hint="eastAsia"/>
                 <w:lang w:bidi="ar"/>
               </w:rPr>
-            </w:pPr>
-            <w:r>
-              <w:rPr>
-                <w:rFonts w:cs="Courier New" w:hint="eastAsia"/>
-                <w:lang w:bidi="ar"/>
-              </w:rPr>
               <w:t>代码链接：</w:t>
             </w:r>
           </w:p>
           <w:p>
             <w:pPr>
               <w:rPr>
-                <w:rFonts w:cs="Courier New" w:hint="eastAsia"/>
+                <w:rFonts w:cs="Courier New"/>
                 <w:lang w:bidi="ar"/>
               </w:rPr>
             </w:pPr>
@@ -21887,22 +19983,22 @@
           <w:p>
             <w:pPr>
               <w:rPr>
-                <w:rFonts w:cs="Courier New" w:hint="eastAsia"/>
-                <w:lang w:bidi="ar"/>
-              </w:rPr>
-            </w:pPr>
-            <w:r>
-              <w:rPr>
                 <w:rFonts w:cs="Courier New"/>
                 <w:lang w:bidi="ar"/>
               </w:rPr>
+            </w:pPr>
+            <w:r>
+              <w:rPr>
+                <w:rFonts w:cs="Courier New"/>
+                <w:lang w:bidi="ar"/>
+              </w:rPr>
               <w:t>模型地址：</w:t>
             </w:r>
           </w:p>
           <w:p>
             <w:pPr>
               <w:rPr>
-                <w:rFonts w:cs="Courier New" w:hint="eastAsia"/>
+                <w:rFonts w:cs="Courier New"/>
                 <w:lang w:bidi="ar"/>
               </w:rPr>
             </w:pPr>
@@ -21929,6 +20025,9 @@
     <w:p>
       <w:pPr>
         <w:pStyle w:val="3"/>
+        <w:rPr>
+          <w:color w:val="EE0000"/>
+        </w:rPr>
       </w:pPr>
       <w:bookmarkStart w:id="113" w:name="_Toc150309053"/>
       <w:bookmarkStart w:id="114" w:name="_Toc224568921"/>
@@ -21936,28 +20035,35 @@
       <w:r>
         <w:rPr>
           <w:rFonts w:hint="eastAsia"/>
+          <w:color w:val="EE0000"/>
         </w:rPr>
         <w:t>Rerank</w:t>
       </w:r>
       <w:r>
         <w:rPr>
           <w:rFonts w:hint="eastAsia"/>
+          <w:color w:val="EE0000"/>
         </w:rPr>
         <w:t>模型</w:t>
       </w:r>
       <w:r>
         <w:rPr>
           <w:rFonts w:hint="eastAsia"/>
+          <w:color w:val="EE0000"/>
         </w:rPr>
         <w:t>bge-reranker-large</w:t>
       </w:r>
       <w:r>
         <w:rPr>
           <w:rFonts w:hint="eastAsia"/>
+          <w:color w:val="EE0000"/>
         </w:rPr>
         <w:t>兼容性</w:t>
       </w:r>
       <w:r>
+        <w:rPr>
+          <w:color w:val="EE0000"/>
+        </w:rPr>
         <w:t>测试</w:t>
       </w:r>
       <w:bookmarkEnd w:id="113"/>
@@ -22006,7 +20112,6 @@
             <w:pPr>
               <w:jc w:val="center"/>
               <w:rPr>
-                <w:rFonts w:hint="eastAsia"/>
                 <w:b/>
                 <w:bCs/>
               </w:rPr>
@@ -22037,7 +20142,6 @@
             <w:pPr>
               <w:jc w:val="center"/>
               <w:rPr>
-                <w:rFonts w:hint="eastAsia"/>
                 <w:b/>
                 <w:bCs/>
               </w:rPr>
@@ -22069,7 +20173,6 @@
             <w:pPr>
               <w:jc w:val="center"/>
               <w:rPr>
-                <w:rFonts w:hint="eastAsia"/>
                 <w:b/>
                 <w:bCs/>
               </w:rPr>
@@ -22100,7 +20203,6 @@
             <w:pPr>
               <w:jc w:val="center"/>
               <w:rPr>
-                <w:rFonts w:hint="eastAsia"/>
                 <w:b/>
                 <w:bCs/>
               </w:rPr>
@@ -22148,11 +20250,6 @@
             <w:vAlign w:val="center"/>
           </w:tcPr>
           <w:p>
-            <w:pPr>
-              <w:rPr>
-                <w:rFonts w:hint="eastAsia"/>
-              </w:rPr>
-            </w:pPr>
             <w:r>
               <w:rPr>
                 <w:rFonts w:hint="eastAsia"/>
@@ -22174,11 +20271,6 @@
             <w:vAlign w:val="center"/>
           </w:tcPr>
           <w:p>
-            <w:pPr>
-              <w:rPr>
-                <w:rFonts w:hint="eastAsia"/>
-              </w:rPr>
-            </w:pPr>
             <w:r>
               <w:rPr>
                 <w:rFonts w:hint="eastAsia"/>
@@ -22219,11 +20311,6 @@
             <w:vAlign w:val="center"/>
           </w:tcPr>
           <w:p>
-            <w:pPr>
-              <w:rPr>
-                <w:rFonts w:hint="eastAsia"/>
-              </w:rPr>
-            </w:pPr>
             <w:r>
               <w:rPr>
                 <w:rFonts w:hint="eastAsia"/>
@@ -22247,7 +20334,6 @@
           <w:p>
             <w:pPr>
               <w:rPr>
-                <w:rFonts w:hint="eastAsia"/>
                 <w:szCs w:val="21"/>
               </w:rPr>
             </w:pPr>
@@ -22262,7 +20348,6 @@
           <w:p>
             <w:pPr>
               <w:rPr>
-                <w:rFonts w:hint="eastAsia"/>
                 <w:szCs w:val="21"/>
               </w:rPr>
             </w:pPr>
@@ -22277,7 +20362,6 @@
           <w:p>
             <w:pPr>
               <w:rPr>
-                <w:rFonts w:hint="eastAsia"/>
                 <w:szCs w:val="21"/>
               </w:rPr>
             </w:pPr>
@@ -22292,7 +20376,6 @@
           <w:p>
             <w:pPr>
               <w:rPr>
-                <w:rFonts w:hint="eastAsia"/>
                 <w:szCs w:val="21"/>
               </w:rPr>
             </w:pPr>
@@ -22305,11 +20388,6 @@
             </w:r>
           </w:p>
           <w:p>
-            <w:pPr>
-              <w:rPr>
-                <w:rFonts w:hint="eastAsia"/>
-              </w:rPr>
-            </w:pPr>
             <w:r>
               <w:t>5</w:t>
             </w:r>
@@ -22321,11 +20399,6 @@
             </w:r>
           </w:p>
           <w:p>
-            <w:pPr>
-              <w:rPr>
-                <w:rFonts w:hint="eastAsia"/>
-              </w:rPr>
-            </w:pPr>
             <w:r>
               <w:t>6.</w:t>
             </w:r>
@@ -22348,7 +20421,6 @@
           <w:p>
             <w:pPr>
               <w:rPr>
-                <w:rFonts w:hint="eastAsia"/>
                 <w:szCs w:val="21"/>
               </w:rPr>
             </w:pPr>
@@ -22400,7 +20472,6 @@
           <w:p>
             <w:pPr>
               <w:rPr>
-                <w:rFonts w:hint="eastAsia"/>
                 <w:szCs w:val="21"/>
               </w:rPr>
             </w:pPr>
@@ -22428,7 +20499,6 @@
           <w:p>
             <w:pPr>
               <w:rPr>
-                <w:rFonts w:hint="eastAsia"/>
                 <w:szCs w:val="21"/>
               </w:rPr>
             </w:pPr>
@@ -22449,7 +20519,6 @@
           <w:p>
             <w:pPr>
               <w:rPr>
-                <w:rFonts w:hint="eastAsia"/>
                 <w:szCs w:val="21"/>
               </w:rPr>
             </w:pPr>
@@ -22464,7 +20533,6 @@
           <w:p>
             <w:pPr>
               <w:rPr>
-                <w:rFonts w:hint="eastAsia"/>
                 <w:szCs w:val="21"/>
               </w:rPr>
             </w:pPr>
@@ -22479,7 +20547,6 @@
           <w:p>
             <w:pPr>
               <w:rPr>
-                <w:rFonts w:hint="eastAsia"/>
                 <w:szCs w:val="21"/>
               </w:rPr>
             </w:pPr>
@@ -22494,7 +20561,6 @@
           <w:p>
             <w:pPr>
               <w:rPr>
-                <w:rFonts w:hint="eastAsia"/>
                 <w:szCs w:val="21"/>
               </w:rPr>
             </w:pPr>
@@ -22538,11 +20604,6 @@
             <w:vAlign w:val="center"/>
           </w:tcPr>
           <w:p>
-            <w:pPr>
-              <w:rPr>
-                <w:rFonts w:hint="eastAsia"/>
-              </w:rPr>
-            </w:pPr>
             <w:r>
               <w:rPr>
                 <w:rFonts w:hint="eastAsia"/>
@@ -22566,7 +20627,6 @@
           <w:p>
             <w:pPr>
               <w:rPr>
-                <w:rFonts w:hint="eastAsia"/>
                 <w:szCs w:val="21"/>
               </w:rPr>
             </w:pPr>
@@ -22610,11 +20670,6 @@
             <w:vAlign w:val="center"/>
           </w:tcPr>
           <w:p>
-            <w:pPr>
-              <w:rPr>
-                <w:rFonts w:hint="eastAsia"/>
-              </w:rPr>
-            </w:pPr>
             <w:r>
               <w:rPr>
                 <w:rFonts w:hint="eastAsia"/>
@@ -22638,22 +20693,22 @@
           <w:p>
             <w:pPr>
               <w:rPr>
+                <w:rFonts w:cs="Courier New"/>
+                <w:lang w:bidi="ar"/>
+              </w:rPr>
+            </w:pPr>
+            <w:r>
+              <w:rPr>
                 <w:rFonts w:cs="Courier New" w:hint="eastAsia"/>
                 <w:lang w:bidi="ar"/>
               </w:rPr>
-            </w:pPr>
-            <w:r>
-              <w:rPr>
-                <w:rFonts w:cs="Courier New" w:hint="eastAsia"/>
-                <w:lang w:bidi="ar"/>
-              </w:rPr>
               <w:t>代码链接：</w:t>
             </w:r>
           </w:p>
           <w:p>
             <w:pPr>
               <w:rPr>
-                <w:rFonts w:cs="Courier New" w:hint="eastAsia"/>
+                <w:rFonts w:cs="Courier New"/>
                 <w:lang w:bidi="ar"/>
               </w:rPr>
             </w:pPr>
@@ -22670,22 +20725,21 @@
           <w:p>
             <w:pPr>
               <w:rPr>
-                <w:rFonts w:cs="Courier New" w:hint="eastAsia"/>
-                <w:lang w:bidi="ar"/>
-              </w:rPr>
-            </w:pPr>
-            <w:r>
-              <w:rPr>
                 <w:rFonts w:cs="Courier New"/>
                 <w:lang w:bidi="ar"/>
               </w:rPr>
+            </w:pPr>
+            <w:r>
+              <w:rPr>
+                <w:rFonts w:cs="Courier New"/>
+                <w:lang w:bidi="ar"/>
+              </w:rPr>
               <w:t>模型地址：</w:t>
             </w:r>
           </w:p>
           <w:p>
             <w:pPr>
               <w:rPr>
-                <w:rFonts w:hint="eastAsia"/>
                 <w:szCs w:val="21"/>
               </w:rPr>
             </w:pPr>
@@ -22786,7 +20840,6 @@
             <w:pPr>
               <w:jc w:val="center"/>
               <w:rPr>
-                <w:rFonts w:hint="eastAsia"/>
                 <w:b/>
                 <w:bCs/>
               </w:rPr>
@@ -22822,7 +20875,6 @@
             <w:pPr>
               <w:jc w:val="center"/>
               <w:rPr>
-                <w:rFonts w:hint="eastAsia"/>
                 <w:b/>
                 <w:bCs/>
               </w:rPr>
@@ -22859,7 +20911,6 @@
             <w:pPr>
               <w:jc w:val="center"/>
               <w:rPr>
-                <w:rFonts w:hint="eastAsia"/>
                 <w:b/>
                 <w:bCs/>
               </w:rPr>
@@ -22895,7 +20946,6 @@
             <w:pPr>
               <w:jc w:val="center"/>
               <w:rPr>
-                <w:rFonts w:hint="eastAsia"/>
                 <w:b/>
                 <w:bCs/>
               </w:rPr>
@@ -23079,11 +21129,6 @@
             </w:tcMar>
           </w:tcPr>
           <w:p>
-            <w:pPr>
-              <w:rPr>
-                <w:rFonts w:hint="eastAsia"/>
-              </w:rPr>
-            </w:pPr>
             <w:r>
               <w:t>1.设备电源供电正常</w:t>
             </w:r>
@@ -23095,11 +21140,6 @@
             </w:r>
           </w:p>
           <w:p>
-            <w:pPr>
-              <w:rPr>
-                <w:rFonts w:hint="eastAsia"/>
-              </w:rPr>
-            </w:pPr>
             <w:r>
               <w:t>2.使用本地管理PC连接到服务器</w:t>
             </w:r>
@@ -23111,11 +21151,6 @@
             </w:r>
           </w:p>
           <w:p>
-            <w:pPr>
-              <w:rPr>
-                <w:rFonts w:hint="eastAsia"/>
-              </w:rPr>
-            </w:pPr>
             <w:r>
               <w:rPr>
                 <w:rFonts w:hint="eastAsia"/>
@@ -23133,11 +21168,6 @@
             </w:r>
           </w:p>
           <w:p>
-            <w:pPr>
-              <w:rPr>
-                <w:rFonts w:hint="eastAsia"/>
-              </w:rPr>
-            </w:pPr>
             <w:r>
               <w:t>4.设备已安装规定操作系统并且驱动程序安装正常</w:t>
             </w:r>
@@ -23149,11 +21179,6 @@
             </w:r>
           </w:p>
           <w:p>
-            <w:pPr>
-              <w:rPr>
-                <w:rFonts w:hint="eastAsia"/>
-              </w:rPr>
-            </w:pPr>
             <w:r>
               <w:t>5.设备已安装规定的加速卡驱动软件、计算引擎、</w:t>
             </w:r>
@@ -23231,9 +21256,6 @@
                 <w:ilvl w:val="0"/>
                 <w:numId w:val="7"/>
               </w:numPr>
-              <w:rPr>
-                <w:rFonts w:hint="eastAsia"/>
-              </w:rPr>
             </w:pPr>
             <w:r>
               <w:rPr>
@@ -23248,9 +21270,6 @@
                 <w:ilvl w:val="0"/>
                 <w:numId w:val="7"/>
               </w:numPr>
-              <w:rPr>
-                <w:rFonts w:hint="eastAsia"/>
-              </w:rPr>
             </w:pPr>
             <w:r>
               <w:rPr>
@@ -23787,7 +21806,6 @@
             <w:pPr>
               <w:jc w:val="center"/>
               <w:rPr>
-                <w:rFonts w:hint="eastAsia"/>
                 <w:b/>
                 <w:bCs/>
               </w:rPr>
@@ -23823,7 +21841,6 @@
             <w:pPr>
               <w:jc w:val="center"/>
               <w:rPr>
-                <w:rFonts w:hint="eastAsia"/>
                 <w:b/>
                 <w:bCs/>
               </w:rPr>
@@ -23860,7 +21877,6 @@
             <w:pPr>
               <w:jc w:val="center"/>
               <w:rPr>
-                <w:rFonts w:hint="eastAsia"/>
                 <w:b/>
                 <w:bCs/>
               </w:rPr>
@@ -23896,7 +21912,6 @@
             <w:pPr>
               <w:jc w:val="center"/>
               <w:rPr>
-                <w:rFonts w:hint="eastAsia"/>
                 <w:b/>
                 <w:bCs/>
               </w:rPr>
@@ -24361,7 +22376,6 @@
               <w:ind w:left="960" w:firstLine="0"/>
               <w:contextualSpacing w:val="0"/>
               <w:rPr>
-                <w:rFonts w:hint="eastAsia"/>
                 <w:color w:val="000000"/>
               </w:rPr>
             </w:pPr>
@@ -24587,7 +22601,6 @@
               <w:ind w:left="960" w:firstLine="0"/>
               <w:contextualSpacing w:val="0"/>
               <w:rPr>
-                <w:rFonts w:hint="eastAsia"/>
                 <w:color w:val="000000"/>
               </w:rPr>
             </w:pPr>
@@ -24648,7 +22661,6 @@
               <w:ind w:left="960"/>
               <w:contextualSpacing w:val="0"/>
               <w:rPr>
-                <w:rFonts w:hint="eastAsia"/>
                 <w:color w:val="000000"/>
               </w:rPr>
             </w:pPr>
@@ -24670,7 +22682,6 @@
               <w:ind w:left="960" w:firstLine="0"/>
               <w:contextualSpacing w:val="0"/>
               <w:rPr>
-                <w:rFonts w:hint="eastAsia"/>
                 <w:color w:val="000000"/>
               </w:rPr>
             </w:pPr>
@@ -24966,7 +22977,6 @@
             <w:pPr>
               <w:jc w:val="center"/>
               <w:rPr>
-                <w:rFonts w:hint="eastAsia"/>
                 <w:b/>
                 <w:bCs/>
               </w:rPr>
@@ -25002,7 +23012,6 @@
             <w:pPr>
               <w:jc w:val="center"/>
               <w:rPr>
-                <w:rFonts w:hint="eastAsia"/>
                 <w:b/>
                 <w:bCs/>
               </w:rPr>
@@ -25039,7 +23048,6 @@
             <w:pPr>
               <w:jc w:val="center"/>
               <w:rPr>
-                <w:rFonts w:hint="eastAsia"/>
                 <w:b/>
                 <w:bCs/>
               </w:rPr>
@@ -25075,7 +23083,6 @@
             <w:pPr>
               <w:jc w:val="center"/>
               <w:rPr>
-                <w:rFonts w:hint="eastAsia"/>
                 <w:b/>
                 <w:bCs/>
               </w:rPr>
@@ -25401,7 +23408,6 @@
           <w:p>
             <w:pPr>
               <w:rPr>
-                <w:rFonts w:hint="eastAsia"/>
                 <w:color w:val="000000"/>
               </w:rPr>
             </w:pPr>
@@ -25449,7 +23455,6 @@
           <w:p>
             <w:pPr>
               <w:rPr>
-                <w:rFonts w:hint="eastAsia"/>
                 <w:color w:val="000000"/>
               </w:rPr>
             </w:pPr>
@@ -25569,7 +23574,6 @@
           <w:p>
             <w:pPr>
               <w:rPr>
-                <w:rFonts w:hint="eastAsia"/>
                 <w:szCs w:val="21"/>
               </w:rPr>
             </w:pPr>
@@ -25590,7 +23594,6 @@
           <w:p>
             <w:pPr>
               <w:rPr>
-                <w:rFonts w:hint="eastAsia"/>
                 <w:szCs w:val="21"/>
               </w:rPr>
             </w:pPr>
@@ -25603,11 +23606,6 @@
             </w:r>
           </w:p>
           <w:p>
-            <w:pPr>
-              <w:rPr>
-                <w:rFonts w:hint="eastAsia"/>
-              </w:rPr>
-            </w:pPr>
             <w:r>
               <w:rPr>
                 <w:rFonts w:hint="eastAsia"/>
@@ -25625,7 +23623,6 @@
           <w:p>
             <w:pPr>
               <w:rPr>
-                <w:rFonts w:hint="eastAsia"/>
                 <w:color w:val="000000"/>
               </w:rPr>
             </w:pPr>
@@ -25803,13 +23800,7 @@
         </w:tc>
       </w:tr>
     </w:tbl>
-    <w:p>
-      <w:pPr>
-        <w:rPr>
-          <w:rFonts w:hint="eastAsia"/>
-        </w:rPr>
-      </w:pPr>
-    </w:p>
+    <w:p/>
     <w:p>
       <w:pPr>
         <w:pStyle w:val="2"/>
@@ -25883,7 +23874,6 @@
             <w:pPr>
               <w:jc w:val="center"/>
               <w:rPr>
-                <w:rFonts w:hint="eastAsia"/>
                 <w:b/>
                 <w:bCs/>
               </w:rPr>
@@ -25919,7 +23909,6 @@
             <w:pPr>
               <w:jc w:val="center"/>
               <w:rPr>
-                <w:rFonts w:hint="eastAsia"/>
                 <w:b/>
                 <w:bCs/>
               </w:rPr>
@@ -25956,7 +23945,6 @@
             <w:pPr>
               <w:jc w:val="center"/>
               <w:rPr>
-                <w:rFonts w:hint="eastAsia"/>
                 <w:b/>
                 <w:bCs/>
               </w:rPr>
@@ -25992,7 +23980,6 @@
             <w:pPr>
               <w:jc w:val="center"/>
               <w:rPr>
-                <w:rFonts w:hint="eastAsia"/>
                 <w:b/>
                 <w:bCs/>
               </w:rPr>
@@ -26342,7 +24329,6 @@
           <w:p>
             <w:pPr>
               <w:rPr>
-                <w:rFonts w:hint="eastAsia"/>
                 <w:color w:val="000000"/>
               </w:rPr>
             </w:pPr>
@@ -26493,7 +24479,6 @@
           <w:p>
             <w:pPr>
               <w:rPr>
-                <w:rFonts w:hint="eastAsia"/>
                 <w:szCs w:val="21"/>
               </w:rPr>
             </w:pPr>
@@ -26514,7 +24499,6 @@
           <w:p>
             <w:pPr>
               <w:rPr>
-                <w:rFonts w:hint="eastAsia"/>
                 <w:szCs w:val="21"/>
               </w:rPr>
             </w:pPr>
@@ -26527,11 +24511,6 @@
             </w:r>
           </w:p>
           <w:p>
-            <w:pPr>
-              <w:rPr>
-                <w:rFonts w:hint="eastAsia"/>
-              </w:rPr>
-            </w:pPr>
             <w:r>
               <w:rPr>
                 <w:rFonts w:hint="eastAsia"/>
@@ -26549,7 +24528,6 @@
           <w:p>
             <w:pPr>
               <w:rPr>
-                <w:rFonts w:hint="eastAsia"/>
                 <w:color w:val="000000"/>
               </w:rPr>
             </w:pPr>
@@ -26727,13 +24705,7 @@
         </w:tc>
       </w:tr>
     </w:tbl>
-    <w:p>
-      <w:pPr>
-        <w:rPr>
-          <w:rFonts w:hint="eastAsia"/>
-        </w:rPr>
-      </w:pPr>
-    </w:p>
+    <w:p/>
     <w:p>
       <w:pPr>
         <w:pStyle w:val="2"/>
@@ -26803,7 +24775,6 @@
             <w:pPr>
               <w:jc w:val="center"/>
               <w:rPr>
-                <w:rFonts w:hint="eastAsia"/>
                 <w:b/>
                 <w:bCs/>
               </w:rPr>
@@ -26839,7 +24810,6 @@
             <w:pPr>
               <w:jc w:val="center"/>
               <w:rPr>
-                <w:rFonts w:hint="eastAsia"/>
                 <w:b/>
                 <w:bCs/>
               </w:rPr>
@@ -26876,7 +24846,6 @@
             <w:pPr>
               <w:jc w:val="center"/>
               <w:rPr>
-                <w:rFonts w:hint="eastAsia"/>
                 <w:b/>
                 <w:bCs/>
               </w:rPr>
@@ -26912,7 +24881,6 @@
             <w:pPr>
               <w:jc w:val="center"/>
               <w:rPr>
-                <w:rFonts w:hint="eastAsia"/>
                 <w:b/>
                 <w:bCs/>
               </w:rPr>
@@ -27236,7 +25204,6 @@
           <w:p>
             <w:pPr>
               <w:rPr>
-                <w:rFonts w:hint="eastAsia"/>
                 <w:color w:val="000000"/>
               </w:rPr>
             </w:pPr>
@@ -27368,7 +25335,6 @@
           <w:p>
             <w:pPr>
               <w:rPr>
-                <w:rFonts w:hint="eastAsia"/>
                 <w:szCs w:val="21"/>
               </w:rPr>
             </w:pPr>
@@ -27389,7 +25355,6 @@
           <w:p>
             <w:pPr>
               <w:rPr>
-                <w:rFonts w:hint="eastAsia"/>
                 <w:szCs w:val="21"/>
               </w:rPr>
             </w:pPr>
@@ -27402,11 +25367,6 @@
             </w:r>
           </w:p>
           <w:p>
-            <w:pPr>
-              <w:rPr>
-                <w:rFonts w:hint="eastAsia"/>
-              </w:rPr>
-            </w:pPr>
             <w:r>
               <w:rPr>
                 <w:rFonts w:hint="eastAsia"/>
@@ -27424,7 +25384,6 @@
           <w:p>
             <w:pPr>
               <w:rPr>
-                <w:rFonts w:hint="eastAsia"/>
                 <w:color w:val="000000"/>
               </w:rPr>
             </w:pPr>
@@ -27595,13 +25554,7 @@
         </w:tc>
       </w:tr>
     </w:tbl>
-    <w:p>
-      <w:pPr>
-        <w:rPr>
-          <w:rFonts w:hint="eastAsia"/>
-        </w:rPr>
-      </w:pPr>
-    </w:p>
+    <w:p/>
     <w:p>
       <w:pPr>
         <w:pStyle w:val="2"/>
@@ -27672,7 +25625,6 @@
             <w:pPr>
               <w:jc w:val="center"/>
               <w:rPr>
-                <w:rFonts w:hint="eastAsia"/>
                 <w:b/>
                 <w:bCs/>
               </w:rPr>
@@ -27708,7 +25660,6 @@
             <w:pPr>
               <w:jc w:val="center"/>
               <w:rPr>
-                <w:rFonts w:hint="eastAsia"/>
                 <w:b/>
                 <w:bCs/>
               </w:rPr>
@@ -27745,7 +25696,6 @@
             <w:pPr>
               <w:jc w:val="center"/>
               <w:rPr>
-                <w:rFonts w:hint="eastAsia"/>
                 <w:b/>
                 <w:bCs/>
               </w:rPr>
@@ -27781,7 +25731,6 @@
             <w:pPr>
               <w:jc w:val="center"/>
               <w:rPr>
-                <w:rFonts w:hint="eastAsia"/>
                 <w:b/>
                 <w:bCs/>
               </w:rPr>
@@ -28114,7 +26063,6 @@
           <w:p>
             <w:pPr>
               <w:rPr>
-                <w:rFonts w:hint="eastAsia"/>
                 <w:color w:val="000000"/>
               </w:rPr>
             </w:pPr>
@@ -28246,7 +26194,6 @@
           <w:p>
             <w:pPr>
               <w:rPr>
-                <w:rFonts w:hint="eastAsia"/>
                 <w:szCs w:val="21"/>
               </w:rPr>
             </w:pPr>
@@ -28267,7 +26214,6 @@
           <w:p>
             <w:pPr>
               <w:rPr>
-                <w:rFonts w:hint="eastAsia"/>
                 <w:szCs w:val="21"/>
               </w:rPr>
             </w:pPr>
@@ -28280,11 +26226,6 @@
             </w:r>
           </w:p>
           <w:p>
-            <w:pPr>
-              <w:rPr>
-                <w:rFonts w:hint="eastAsia"/>
-              </w:rPr>
-            </w:pPr>
             <w:r>
               <w:rPr>
                 <w:rFonts w:hint="eastAsia"/>
@@ -28302,7 +26243,6 @@
           <w:p>
             <w:pPr>
               <w:rPr>
-                <w:rFonts w:hint="eastAsia"/>
                 <w:color w:val="000000"/>
               </w:rPr>
             </w:pPr>
@@ -28450,13 +26390,7 @@
         </w:tc>
       </w:tr>
     </w:tbl>
-    <w:p>
-      <w:pPr>
-        <w:rPr>
-          <w:rFonts w:hint="eastAsia"/>
-        </w:rPr>
-      </w:pPr>
-    </w:p>
+    <w:p/>
     <w:sectPr>
       <w:pgSz w:w="11906" w:h="16838"/>
       <w:pgMar w:top="1440" w:right="1800" w:bottom="1440" w:left="1800" w:header="851" w:footer="992" w:gutter="0"/>
@@ -28468,7 +26402,7 @@
 </file>
 
 <file path=word/numbering.xml><?xml version="1.0" encoding="utf-8"?>
-<w:numbering xmlns:wpc="http://schemas.microsoft.com/office/word/2010/wordprocessingCanvas" xmlns:cx="http://schemas.microsoft.com/office/drawing/2014/chartex" xmlns:cx1="http://schemas.microsoft.com/office/drawing/2015/9/8/chartex" xmlns:cx2="http://schemas.microsoft.com/office/drawing/2015/10/21/chartex" xmlns:cx3="http://schemas.microsoft.com/office/drawing/2016/5/9/chartex" xmlns:cx4="http://schemas.microsoft.com/office/drawing/2016/5/10/chartex" xmlns:cx5="http://schemas.microsoft.com/office/drawing/2016/5/11/chartex" xmlns:cx6="http://schemas.microsoft.com/office/drawing/2016/5/12/chartex" xmlns:cx7="http://schemas.microsoft.com/office/drawing/2016/5/13/chartex" xmlns:cx8="http://schemas.microsoft.com/office/drawing/2016/5/14/chartex" xmlns:mc="http://schemas.openxmlformats.org/markup-compatibility/2006" xmlns:aink="http://schemas.microsoft.com/office/drawing/2016/ink" xmlns:am3d="http://schemas.microsoft.com/office/drawing/2017/model3d" xmlns:o="urn:schemas-microsoft-com:office:office" xmlns:oel="http://schemas.microsoft.com/office/2019/extlst" xmlns:r="http://schemas.openxmlformats.org/officeDocument/2006/relationships" xmlns:m="http://schemas.openxmlformats.org/officeDocument/2006/math" xmlns:v="urn:schemas-microsoft-com:vml" xmlns:wp14="http://schemas.microsoft.com/office/word/2010/wordprocessingDrawing" xmlns:wp="http://schemas.openxmlformats.org/drawingml/2006/wordprocessingDrawing" xmlns:w10="urn:schemas-microsoft-com:office:word" xmlns:w="http://schemas.openxmlformats.org/wordprocessingml/2006/main" xmlns:w14="http://schemas.microsoft.com/office/word/2010/wordml" xmlns:w15="http://schemas.microsoft.com/office/word/2012/wordml" xmlns:w16cex="http://schemas.microsoft.com/office/word/2018/wordml/cex" xmlns:w16cid="http://schemas.microsoft.com/office/word/2016/wordml/cid" xmlns:w16="http://schemas.microsoft.com/office/word/2018/wordml" xmlns:w16sdtdh="http://schemas.microsoft.com/office/word/2020/wordml/sdtdatahash" xmlns:w16se="http://schemas.microsoft.com/office/word/2015/wordml/symex" xmlns:wpg="http://schemas.microsoft.com/office/word/2010/wordprocessingGroup" xmlns:wpi="http://schemas.microsoft.com/office/word/2010/wordprocessingInk" xmlns:wne="http://schemas.microsoft.com/office/word/2006/wordml" xmlns:wps="http://schemas.microsoft.com/office/word/2010/wordprocessingShape" mc:Ignorable="w14 w15 w16se w16cid w16 w16cex w16sdtdh wp14">
+<w:numbering xmlns:wpc="http://schemas.microsoft.com/office/word/2010/wordprocessingCanvas" xmlns:cx="http://schemas.microsoft.com/office/drawing/2014/chartex" xmlns:cx1="http://schemas.microsoft.com/office/drawing/2015/9/8/chartex" xmlns:cx2="http://schemas.microsoft.com/office/drawing/2015/10/21/chartex" xmlns:cx3="http://schemas.microsoft.com/office/drawing/2016/5/9/chartex" xmlns:cx4="http://schemas.microsoft.com/office/drawing/2016/5/10/chartex" xmlns:cx5="http://schemas.microsoft.com/office/drawing/2016/5/11/chartex" xmlns:cx6="http://schemas.microsoft.com/office/drawing/2016/5/12/chartex" xmlns:cx7="http://schemas.microsoft.com/office/drawing/2016/5/13/chartex" xmlns:cx8="http://schemas.microsoft.com/office/drawing/2016/5/14/chartex" xmlns:mc="http://schemas.openxmlformats.org/markup-compatibility/2006" xmlns:aink="http://schemas.microsoft.com/office/drawing/2016/ink" xmlns:am3d="http://schemas.microsoft.com/office/drawing/2017/model3d" xmlns:o="urn:schemas-microsoft-com:office:office" xmlns:oel="http://schemas.microsoft.com/office/2019/extlst" xmlns:r="http://schemas.openxmlformats.org/officeDocument/2006/relationships" xmlns:m="http://schemas.openxmlformats.org/officeDocument/2006/math" xmlns:v="urn:schemas-microsoft-com:vml" xmlns:wp14="http://schemas.microsoft.com/office/word/2010/wordprocessingDrawing" xmlns:wp="http://schemas.openxmlformats.org/drawingml/2006/wordprocessingDrawing" xmlns:w10="urn:schemas-microsoft-com:office:word" xmlns:w="http://schemas.openxmlformats.org/wordprocessingml/2006/main" xmlns:w14="http://schemas.microsoft.com/office/word/2010/wordml" xmlns:w15="http://schemas.microsoft.com/office/word/2012/wordml" xmlns:w16cex="http://schemas.microsoft.com/office/word/2018/wordml/cex" xmlns:w16cid="http://schemas.microsoft.com/office/word/2016/wordml/cid" xmlns:w16="http://schemas.microsoft.com/office/word/2018/wordml" xmlns:w16du="http://schemas.microsoft.com/office/word/2023/wordml/word16du" xmlns:w16sdtdh="http://schemas.microsoft.com/office/word/2020/wordml/sdtdatahash" xmlns:w16sdtfl="http://schemas.microsoft.com/office/word/2024/wordml/sdtformatlock" xmlns:w16se="http://schemas.microsoft.com/office/word/2015/wordml/symex" xmlns:wpg="http://schemas.microsoft.com/office/word/2010/wordprocessingGroup" xmlns:wpi="http://schemas.microsoft.com/office/word/2010/wordprocessingInk" xmlns:wne="http://schemas.microsoft.com/office/word/2006/wordml" xmlns:wps="http://schemas.microsoft.com/office/word/2010/wordprocessingShape" mc:Ignorable="w14 w15 w16se w16cid w16 w16cex w16sdtdh w16sdtfl w16du wp14">
   <w:abstractNum w:abstractNumId="0" w15:restartNumberingAfterBreak="0">
     <w:nsid w:val="066870AC"/>
     <w:multiLevelType w:val="hybridMultilevel"/>
@@ -28903,7 +26837,7 @@
 </file>
 
 <file path=word/styles.xml><?xml version="1.0" encoding="utf-8"?>
-<w:styles xmlns:mc="http://schemas.openxmlformats.org/markup-compatibility/2006" xmlns:r="http://schemas.openxmlformats.org/officeDocument/2006/relationships" xmlns:w="http://schemas.openxmlformats.org/wordprocessingml/2006/main" xmlns:w14="http://schemas.microsoft.com/office/word/2010/wordml" xmlns:w15="http://schemas.microsoft.com/office/word/2012/wordml" xmlns:w16cex="http://schemas.microsoft.com/office/word/2018/wordml/cex" xmlns:w16cid="http://schemas.microsoft.com/office/word/2016/wordml/cid" xmlns:w16="http://schemas.microsoft.com/office/word/2018/wordml" xmlns:w16sdtdh="http://schemas.microsoft.com/office/word/2020/wordml/sdtdatahash" xmlns:w16se="http://schemas.microsoft.com/office/word/2015/wordml/symex" mc:Ignorable="w14 w15 w16se w16cid w16 w16cex w16sdtdh">
+<w:styles xmlns:mc="http://schemas.openxmlformats.org/markup-compatibility/2006" xmlns:r="http://schemas.openxmlformats.org/officeDocument/2006/relationships" xmlns:w="http://schemas.openxmlformats.org/wordprocessingml/2006/main" xmlns:w14="http://schemas.microsoft.com/office/word/2010/wordml" xmlns:w15="http://schemas.microsoft.com/office/word/2012/wordml" xmlns:w16cex="http://schemas.microsoft.com/office/word/2018/wordml/cex" xmlns:w16cid="http://schemas.microsoft.com/office/word/2016/wordml/cid" xmlns:w16="http://schemas.microsoft.com/office/word/2018/wordml" xmlns:w16du="http://schemas.microsoft.com/office/word/2023/wordml/word16du" xmlns:w16sdtdh="http://schemas.microsoft.com/office/word/2020/wordml/sdtdatahash" xmlns:w16sdtfl="http://schemas.microsoft.com/office/word/2024/wordml/sdtformatlock" xmlns:w16se="http://schemas.microsoft.com/office/word/2015/wordml/symex" mc:Ignorable="w14 w15 w16se w16cid w16 w16cex w16sdtdh w16sdtfl w16du">
   <w:docDefaults>
     <w:rPrDefault>
       <w:rPr>
